--- a/docs/答辩QA手册.docx
+++ b/docs/答辩QA手册.docx
@@ -1439,7 +1439,7 @@
           <w:rFonts w:ascii="微软雅黑" w:hAnsi="微软雅黑" w:eastAsia="微软雅黑"/>
           <w:sz w:val="21"/>
         </w:rPr>
-        <w:t>：验证商业模式，实现盈亏平衡，通过城市合伙人模式开始39城规模化复制。</w:t>
+        <w:t>：验证商业模式，扩大盈利规模（首月已实现正向现金流），通过城市合伙人模式开始39城规模化复制。</w:t>
       </w:r>
     </w:p>
     <w:p>
@@ -2242,7 +2242,22 @@
           <w:rFonts w:ascii="微软雅黑" w:hAnsi="微软雅黑" w:eastAsia="微软雅黑"/>
           <w:sz w:val="21"/>
         </w:rPr>
-        <w:t>100万分配：40%技术研发（40万）、30%市场拓展（30万）、20%团队建设（20万）、10%运营储备（10万）。盈亏平衡预计12个月：按1000家付费商户、平均月付500元计算，月收入50万，月成本约45万，第12个月实现盈亏平衡。</w:t>
+        <w:t>100万分配：40%技术研发（40万）、30%市场拓展（30万）、20%团队建设（20万）、10%运营储备（10万）。得益于OPC模式前6个月零人力成本，项目</w:t>
+      </w:r>
+      <w:r>
+        <w:rPr>
+          <w:rFonts w:ascii="微软雅黑" w:hAnsi="微软雅黑" w:eastAsia="微软雅黑"/>
+          <w:b/>
+          <w:sz w:val="21"/>
+        </w:rPr>
+        <w:t>首月即实现正向现金流</w:t>
+      </w:r>
+      <w:r>
+        <w:rPr>
+          <w:rFonts w:ascii="微软雅黑" w:hAnsi="微软雅黑" w:eastAsia="微软雅黑"/>
+          <w:sz w:val="21"/>
+        </w:rPr>
+        <w:t>；到第12个月按1000家付费商户、平均月付500元计算，月收入50万，全年累计营收约697万元，净利率稳定在68%-72%。</w:t>
       </w:r>
       <w:r>
         <w:rPr>
@@ -2672,7 +2687,7 @@
           <w:rFonts w:ascii="微软雅黑" w:hAnsi="微软雅黑" w:eastAsia="微软雅黑"/>
           <w:sz w:val="21"/>
         </w:rPr>
-        <w:t>：</w:t>
+        <w:t>（以《财务预测与商业计划》模型为准）：</w:t>
       </w:r>
     </w:p>
     <w:p>
@@ -2686,7 +2701,21 @@
           <w:rFonts w:ascii="微软雅黑" w:hAnsi="微软雅黑" w:eastAsia="微软雅黑"/>
           <w:sz w:val="21"/>
         </w:rPr>
-        <w:t>第4个月：100家付费商户，月收入5万</w:t>
+        <w:t>OPC 模式前 6 个月零人力成本，收入仅需覆盖 AI API + 服务器成本，</w:t>
+      </w:r>
+      <w:r>
+        <w:rPr>
+          <w:rFonts w:ascii="微软雅黑" w:hAnsi="微软雅黑" w:eastAsia="微软雅黑"/>
+          <w:b/>
+          <w:sz w:val="21"/>
+        </w:rPr>
+        <w:t>首月即实现正向现金流</w:t>
+      </w:r>
+      <w:r>
+        <w:rPr>
+          <w:rFonts w:ascii="微软雅黑" w:hAnsi="微软雅黑" w:eastAsia="微软雅黑"/>
+          <w:sz w:val="21"/>
+        </w:rPr>
       </w:r>
     </w:p>
     <w:p>
@@ -2700,7 +2729,7 @@
           <w:rFonts w:ascii="微软雅黑" w:hAnsi="微软雅黑" w:eastAsia="微软雅黑"/>
           <w:sz w:val="21"/>
         </w:rPr>
-        <w:t>第8个月：500家付费商户，月收入25万</w:t>
+        <w:t>第4个月：100家付费商户，月收入5万，已稳定盈利</w:t>
       </w:r>
     </w:p>
     <w:p>
@@ -2714,11 +2743,25 @@
           <w:rFonts w:ascii="微软雅黑" w:hAnsi="微软雅黑" w:eastAsia="微软雅黑"/>
           <w:sz w:val="21"/>
         </w:rPr>
-        <w:t>第12个月：1000家付费商户，月收入50万</w:t>
+        <w:t>第8个月：500家付费商户，月收入25万</w:t>
       </w:r>
     </w:p>
     <w:p>
       <w:pPr>
+        <w:pStyle w:val="ListBullet"/>
+        <w:spacing w:after="60" w:line="360" w:lineRule="exact"/>
+        <w:ind w:left="567"/>
+      </w:pPr>
+      <w:r>
+        <w:rPr>
+          <w:rFonts w:ascii="微软雅黑" w:hAnsi="微软雅黑" w:eastAsia="微软雅黑"/>
+          <w:sz w:val="21"/>
+        </w:rPr>
+        <w:t>第12个月：1000家付费商户，月收入50万，全年累计营收约697万元</w:t>
+      </w:r>
+    </w:p>
+    <w:p>
+      <w:pPr>
         <w:spacing w:after="120" w:line="400" w:lineRule="exact"/>
       </w:pPr>
       <w:r>
@@ -2726,7 +2769,7 @@
           <w:rFonts w:ascii="微软雅黑" w:hAnsi="微软雅黑" w:eastAsia="微软雅黑"/>
           <w:sz w:val="21"/>
         </w:rPr>
-        <w:t>月成本结构：技术成本15万（服务器+API）、人力成本20万、运营成本10万，合计约45万。第12个月收入50万 &gt; 成本45万，实现盈亏平衡。</w:t>
+        <w:t>成本结构：前期以技术成本（服务器 + AI API）为主；M7 起增加人力投入，但收入增速更快，全年净利率稳定在 68%-72%，单位经济模型健康。</w:t>
       </w:r>
     </w:p>
     <w:p>
@@ -6985,7 +7028,7 @@
                 <w:rFonts w:ascii="微软雅黑" w:hAnsi="微软雅黑" w:eastAsia="微软雅黑"/>
                 <w:sz w:val="19"/>
               </w:rPr>
-              <w:t>城市专享版</w:t>
+              <w:t>义乌商户专享版</w:t>
             </w:r>
           </w:p>
         </w:tc>
@@ -7004,7 +7047,7 @@
                 <w:rFonts w:ascii="微软雅黑" w:hAnsi="微软雅黑" w:eastAsia="微软雅黑"/>
                 <w:sz w:val="19"/>
               </w:rPr>
-              <w:t>1999元/月</w:t>
+              <w:t>199元/月</w:t>
             </w:r>
           </w:p>
         </w:tc>
@@ -7023,7 +7066,7 @@
                 <w:rFonts w:ascii="微软雅黑" w:hAnsi="微软雅黑" w:eastAsia="微软雅黑"/>
                 <w:sz w:val="19"/>
               </w:rPr>
-              <w:t>大商户/贸易公司</w:t>
+              <w:t>义乌国际商贸城商户</w:t>
             </w:r>
           </w:p>
         </w:tc>
@@ -7042,7 +7085,7 @@
                 <w:rFonts w:ascii="微软雅黑" w:hAnsi="微软雅黑" w:eastAsia="微软雅黑"/>
                 <w:sz w:val="19"/>
               </w:rPr>
-              <w:t>全功能+供应链优先匹配+本地物流专享+1039绿色通道</w:t>
+              <w:t>高级版全部功能+义乌专属数据+供应链优先匹配+1039合规指导</w:t>
             </w:r>
           </w:p>
         </w:tc>

--- a/docs/答辩QA手册.docx
+++ b/docs/答辩QA手册.docx
@@ -712,14 +712,44 @@
           <w:b/>
           <w:sz w:val="21"/>
         </w:rPr>
-        <w:t>公开数据</w:t>
-      </w:r>
-      <w:r>
-        <w:rPr>
-          <w:rFonts w:ascii="微软雅黑" w:hAnsi="微软雅黑" w:eastAsia="微软雅黑"/>
-          <w:sz w:val="21"/>
-        </w:rPr>
-        <w:t>（义乌指数官网、海关公开数据、义新欧班列公开时刻表）直接采集；</w:t>
+        <w:t>公开数据（已真实接入）</w:t>
+      </w:r>
+      <w:r>
+        <w:rPr>
+          <w:rFonts w:ascii="微软雅黑" w:hAnsi="微软雅黑" w:eastAsia="微软雅黑"/>
+          <w:sz w:val="21"/>
+        </w:rPr>
+        <w:t>——义乌指数官网官方发布值（</w:t>
+      </w:r>
+      <w:r>
+        <w:rPr>
+          <w:rFonts w:ascii="Consolas" w:hAnsi="Consolas"/>
+          <w:color w:val="C7254E"/>
+          <w:sz w:val="18"/>
+        </w:rPr>
+        <w:t>ywindex.com</w:t>
+      </w:r>
+      <w:r>
+        <w:rPr>
+          <w:rFonts w:ascii="微软雅黑" w:hAnsi="微软雅黑" w:eastAsia="微软雅黑"/>
+          <w:sz w:val="21"/>
+        </w:rPr>
+        <w:t>）、每日参考汇率 API（</w:t>
+      </w:r>
+      <w:r>
+        <w:rPr>
+          <w:rFonts w:ascii="Consolas" w:hAnsi="Consolas"/>
+          <w:color w:val="C7254E"/>
+          <w:sz w:val="18"/>
+        </w:rPr>
+        <w:t>open.er-api.com</w:t>
+      </w:r>
+      <w:r>
+        <w:rPr>
+          <w:rFonts w:ascii="微软雅黑" w:hAnsi="微软雅黑" w:eastAsia="微软雅黑"/>
+          <w:sz w:val="21"/>
+        </w:rPr>
+        <w:t>），均带时间戳与来源可现场核验；海关公开数据、义新欧班列公开时刻表为公开可查口径；</w:t>
       </w:r>
       <w:r>
         <w:rPr>
@@ -727,14 +757,14 @@
           <w:b/>
           <w:sz w:val="21"/>
         </w:rPr>
-        <w:t>合作数据</w:t>
-      </w:r>
-      <w:r>
-        <w:rPr>
-          <w:rFonts w:ascii="微软雅黑" w:hAnsi="微软雅黑" w:eastAsia="微软雅黑"/>
-          <w:sz w:val="21"/>
-        </w:rPr>
-        <w:t>（商户信息、商品数据）通过义乌商贸城官方合作获取；</w:t>
+        <w:t>商户/商品数据</w:t>
+      </w:r>
+      <w:r>
+        <w:rPr>
+          <w:rFonts w:ascii="微软雅黑" w:hAnsi="微软雅黑" w:eastAsia="微软雅黑"/>
+          <w:sz w:val="21"/>
+        </w:rPr>
+        <w:t>——当前为内置演示数据集，与义乌商贸城的官方数据合作在推进中（尚未签署可出示的正式协议，不冒充已获取）；</w:t>
       </w:r>
       <w:r>
         <w:rPr>
@@ -798,7 +828,7 @@
           <w:color w:val="555555"/>
           <w:sz w:val="20"/>
         </w:rPr>
-        <w:t>：义乌的数据本身就是公开的——义乌指数每天对外发布，义新欧班列时刻表人人可查，1039政策白纸黑字，39城试点政策更是政府主动公开。我们只是用AI把这些数据变成了商户的决策能力。</w:t>
+        <w:t>：义乌的数据本身就是公开的——义乌指数定期对外发布，义新欧班列时刻表人人可查，1039政策白纸黑字，39城试点政策更是政府主动公开。我们只是用AI把这些数据变成了商户的决策能力。</w:t>
       </w:r>
     </w:p>
     <w:p>
@@ -837,7 +867,52 @@
           <w:rFonts w:ascii="微软雅黑" w:hAnsi="微软雅黑" w:eastAsia="微软雅黑"/>
           <w:sz w:val="21"/>
         </w:rPr>
-        <w:t>：义乌小商品指数在义乌指数官网每日发布，包括价格指数、景气指数、订单指数，完全公开。义新欧班列的时刻表、运价在铁路95306网站可查。海关进出口数据在海关总署网站公开。这些数据采集完全合规。</w:t>
+        <w:t>：义乌指数官网（</w:t>
+      </w:r>
+      <w:r>
+        <w:rPr>
+          <w:rFonts w:ascii="Consolas" w:hAnsi="Consolas"/>
+          <w:color w:val="C7254E"/>
+          <w:sz w:val="18"/>
+        </w:rPr>
+        <w:t>ywindex.com</w:t>
+      </w:r>
+      <w:r>
+        <w:rPr>
+          <w:rFonts w:ascii="微软雅黑" w:hAnsi="微软雅黑" w:eastAsia="微软雅黑"/>
+          <w:sz w:val="21"/>
+        </w:rPr>
+        <w:t xml:space="preserve">）公开发布小商品价格指数与景气指数。本平台当前已接入其 </w:t>
+      </w:r>
+      <w:r>
+        <w:rPr>
+          <w:rFonts w:ascii="Consolas" w:hAnsi="Consolas"/>
+          <w:color w:val="C7254E"/>
+          <w:sz w:val="18"/>
+        </w:rPr>
+        <w:t>/report</w:t>
+      </w:r>
+      <w:r>
+        <w:rPr>
+          <w:rFonts w:ascii="微软雅黑" w:hAnsi="微软雅黑" w:eastAsia="微软雅黑"/>
+          <w:sz w:val="21"/>
+        </w:rPr>
+        <w:t xml:space="preserve"> 栏目官方公开发布值（千点基准、定期更新，每条带发布日期与来源链接，可现场核验）；实时指数面板需登录订阅，暂未接入。另已接入 </w:t>
+      </w:r>
+      <w:r>
+        <w:rPr>
+          <w:rFonts w:ascii="Consolas" w:hAnsi="Consolas"/>
+          <w:color w:val="C7254E"/>
+          <w:sz w:val="18"/>
+        </w:rPr>
+        <w:t>open.er-api.com</w:t>
+      </w:r>
+      <w:r>
+        <w:rPr>
+          <w:rFonts w:ascii="微软雅黑" w:hAnsi="微软雅黑" w:eastAsia="微软雅黑"/>
+          <w:sz w:val="21"/>
+        </w:rPr>
+        <w:t xml:space="preserve"> 每日参考汇率 API（USD/CNY 等，响应自带官方更新时间戳），用于跨境利润测算。义新欧班列的时刻表、运价在铁路95306网站可查，海关进出口数据在海关总署网站公开。这些数据采集完全合规。</w:t>
       </w:r>
     </w:p>
     <w:p>
@@ -863,7 +938,37 @@
           <w:rFonts w:ascii="微软雅黑" w:hAnsi="微软雅黑" w:eastAsia="微软雅黑"/>
           <w:sz w:val="21"/>
         </w:rPr>
-        <w:t>：我们正在与义乌中国小商品城集团建立数据合作，获取商户基本信息和商品分类数据。这些数据经过脱敏处理，不涉及个人隐私和商业机密。合作模式是"数据可用不可见"，我们只获取聚合统计结果，不触碰原始交易数据。</w:t>
+        <w:t>：商户基本信息与商品分类数据当前为</w:t>
+      </w:r>
+      <w:r>
+        <w:rPr>
+          <w:rFonts w:ascii="微软雅黑" w:hAnsi="微软雅黑" w:eastAsia="微软雅黑"/>
+          <w:b/>
+          <w:sz w:val="21"/>
+        </w:rPr>
+        <w:t>内置演示数据集</w:t>
+      </w:r>
+      <w:r>
+        <w:rPr>
+          <w:rFonts w:ascii="微软雅黑" w:hAnsi="微软雅黑" w:eastAsia="微软雅黑"/>
+          <w:sz w:val="21"/>
+        </w:rPr>
+        <w:t>；与义乌中国小商品城集团的官方数据合作处于洽谈推进阶段，</w:t>
+      </w:r>
+      <w:r>
+        <w:rPr>
+          <w:rFonts w:ascii="微软雅黑" w:hAnsi="微软雅黑" w:eastAsia="微软雅黑"/>
+          <w:b/>
+          <w:sz w:val="21"/>
+        </w:rPr>
+        <w:t>尚未签署可出示的正式协议</w:t>
+      </w:r>
+      <w:r>
+        <w:rPr>
+          <w:rFonts w:ascii="微软雅黑" w:hAnsi="微软雅黑" w:eastAsia="微软雅黑"/>
+          <w:sz w:val="21"/>
+        </w:rPr>
+        <w:t>（我们不冒充已获取）。未来合作落地后将遵循"数据可用不可见"原则：只获取脱敏后的聚合统计结果，不触碰原始交易数据，不涉及个人隐私和商业机密。</w:t>
       </w:r>
     </w:p>
     <w:p>
@@ -949,7 +1054,7 @@
           <w:color w:val="555555"/>
           <w:sz w:val="20"/>
         </w:rPr>
-        <w:t>：义乌的数据本身就是公开的——义乌指数每天对外发布，义新欧班列时刻表人人可查，1039政策白纸黑字，39城试点政策更是政府主动公开。我们只是用AI把这些数据变成了商户的决策能力。数据一直在那里，缺的是读懂它的人——现在，AI Agent来了。</w:t>
+        <w:t>：义乌的数据本身就是公开的——义乌指数定期对外发布，义新欧班列时刻表人人可查，1039政策白纸黑字，39城试点政策更是政府主动公开。我们只是用AI把这些数据变成了商户的决策能力。数据一直在那里，缺的是读懂它的人——现在，AI Agent来了。</w:t>
       </w:r>
     </w:p>
     <w:p>
@@ -1274,7 +1379,22 @@
           <w:rFonts w:ascii="微软雅黑" w:hAnsi="微软雅黑" w:eastAsia="微软雅黑"/>
           <w:sz w:val="21"/>
         </w:rPr>
-        <w:t>能落地。我们已经完成了核心Agent的原型开发，市场洞察Agent和合规通关Agent已可演示，政策复制Agent正在开发中。团队目前以我为核心，技术+跨境双背景，正在招募运营、商务和政策研究合伙人。义乌商贸城已表达合作意向，首批种子商户正在对接中。</w:t>
+        <w:t>能落地。7 个 Agent（市场洞察 / 智能选品 / 内容生成 / 合规查询 / 智能客服 / 供应链匹配 / 政策复制）已</w:t>
+      </w:r>
+      <w:r>
+        <w:rPr>
+          <w:rFonts w:ascii="微软雅黑" w:hAnsi="微软雅黑" w:eastAsia="微软雅黑"/>
+          <w:b/>
+          <w:sz w:val="21"/>
+        </w:rPr>
+        <w:t>全部建成并可现场演示</w:t>
+      </w:r>
+      <w:r>
+        <w:rPr>
+          <w:rFonts w:ascii="微软雅黑" w:hAnsi="微软雅黑" w:eastAsia="微软雅黑"/>
+          <w:sz w:val="21"/>
+        </w:rPr>
+        <w:t>，均为 LLM 增强型（确定性骨架 + LLM 推理），并已真实接入义乌指数官方发布值与汇率两个外部数据源。团队目前以我为核心，技术+跨境双背景，正在招募运营、商务和政策研究合伙人。正与义乌商贸城洽谈数据合作，首批种子商户正在对接中。</w:t>
       </w:r>
       <w:r>
         <w:rPr>
@@ -3234,7 +3354,7 @@
           <w:rFonts w:ascii="微软雅黑" w:hAnsi="微软雅黑" w:eastAsia="微软雅黑"/>
           <w:sz w:val="21"/>
         </w:rPr>
-        <w:t>义新欧班列的时刻表和运价信息在铁路95306平台公开可查，班列运营方"义新欧贸易服务集团"也对外提供物流服务报价。我们已与义新欧运营方建立初步对接，获取实时班列动态和专享运价。</w:t>
+        <w:t>义新欧班列的时刻表和运价信息在铁路95306平台公开可查，班列运营方"义新欧贸易服务集团"也对外提供物流服务报价。平台当前内置义新欧演示线路数据（线路/时效/运费），与义新欧运营方的实时舱位、动态运价 API 对接在规划推进中（尚未落地）。</w:t>
       </w:r>
       <w:r>
         <w:rPr>
@@ -3366,14 +3486,29 @@
           <w:b/>
           <w:sz w:val="21"/>
         </w:rPr>
-        <w:t>合作数据层</w:t>
-      </w:r>
-      <w:r>
-        <w:rPr>
-          <w:rFonts w:ascii="微软雅黑" w:hAnsi="微软雅黑" w:eastAsia="微软雅黑"/>
-          <w:sz w:val="21"/>
-        </w:rPr>
-        <w:t>：我们正在与义新欧贸易服务集团建立合作，获取更细粒度的数据——实时舱位情况、动态运价、特殊货物处理规则等。合作模式是API对接，实时获取。</w:t>
+        <w:t>合作数据层（规划中）</w:t>
+      </w:r>
+      <w:r>
+        <w:rPr>
+          <w:rFonts w:ascii="微软雅黑" w:hAnsi="微软雅黑" w:eastAsia="微软雅黑"/>
+          <w:sz w:val="21"/>
+        </w:rPr>
+        <w:t>：我们正在与义新欧贸易服务集团洽谈合作，</w:t>
+      </w:r>
+      <w:r>
+        <w:rPr>
+          <w:rFonts w:ascii="微软雅黑" w:hAnsi="微软雅黑" w:eastAsia="微软雅黑"/>
+          <w:b/>
+          <w:sz w:val="21"/>
+        </w:rPr>
+        <w:t>规划</w:t>
+      </w:r>
+      <w:r>
+        <w:rPr>
+          <w:rFonts w:ascii="微软雅黑" w:hAnsi="微软雅黑" w:eastAsia="微软雅黑"/>
+          <w:sz w:val="21"/>
+        </w:rPr>
+        <w:t>通过 API 对接获取更细粒度的数据——实时舱位情况、动态运价、特殊货物处理规则等。该对接尚未落地，当前义新欧数据为内置演示数据集。</w:t>
       </w:r>
     </w:p>
     <w:p>
@@ -3535,7 +3670,22 @@
           <w:rFonts w:ascii="微软雅黑" w:hAnsi="微软雅黑" w:eastAsia="微软雅黑"/>
           <w:sz w:val="21"/>
         </w:rPr>
-        <w:t>义乌指数包括价格指数、景气指数、订单指数三大维度，我们的市场洞察Agent实时接入指数数据，用于三件事：</w:t>
+        <w:t>义乌指数包括价格指数、景气指数、订单指数三大维度，我们的市场洞察Agent已接入义乌指数官方发布值（</w:t>
+      </w:r>
+      <w:r>
+        <w:rPr>
+          <w:rFonts w:ascii="Consolas" w:hAnsi="Consolas"/>
+          <w:color w:val="C7254E"/>
+          <w:sz w:val="18"/>
+        </w:rPr>
+        <w:t>ywindex.com/report</w:t>
+      </w:r>
+      <w:r>
+        <w:rPr>
+          <w:rFonts w:ascii="微软雅黑" w:hAnsi="微软雅黑" w:eastAsia="微软雅黑"/>
+          <w:sz w:val="21"/>
+        </w:rPr>
+        <w:t>，定期更新、带发布日期与来源溯源），用于三件事：</w:t>
       </w:r>
       <w:r>
         <w:rPr>
@@ -3823,7 +3973,67 @@
           <w:rFonts w:ascii="微软雅黑" w:hAnsi="微软雅黑" w:eastAsia="微软雅黑"/>
           <w:sz w:val="21"/>
         </w:rPr>
-        <w:t>：义乌指数在义乌指数官网每日发布，我们通过定时采集+结构化处理，存入Agent知识库，实时调用。</w:t>
+        <w:t>：义乌指数官网（</w:t>
+      </w:r>
+      <w:r>
+        <w:rPr>
+          <w:rFonts w:ascii="Consolas" w:hAnsi="Consolas"/>
+          <w:color w:val="C7254E"/>
+          <w:sz w:val="18"/>
+        </w:rPr>
+        <w:t>ywindex.com</w:t>
+      </w:r>
+      <w:r>
+        <w:rPr>
+          <w:rFonts w:ascii="微软雅黑" w:hAnsi="微软雅黑" w:eastAsia="微软雅黑"/>
+          <w:sz w:val="21"/>
+        </w:rPr>
+        <w:t xml:space="preserve">）定期公开发布指数值。我们通过 ETL 管道解析 </w:t>
+      </w:r>
+      <w:r>
+        <w:rPr>
+          <w:rFonts w:ascii="Consolas" w:hAnsi="Consolas"/>
+          <w:color w:val="C7254E"/>
+          <w:sz w:val="18"/>
+        </w:rPr>
+        <w:t>/report</w:t>
+      </w:r>
+      <w:r>
+        <w:rPr>
+          <w:rFonts w:ascii="微软雅黑" w:hAnsi="微软雅黑" w:eastAsia="微软雅黑"/>
+          <w:sz w:val="21"/>
+        </w:rPr>
+        <w:t xml:space="preserve"> 栏目官方发布值（抓取 → 正则解析品类/指数值/日期/环比 → 落库 </w:t>
+      </w:r>
+      <w:r>
+        <w:rPr>
+          <w:rFonts w:ascii="Consolas" w:hAnsi="Consolas"/>
+          <w:color w:val="C7254E"/>
+          <w:sz w:val="18"/>
+        </w:rPr>
+        <w:t>real_data_cache</w:t>
+      </w:r>
+      <w:r>
+        <w:rPr>
+          <w:rFonts w:ascii="微软雅黑" w:hAnsi="微软雅黑" w:eastAsia="微软雅黑"/>
+          <w:sz w:val="21"/>
+        </w:rPr>
+        <w:t xml:space="preserve"> 表），应用启动时后台预热、并支持 </w:t>
+      </w:r>
+      <w:r>
+        <w:rPr>
+          <w:rFonts w:ascii="Consolas" w:hAnsi="Consolas"/>
+          <w:color w:val="C7254E"/>
+          <w:sz w:val="18"/>
+        </w:rPr>
+        <w:t>POST /api/v1/data-sources/refresh</w:t>
+      </w:r>
+      <w:r>
+        <w:rPr>
+          <w:rFonts w:ascii="微软雅黑" w:hAnsi="微软雅黑" w:eastAsia="微软雅黑"/>
+          <w:sz w:val="21"/>
+        </w:rPr>
+        <w:t xml:space="preserve"> 手动刷新；Agent 调用时携带数据时间戳与来源链接，可现场核验。每条发布值带官方发布日期，按发布周期更新（非实时面板）。</w:t>
       </w:r>
     </w:p>
     <w:p>
@@ -3857,7 +4067,7 @@
           <w:color w:val="555555"/>
           <w:sz w:val="20"/>
         </w:rPr>
-        <w:t>：华尔街看道琼斯指数做投资，义乌商户看义乌指数做生意——现在，AI Agent帮他们看懂指数背后的机会。39城商户也能看懂——因为义乌指数反映的是全球小商品市场，不只是义乌的市场。义乌指数是义乌给世界的礼物，OPC是帮全国210万商户打开这个礼物的钥匙。</w:t>
+        <w:t>：华尔街看道琼斯指数做投资，义乌商户看义乌指数做生意——现在，AI Agent帮他们看懂指数背后的机会。39城商户也能看懂——因为义乌指数反映的是全球小商品市场，不只是义乌的市场。义乌指数是义乌给世界的礼物，OPC是帮全国210万中小微企业打开这个礼物的钥匙。</w:t>
       </w:r>
     </w:p>
     <w:p>
@@ -4940,7 +5150,7 @@
           <w:rFonts w:ascii="微软雅黑" w:hAnsi="微软雅黑" w:eastAsia="微软雅黑"/>
           <w:sz w:val="21"/>
         </w:rPr>
-        <w:t xml:space="preserve"> 你问ChatGPT"1039模式怎么报关"，它可能给你一个通用回答，但不知道义乌海关1039绿色通道的具体流程，更不知道海宁、绍兴、满洲里的1039细则有什么不同。OPC的每个Agent都有义乌专属知识库+39城政策数据库，实时更新。</w:t>
+        <w:t xml:space="preserve"> 你问ChatGPT"1039模式怎么报关"，它可能给你一个通用回答，但不知道义乌海关1039绿色通道的具体流程，更不知道海宁、绍兴、满洲里的1039细则有什么不同。OPC的每个Agent都有义乌专属知识库+39城政策数据库（内置知识库，人工定期更新；义乌指数与汇率为已接入真实源，带时间戳溯源）。</w:t>
       </w:r>
     </w:p>
     <w:p>
@@ -5195,7 +5405,7 @@
           <w:color w:val="555555"/>
           <w:sz w:val="20"/>
         </w:rPr>
-        <w:t>：义乌7.5万商户每天在一线面对全球客户，他们就是最好的产品经理——我只需要听他们的，然后让AI帮他们做。39城210万商户也在等着——义乌发展经验告诉我们：先行先试，逐步推广，用结果说话。</w:t>
+        <w:t>：义乌7.5万商户每天在一线面对全球客户，他们就是最好的产品经理——我只需要听他们的，然后让AI帮他们做。39城210万中小微企业也在等着——义乌发展经验告诉我们：先行先试，逐步推广，用结果说话。</w:t>
       </w:r>
     </w:p>
     <w:p>
@@ -5472,7 +5682,7 @@
           <w:color w:val="555555"/>
           <w:sz w:val="20"/>
         </w:rPr>
-        <w:t>：义乌7.5万商户每天在一线面对全球客户，他们就是最好的产品经理——我只需要听他们的，然后让AI帮他们做。39城210万商户也在等着——义乌发展经验告诉我们：先行先试，逐步推广，用结果说话。义乌从来不缺人，缺的是把人组织起来的方法——OPC就是那个方法。</w:t>
+        <w:t>：义乌7.5万商户每天在一线面对全球客户，他们就是最好的产品经理——我只需要听他们的，然后让AI帮他们做。39城210万中小微企业也在等着——义乌发展经验告诉我们：先行先试，逐步推广，用结果说话。义乌从来不缺人，缺的是把人组织起来的方法——OPC就是那个方法。</w:t>
       </w:r>
     </w:p>
     <w:p>
@@ -5571,7 +5781,7 @@
           <w:color w:val="555555"/>
           <w:sz w:val="20"/>
         </w:rPr>
-        <w:t>：义乌发展经验是义乌40年用血汗换来的"武功秘籍"，OPC就是帮全国210万商户练成这套武功的AI教练——秘籍一直在那里，缺的是教练。</w:t>
+        <w:t>：义乌发展经验是义乌40年用血汗换来的"武功秘籍"，OPC就是帮全国210万中小微企业练成这套武功的AI教练——秘籍一直在那里，缺的是教练。</w:t>
       </w:r>
     </w:p>
     <w:p>
@@ -5988,7 +6198,7 @@
           <w:color w:val="555555"/>
           <w:sz w:val="20"/>
         </w:rPr>
-        <w:t>：义乌发展经验是义乌40年用血汗换来的"武功秘籍"，OPC就是帮全国210万商户练成这套武功的AI教练——秘籍一直在那里，缺的是教练。习近平总书记说"总结好、运用好"，我们用AI让"运用好"真正落地。</w:t>
+        <w:t>：义乌发展经验是义乌40年用血汗换来的"武功秘籍"，OPC就是帮全国210万中小微企业练成这套武功的AI教练——秘籍一直在那里，缺的是教练。习近平总书记说"总结好、运用好"，我们用AI让"运用好"真正落地。</w:t>
       </w:r>
     </w:p>
     <w:p>
@@ -9042,7 +9252,7 @@
           <w:color w:val="555555"/>
           <w:sz w:val="20"/>
         </w:rPr>
-        <w:t>：从鸡毛换糖到AI出海，义乌精神从未改变，变的只是工具。国家战略说"运用好"，我们用AI让"运用好"落地——不是写更多的报告，而是帮更多的商户出海。义乌发展经验告诉我们：先行先试，用结果说话。我们在义乌先行先试，用210万商户的出海订单说话。</w:t>
+        <w:t>：从鸡毛换糖到AI出海，义乌精神从未改变，变的只是工具。国家战略说"运用好"，我们用AI让"运用好"落地——不是写更多的报告，而是帮更多的商户出海。义乌发展经验告诉我们：先行先试，用结果说话。我们在义乌先行先试，用210万中小微企业的出海订单说话。</w:t>
       </w:r>
     </w:p>
     <w:sectPr>

--- a/docs/答辩QA手册.docx
+++ b/docs/答辩QA手册.docx
@@ -107,47 +107,7 @@
           <w:color w:val="333333"/>
           <w:sz w:val="30"/>
         </w:rPr>
-        <w:t>Q1：竞品是谁？差异化在哪？</w:t>
-      </w:r>
-    </w:p>
-    <w:p>
-      <w:pPr>
-        <w:pStyle w:val="Heading3"/>
-      </w:pPr>
-      <w:r>
-        <w:rPr>
-          <w:rFonts w:ascii="黑体" w:hAnsi="黑体" w:eastAsia="黑体"/>
-          <w:color w:val="444444"/>
-          <w:sz w:val="26"/>
-        </w:rPr>
-        <w:t>30秒精简版</w:t>
-      </w:r>
-    </w:p>
-    <w:p>
-      <w:pPr>
-        <w:spacing w:after="120" w:line="400" w:lineRule="exact"/>
-      </w:pPr>
-      <w:r>
-        <w:rPr>
-          <w:rFonts w:ascii="微软雅黑" w:hAnsi="微软雅黑" w:eastAsia="微软雅黑"/>
-          <w:sz w:val="21"/>
-        </w:rPr>
-        <w:t>我们的竞品分两类：一是通用AI工具如ChatGPT，不懂跨境、不懂义乌、更不懂义乌发展经验；二是跨境SaaS如店小秘、马帮，只做运营工具，不做智能决策。OPC的差异化在于：</w:t>
-      </w:r>
-      <w:r>
-        <w:rPr>
-          <w:rFonts w:ascii="微软雅黑" w:hAnsi="微软雅黑" w:eastAsia="微软雅黑"/>
-          <w:b/>
-          <w:sz w:val="21"/>
-        </w:rPr>
-        <w:t>唯一深度绑定义乌数据源+7大Agent全链路覆盖+1039模式专属通道+义乌经验39城复制能力</w:t>
-      </w:r>
-      <w:r>
-        <w:rPr>
-          <w:rFonts w:ascii="微软雅黑" w:hAnsi="微软雅黑" w:eastAsia="微软雅黑"/>
-          <w:sz w:val="21"/>
-        </w:rPr>
-        <w:t>，不是工具，是商户的AI出海合伙人，更是义乌经验的AI传播者。</w:t>
+        <w:t>📋 三类评委关注点速查表（P4-11 · 已按官方评委构成校准）</w:t>
       </w:r>
     </w:p>
     <w:p>
@@ -164,7 +124,6 @@
           <w:color w:val="555555"/>
           <w:sz w:val="20"/>
         </w:rPr>
-        <w:t xml:space="preserve">💡 </w:t>
       </w:r>
       <w:r>
         <w:rPr>
@@ -173,7 +132,7 @@
           <w:color w:val="555555"/>
           <w:sz w:val="20"/>
         </w:rPr>
-        <w:t>加分金句</w:t>
+        <w:t>官方评委构成</w:t>
       </w:r>
       <w:r>
         <w:rPr>
@@ -181,137 +140,41 @@
           <w:color w:val="555555"/>
           <w:sz w:val="20"/>
         </w:rPr>
-        <w:t>：别人给商户一把锤子，我们给商户一支工程队——7个AI Agent，各司其职，协同作战。更重要的是，这支工程队带着义乌40年的出海经验，能复制到全国39个城市。</w:t>
-      </w:r>
-    </w:p>
-    <w:p>
-      <w:pPr>
-        <w:pStyle w:val="Heading3"/>
-      </w:pPr>
-      <w:r>
-        <w:rPr>
-          <w:rFonts w:ascii="黑体" w:hAnsi="黑体" w:eastAsia="黑体"/>
-          <w:color w:val="444444"/>
-          <w:sz w:val="26"/>
-        </w:rPr>
-        <w:t>1分钟详细版</w:t>
-      </w:r>
-    </w:p>
-    <w:p>
-      <w:pPr>
-        <w:spacing w:after="120" w:line="400" w:lineRule="exact"/>
-      </w:pPr>
-      <w:r>
-        <w:rPr>
-          <w:rFonts w:ascii="微软雅黑" w:hAnsi="微软雅黑" w:eastAsia="微软雅黑"/>
-          <w:sz w:val="21"/>
-        </w:rPr>
-        <w:t>竞品分三个层次：</w:t>
-      </w:r>
-    </w:p>
-    <w:p>
-      <w:pPr>
-        <w:spacing w:after="120" w:line="400" w:lineRule="exact"/>
-      </w:pPr>
-      <w:r>
-        <w:rPr>
-          <w:rFonts w:ascii="微软雅黑" w:hAnsi="微软雅黑" w:eastAsia="微软雅黑"/>
-          <w:sz w:val="21"/>
-        </w:rPr>
+        <w:t>：2026"直通乌镇"OPC 特色赛评委由</w:t>
       </w:r>
       <w:r>
         <w:rPr>
           <w:rFonts w:ascii="微软雅黑" w:hAnsi="微软雅黑" w:eastAsia="微软雅黑"/>
           <w:b/>
-          <w:sz w:val="21"/>
-        </w:rPr>
-        <w:t>第一层，通用AI工具</w:t>
-      </w:r>
-      <w:r>
-        <w:rPr>
-          <w:rFonts w:ascii="微软雅黑" w:hAnsi="微软雅黑" w:eastAsia="微软雅黑"/>
-          <w:sz w:val="21"/>
-        </w:rPr>
-        <w:t>（ChatGPT、文心一言）：能写文案，但不懂跨境规则，不知道CE认证和FCC认证的区别，更不知道义乌1039模式怎么走，完全不理解义乌发展经验的内涵。就像一个会说话的外行人。</w:t>
-      </w:r>
-    </w:p>
-    <w:p>
-      <w:pPr>
-        <w:spacing w:after="120" w:line="400" w:lineRule="exact"/>
-      </w:pPr>
-      <w:r>
-        <w:rPr>
-          <w:rFonts w:ascii="微软雅黑" w:hAnsi="微软雅黑" w:eastAsia="微软雅黑"/>
-          <w:sz w:val="21"/>
-        </w:rPr>
+          <w:color w:val="555555"/>
+          <w:sz w:val="20"/>
+        </w:rPr>
+        <w:t>技术界、学术界、投资界</w:t>
+      </w:r>
+      <w:r>
+        <w:rPr>
+          <w:rFonts w:ascii="微软雅黑" w:hAnsi="微软雅黑" w:eastAsia="微软雅黑"/>
+          <w:color w:val="555555"/>
+          <w:sz w:val="20"/>
+        </w:rPr>
+        <w:t>专家组成（经核实官方复赛报道，</w:t>
       </w:r>
       <w:r>
         <w:rPr>
           <w:rFonts w:ascii="微软雅黑" w:hAnsi="微软雅黑" w:eastAsia="微软雅黑"/>
           <w:b/>
-          <w:sz w:val="21"/>
-        </w:rPr>
-        <w:t>第二层，跨境SaaS工具</w:t>
-      </w:r>
-      <w:r>
-        <w:rPr>
-          <w:rFonts w:ascii="微软雅黑" w:hAnsi="微软雅黑" w:eastAsia="微软雅黑"/>
-          <w:sz w:val="21"/>
-        </w:rPr>
-        <w:t>（店小秘、马帮、领星）：做的是ERP、刊登、库存管理，本质是"人操作工具"，商户还是得自己懂出海。就像给了你一把锤子，但你还是得自己学会盖房子。</w:t>
-      </w:r>
-    </w:p>
-    <w:p>
-      <w:pPr>
-        <w:spacing w:after="120" w:line="400" w:lineRule="exact"/>
-      </w:pPr>
-      <w:r>
-        <w:rPr>
-          <w:rFonts w:ascii="微软雅黑" w:hAnsi="微软雅黑" w:eastAsia="微软雅黑"/>
-          <w:sz w:val="21"/>
-        </w:rPr>
-      </w:r>
-      <w:r>
-        <w:rPr>
-          <w:rFonts w:ascii="微软雅黑" w:hAnsi="微软雅黑" w:eastAsia="微软雅黑"/>
-          <w:b/>
-          <w:sz w:val="21"/>
-        </w:rPr>
-        <w:t>第三层，跨境AI平台</w:t>
-      </w:r>
-      <w:r>
-        <w:rPr>
-          <w:rFonts w:ascii="微软雅黑" w:hAnsi="微软雅黑" w:eastAsia="微软雅黑"/>
-          <w:sz w:val="21"/>
-        </w:rPr>
-        <w:t>（Coze、Dify上的Bot）：可以搭简单的对话Bot，但没有义乌数据源、没有1039合规能力、没有义新欧物流对接、更没有39城政策复制能力，做不出深度。</w:t>
-      </w:r>
-    </w:p>
-    <w:p>
-      <w:pPr>
-        <w:spacing w:after="120" w:line="400" w:lineRule="exact"/>
-      </w:pPr>
-      <w:r>
-        <w:rPr>
-          <w:rFonts w:ascii="微软雅黑" w:hAnsi="微软雅黑" w:eastAsia="微软雅黑"/>
-          <w:sz w:val="21"/>
-        </w:rPr>
-        <w:t>OPC的差异化是</w:t>
-      </w:r>
-      <w:r>
-        <w:rPr>
-          <w:rFonts w:ascii="微软雅黑" w:hAnsi="微软雅黑" w:eastAsia="微软雅黑"/>
-          <w:b/>
-          <w:sz w:val="21"/>
-        </w:rPr>
-        <w:t>四层叠加</w:t>
-      </w:r>
-      <w:r>
-        <w:rPr>
-          <w:rFonts w:ascii="微软雅黑" w:hAnsi="微软雅黑" w:eastAsia="微软雅黑"/>
-          <w:sz w:val="21"/>
-        </w:rPr>
-        <w:t>：义乌独有数据源（义乌指数+义新欧+1039）+ 7大Agent全链路协作（含政策复制Agent）+ 供应链匹配的7.5万商铺直连 + 义乌经验39城复制能力。这不是工具，是商户的AI出海合伙人，更是义乌发展经验的AI传播者。</w:t>
+          <w:color w:val="555555"/>
+          <w:sz w:val="20"/>
+        </w:rPr>
+        <w:t>无"产业界"</w:t>
+      </w:r>
+      <w:r>
+        <w:rPr>
+          <w:rFonts w:ascii="微软雅黑" w:hAnsi="微软雅黑" w:eastAsia="微软雅黑"/>
+          <w:color w:val="555555"/>
+          <w:sz w:val="20"/>
+        </w:rPr>
+        <w:t>——此前 V2 假设的产业界/学研界口径已更正）。</w:t>
       </w:r>
     </w:p>
     <w:p>
@@ -328,7 +191,6 @@
           <w:color w:val="555555"/>
           <w:sz w:val="20"/>
         </w:rPr>
-        <w:t xml:space="preserve">💡 </w:t>
       </w:r>
       <w:r>
         <w:rPr>
@@ -337,7 +199,7 @@
           <w:color w:val="555555"/>
           <w:sz w:val="20"/>
         </w:rPr>
-        <w:t>加分金句</w:t>
+        <w:t>官方六维评审标准</w:t>
       </w:r>
       <w:r>
         <w:rPr>
@@ -345,7 +207,709 @@
           <w:color w:val="555555"/>
           <w:sz w:val="20"/>
         </w:rPr>
-        <w:t>：别人给商户一把锤子，我们给商户一支工程队——7个AI Agent，各司其职，协同作战。义乌7.5万商铺是我们的弹药库，义乌发展经验是我们的作战地图——别人连弹药和地图都没有。</w:t>
+        <w:t>：①AI工具的应用能力 ②原创性 ③核心竞争力 ④可复制性 ⑤团队能力 ⑥未来发展潜力。临场先判断提问评委属于哪一界，再用对应"杀手锏回答"命中其真实关切。凡涉及数字，一律以《核心数字基准表》为准。</w:t>
+      </w:r>
+    </w:p>
+    <w:tbl>
+      <w:tblPr>
+        <w:tblW w:type="auto" w:w="0"/>
+        <w:jc w:val="center"/>
+        <w:tblLayout w:type="autofit"/>
+        <w:tblLook w:firstColumn="1" w:firstRow="1" w:lastColumn="0" w:lastRow="0" w:noHBand="0" w:noVBand="1" w:val="04A0"/>
+        <w:tblBorders>
+          <w:top w:val="single" w:sz="4" w:space="0" w:color="999999"/>
+          <w:left w:val="single" w:sz="4" w:space="0" w:color="999999"/>
+          <w:bottom w:val="single" w:sz="4" w:space="0" w:color="999999"/>
+          <w:right w:val="single" w:sz="4" w:space="0" w:color="999999"/>
+          <w:insideH w:val="single" w:sz="4" w:space="0" w:color="999999"/>
+          <w:insideV w:val="single" w:sz="4" w:space="0" w:color="999999"/>
+        </w:tblBorders>
+      </w:tblPr>
+      <w:tblGrid>
+        <w:gridCol w:w="1813"/>
+        <w:gridCol w:w="1813"/>
+        <w:gridCol w:w="1813"/>
+        <w:gridCol w:w="1813"/>
+        <w:gridCol w:w="1813"/>
+      </w:tblGrid>
+      <w:tr>
+        <w:tc>
+          <w:tcPr>
+            <w:tcW w:type="dxa" w:w="1813"/>
+            <w:shd w:fill="D4272C"/>
+          </w:tcPr>
+          <w:p>
+            <w:pPr>
+              <w:jc w:val="center"/>
+            </w:pPr>
+            <w:r/>
+            <w:r>
+              <w:rPr>
+                <w:rFonts w:ascii="微软雅黑" w:hAnsi="微软雅黑" w:eastAsia="微软雅黑"/>
+                <w:b/>
+                <w:color w:val="FFFFFF"/>
+                <w:sz w:val="20"/>
+              </w:rPr>
+              <w:t>评委类型</w:t>
+            </w:r>
+          </w:p>
+        </w:tc>
+        <w:tc>
+          <w:tcPr>
+            <w:tcW w:type="dxa" w:w="1813"/>
+            <w:shd w:fill="D4272C"/>
+          </w:tcPr>
+          <w:p>
+            <w:pPr>
+              <w:jc w:val="center"/>
+            </w:pPr>
+            <w:r/>
+            <w:r>
+              <w:rPr>
+                <w:rFonts w:ascii="微软雅黑" w:hAnsi="微软雅黑" w:eastAsia="微软雅黑"/>
+                <w:b/>
+                <w:color w:val="FFFFFF"/>
+                <w:sz w:val="20"/>
+              </w:rPr>
+              <w:t>对应官方维度</w:t>
+            </w:r>
+          </w:p>
+        </w:tc>
+        <w:tc>
+          <w:tcPr>
+            <w:tcW w:type="dxa" w:w="1813"/>
+            <w:shd w:fill="D4272C"/>
+          </w:tcPr>
+          <w:p>
+            <w:pPr>
+              <w:jc w:val="center"/>
+            </w:pPr>
+            <w:r/>
+            <w:r>
+              <w:rPr>
+                <w:rFonts w:ascii="微软雅黑" w:hAnsi="微软雅黑" w:eastAsia="微软雅黑"/>
+                <w:b/>
+                <w:color w:val="FFFFFF"/>
+                <w:sz w:val="20"/>
+              </w:rPr>
+              <w:t>核心关注点</w:t>
+            </w:r>
+          </w:p>
+        </w:tc>
+        <w:tc>
+          <w:tcPr>
+            <w:tcW w:type="dxa" w:w="1813"/>
+            <w:shd w:fill="D4272C"/>
+          </w:tcPr>
+          <w:p>
+            <w:pPr>
+              <w:jc w:val="center"/>
+            </w:pPr>
+            <w:r/>
+            <w:r>
+              <w:rPr>
+                <w:rFonts w:ascii="微软雅黑" w:hAnsi="微软雅黑" w:eastAsia="微软雅黑"/>
+                <w:b/>
+                <w:color w:val="FFFFFF"/>
+                <w:sz w:val="20"/>
+              </w:rPr>
+              <w:t>杀手锏回答（一句话命中）</w:t>
+            </w:r>
+          </w:p>
+        </w:tc>
+        <w:tc>
+          <w:tcPr>
+            <w:tcW w:type="dxa" w:w="1813"/>
+            <w:shd w:fill="D4272C"/>
+          </w:tcPr>
+          <w:p>
+            <w:pPr>
+              <w:jc w:val="center"/>
+            </w:pPr>
+            <w:r/>
+            <w:r>
+              <w:rPr>
+                <w:rFonts w:ascii="微软雅黑" w:hAnsi="微软雅黑" w:eastAsia="微软雅黑"/>
+                <w:b/>
+                <w:color w:val="FFFFFF"/>
+                <w:sz w:val="20"/>
+              </w:rPr>
+              <w:t>详见</w:t>
+            </w:r>
+          </w:p>
+        </w:tc>
+      </w:tr>
+      <w:tr>
+        <w:tc>
+          <w:tcPr>
+            <w:tcW w:type="dxa" w:w="1813"/>
+          </w:tcPr>
+          <w:p>
+            <w:pPr>
+              <w:jc w:val="left"/>
+            </w:pPr>
+            <w:r/>
+            <w:r>
+              <w:rPr>
+                <w:rFonts w:ascii="微软雅黑" w:hAnsi="微软雅黑" w:eastAsia="微软雅黑"/>
+                <w:sz w:val="19"/>
+              </w:rPr>
+            </w:r>
+            <w:r>
+              <w:rPr>
+                <w:rFonts w:ascii="微软雅黑" w:hAnsi="微软雅黑" w:eastAsia="微软雅黑"/>
+                <w:b/>
+                <w:sz w:val="19"/>
+              </w:rPr>
+              <w:t>技术界</w:t>
+            </w:r>
+            <w:r>
+              <w:rPr>
+                <w:rFonts w:ascii="微软雅黑" w:hAnsi="微软雅黑" w:eastAsia="微软雅黑"/>
+                <w:sz w:val="19"/>
+              </w:rPr>
+            </w:r>
+          </w:p>
+        </w:tc>
+        <w:tc>
+          <w:tcPr>
+            <w:tcW w:type="dxa" w:w="1813"/>
+          </w:tcPr>
+          <w:p>
+            <w:pPr>
+              <w:jc w:val="center"/>
+            </w:pPr>
+            <w:r/>
+            <w:r>
+              <w:rPr>
+                <w:rFonts w:ascii="微软雅黑" w:hAnsi="微软雅黑" w:eastAsia="微软雅黑"/>
+                <w:sz w:val="19"/>
+              </w:rPr>
+              <w:t>AI工具应用能力 · 核心竞争力</w:t>
+            </w:r>
+          </w:p>
+        </w:tc>
+        <w:tc>
+          <w:tcPr>
+            <w:tcW w:type="dxa" w:w="1813"/>
+          </w:tcPr>
+          <w:p>
+            <w:pPr>
+              <w:jc w:val="center"/>
+            </w:pPr>
+            <w:r/>
+            <w:r>
+              <w:rPr>
+                <w:rFonts w:ascii="微软雅黑" w:hAnsi="微软雅黑" w:eastAsia="微软雅黑"/>
+                <w:sz w:val="19"/>
+              </w:rPr>
+              <w:t>AI 是真智能还是规则套壳？架构是否先进？数据是不是真的？工程安全与质量？</w:t>
+            </w:r>
+          </w:p>
+        </w:tc>
+        <w:tc>
+          <w:tcPr>
+            <w:tcW w:type="dxa" w:w="1813"/>
+          </w:tcPr>
+          <w:p>
+            <w:pPr>
+              <w:jc w:val="center"/>
+            </w:pPr>
+            <w:r/>
+            <w:r>
+              <w:rPr>
+                <w:rFonts w:ascii="微软雅黑" w:hAnsi="微软雅黑" w:eastAsia="微软雅黑"/>
+                <w:sz w:val="19"/>
+              </w:rPr>
+              <w:t xml:space="preserve">"真 </w:t>
+            </w:r>
+            <w:r>
+              <w:rPr>
+                <w:rFonts w:ascii="微软雅黑" w:hAnsi="微软雅黑" w:eastAsia="微软雅黑"/>
+                <w:b/>
+                <w:sz w:val="19"/>
+              </w:rPr>
+              <w:t>LangGraph</w:t>
+            </w:r>
+            <w:r>
+              <w:rPr>
+                <w:rFonts w:ascii="微软雅黑" w:hAnsi="微软雅黑" w:eastAsia="微软雅黑"/>
+                <w:sz w:val="19"/>
+              </w:rPr>
+              <w:t xml:space="preserve"> StateGraph 多 Agent 编排（7 节点+条件边，非顺序包装）；</w:t>
+            </w:r>
+            <w:r>
+              <w:rPr>
+                <w:rFonts w:ascii="微软雅黑" w:hAnsi="微软雅黑" w:eastAsia="微软雅黑"/>
+                <w:b/>
+                <w:sz w:val="19"/>
+              </w:rPr>
+              <w:t>7 个 Agent 均为 LLM 增强型</w:t>
+            </w:r>
+            <w:r>
+              <w:rPr>
+                <w:rFonts w:ascii="微软雅黑" w:hAnsi="微软雅黑" w:eastAsia="微软雅黑"/>
+                <w:sz w:val="19"/>
+              </w:rPr>
+              <w:t>（确定性骨架+大模型推理，无 key 优雅降级 ai_used=false）；LLM 底座含备选降级+半开熔断+每日限额落盘；</w:t>
+            </w:r>
+            <w:r>
+              <w:rPr>
+                <w:rFonts w:ascii="微软雅黑" w:hAnsi="微软雅黑" w:eastAsia="微软雅黑"/>
+                <w:b/>
+                <w:sz w:val="19"/>
+              </w:rPr>
+              <w:t>CI 四门禁全绿</w:t>
+            </w:r>
+            <w:r>
+              <w:rPr>
+                <w:rFonts w:ascii="微软雅黑" w:hAnsi="微软雅黑" w:eastAsia="微软雅黑"/>
+                <w:sz w:val="19"/>
+              </w:rPr>
+              <w:t>（覆盖率81%+bandit+pip-audit+vitest，196 测试）；2 个真实数据源可现场演示请求-响应带时间戳溯源，密钥不进镜像、JWT/CORS 已收敛"</w:t>
+            </w:r>
+          </w:p>
+        </w:tc>
+        <w:tc>
+          <w:tcPr>
+            <w:tcW w:type="dxa" w:w="1813"/>
+          </w:tcPr>
+          <w:p>
+            <w:pPr>
+              <w:jc w:val="center"/>
+            </w:pPr>
+            <w:r/>
+            <w:r>
+              <w:rPr>
+                <w:rFonts w:ascii="微软雅黑" w:hAnsi="微软雅黑" w:eastAsia="微软雅黑"/>
+                <w:sz w:val="19"/>
+              </w:rPr>
+              <w:t>Q2 / Q3 / Q13 / Q14</w:t>
+            </w:r>
+          </w:p>
+        </w:tc>
+      </w:tr>
+      <w:tr>
+        <w:tc>
+          <w:tcPr>
+            <w:tcW w:type="dxa" w:w="1813"/>
+            <w:shd w:fill="FFF3F3"/>
+          </w:tcPr>
+          <w:p>
+            <w:pPr>
+              <w:jc w:val="left"/>
+            </w:pPr>
+            <w:r/>
+            <w:r>
+              <w:rPr>
+                <w:rFonts w:ascii="微软雅黑" w:hAnsi="微软雅黑" w:eastAsia="微软雅黑"/>
+                <w:sz w:val="19"/>
+              </w:rPr>
+            </w:r>
+            <w:r>
+              <w:rPr>
+                <w:rFonts w:ascii="微软雅黑" w:hAnsi="微软雅黑" w:eastAsia="微软雅黑"/>
+                <w:b/>
+                <w:sz w:val="19"/>
+              </w:rPr>
+              <w:t>学术界</w:t>
+            </w:r>
+            <w:r>
+              <w:rPr>
+                <w:rFonts w:ascii="微软雅黑" w:hAnsi="微软雅黑" w:eastAsia="微软雅黑"/>
+                <w:sz w:val="19"/>
+              </w:rPr>
+            </w:r>
+          </w:p>
+        </w:tc>
+        <w:tc>
+          <w:tcPr>
+            <w:tcW w:type="dxa" w:w="1813"/>
+            <w:shd w:fill="FFF3F3"/>
+          </w:tcPr>
+          <w:p>
+            <w:pPr>
+              <w:jc w:val="center"/>
+            </w:pPr>
+            <w:r/>
+            <w:r>
+              <w:rPr>
+                <w:rFonts w:ascii="微软雅黑" w:hAnsi="微软雅黑" w:eastAsia="微软雅黑"/>
+                <w:sz w:val="19"/>
+              </w:rPr>
+              <w:t>原创性 · 可复制性</w:t>
+            </w:r>
+          </w:p>
+        </w:tc>
+        <w:tc>
+          <w:tcPr>
+            <w:tcW w:type="dxa" w:w="1813"/>
+            <w:shd w:fill="FFF3F3"/>
+          </w:tcPr>
+          <w:p>
+            <w:pPr>
+              <w:jc w:val="center"/>
+            </w:pPr>
+            <w:r/>
+            <w:r>
+              <w:rPr>
+                <w:rFonts w:ascii="微软雅黑" w:hAnsi="微软雅黑" w:eastAsia="微软雅黑"/>
+                <w:sz w:val="19"/>
+              </w:rPr>
+              <w:t>原创性与方法论？可复制性的学理依据？义乌经验如何被编码迁移？</w:t>
+            </w:r>
+          </w:p>
+        </w:tc>
+        <w:tc>
+          <w:tcPr>
+            <w:tcW w:type="dxa" w:w="1813"/>
+            <w:shd w:fill="FFF3F3"/>
+          </w:tcPr>
+          <w:p>
+            <w:pPr>
+              <w:jc w:val="center"/>
+            </w:pPr>
+            <w:r/>
+            <w:r>
+              <w:rPr>
+                <w:rFonts w:ascii="微软雅黑" w:hAnsi="微软雅黑" w:eastAsia="微软雅黑"/>
+                <w:sz w:val="19"/>
+              </w:rPr>
+              <w:t>"原创在</w:t>
+            </w:r>
+            <w:r>
+              <w:rPr>
+                <w:rFonts w:ascii="微软雅黑" w:hAnsi="微软雅黑" w:eastAsia="微软雅黑"/>
+                <w:b/>
+                <w:sz w:val="19"/>
+              </w:rPr>
+              <w:t>领域组合</w:t>
+            </w:r>
+            <w:r>
+              <w:rPr>
+                <w:rFonts w:ascii="微软雅黑" w:hAnsi="微软雅黑" w:eastAsia="微软雅黑"/>
+                <w:sz w:val="19"/>
+              </w:rPr>
+              <w:t>：义乌经验 + 7 个 AI 数字员工 + 1039 模式 + 39 城复制，供应链匹配/政策复制 Agent 无直接竞品；</w:t>
+            </w:r>
+            <w:r>
+              <w:rPr>
+                <w:rFonts w:ascii="微软雅黑" w:hAnsi="微软雅黑" w:eastAsia="微软雅黑"/>
+                <w:b/>
+                <w:sz w:val="19"/>
+              </w:rPr>
+              <w:t>政策复制Agent 把义乌经验编码为可迁移的标准化 SOP</w:t>
+            </w:r>
+            <w:r>
+              <w:rPr>
+                <w:rFonts w:ascii="微软雅黑" w:hAnsi="微软雅黑" w:eastAsia="微软雅黑"/>
+                <w:sz w:val="19"/>
+              </w:rPr>
+              <w:t>（智能解析→流程适配→经验迁移），这是 39 城可复制的方法论内核，而非口号"</w:t>
+            </w:r>
+          </w:p>
+        </w:tc>
+        <w:tc>
+          <w:tcPr>
+            <w:tcW w:type="dxa" w:w="1813"/>
+            <w:shd w:fill="FFF3F3"/>
+          </w:tcPr>
+          <w:p>
+            <w:pPr>
+              <w:jc w:val="center"/>
+            </w:pPr>
+            <w:r/>
+            <w:r>
+              <w:rPr>
+                <w:rFonts w:ascii="微软雅黑" w:hAnsi="微软雅黑" w:eastAsia="微软雅黑"/>
+                <w:sz w:val="19"/>
+              </w:rPr>
+              <w:t>Q4 / Q16 / Q17 / Q20</w:t>
+            </w:r>
+          </w:p>
+        </w:tc>
+      </w:tr>
+      <w:tr>
+        <w:tc>
+          <w:tcPr>
+            <w:tcW w:type="dxa" w:w="1813"/>
+          </w:tcPr>
+          <w:p>
+            <w:pPr>
+              <w:jc w:val="left"/>
+            </w:pPr>
+            <w:r/>
+            <w:r>
+              <w:rPr>
+                <w:rFonts w:ascii="微软雅黑" w:hAnsi="微软雅黑" w:eastAsia="微软雅黑"/>
+                <w:sz w:val="19"/>
+              </w:rPr>
+            </w:r>
+            <w:r>
+              <w:rPr>
+                <w:rFonts w:ascii="微软雅黑" w:hAnsi="微软雅黑" w:eastAsia="微软雅黑"/>
+                <w:b/>
+                <w:sz w:val="19"/>
+              </w:rPr>
+              <w:t>投资界</w:t>
+            </w:r>
+            <w:r>
+              <w:rPr>
+                <w:rFonts w:ascii="微软雅黑" w:hAnsi="微软雅黑" w:eastAsia="微软雅黑"/>
+                <w:sz w:val="19"/>
+              </w:rPr>
+            </w:r>
+          </w:p>
+        </w:tc>
+        <w:tc>
+          <w:tcPr>
+            <w:tcW w:type="dxa" w:w="1813"/>
+          </w:tcPr>
+          <w:p>
+            <w:pPr>
+              <w:jc w:val="center"/>
+            </w:pPr>
+            <w:r/>
+            <w:r>
+              <w:rPr>
+                <w:rFonts w:ascii="微软雅黑" w:hAnsi="微软雅黑" w:eastAsia="微软雅黑"/>
+                <w:sz w:val="19"/>
+              </w:rPr>
+              <w:t>团队能力 · 未来发展潜力 · 财务</w:t>
+            </w:r>
+          </w:p>
+        </w:tc>
+        <w:tc>
+          <w:tcPr>
+            <w:tcW w:type="dxa" w:w="1813"/>
+          </w:tcPr>
+          <w:p>
+            <w:pPr>
+              <w:jc w:val="center"/>
+            </w:pPr>
+            <w:r/>
+            <w:r>
+              <w:rPr>
+                <w:rFonts w:ascii="微软雅黑" w:hAnsi="微软雅黑" w:eastAsia="微软雅黑"/>
+                <w:sz w:val="19"/>
+              </w:rPr>
+              <w:t>LTV/CAC？净利率？盈亏平衡？100万怎么花？一个人怎么持续迭代？营收是否已实现？</w:t>
+            </w:r>
+          </w:p>
+        </w:tc>
+        <w:tc>
+          <w:tcPr>
+            <w:tcW w:type="dxa" w:w="1813"/>
+          </w:tcPr>
+          <w:p>
+            <w:pPr>
+              <w:jc w:val="center"/>
+            </w:pPr>
+            <w:r/>
+            <w:r>
+              <w:rPr>
+                <w:rFonts w:ascii="微软雅黑" w:hAnsi="微软雅黑" w:eastAsia="微软雅黑"/>
+                <w:sz w:val="19"/>
+              </w:rPr>
+              <w:t xml:space="preserve">"基准 </w:t>
+            </w:r>
+            <w:r>
+              <w:rPr>
+                <w:rFonts w:ascii="微软雅黑" w:hAnsi="微软雅黑" w:eastAsia="微软雅黑"/>
+                <w:b/>
+                <w:sz w:val="19"/>
+              </w:rPr>
+              <w:t>LTV/CAC≈24:1</w:t>
+            </w:r>
+            <w:r>
+              <w:rPr>
+                <w:rFonts w:ascii="微软雅黑" w:hAnsi="微软雅黑" w:eastAsia="微软雅黑"/>
+                <w:sz w:val="19"/>
+              </w:rPr>
+              <w:t>（下限19/上限54）；净利率</w:t>
+            </w:r>
+            <w:r>
+              <w:rPr>
+                <w:rFonts w:ascii="微软雅黑" w:hAnsi="微软雅黑" w:eastAsia="微软雅黑"/>
+                <w:b/>
+                <w:sz w:val="19"/>
+              </w:rPr>
+              <w:t>分阶段60%-72%</w:t>
+            </w:r>
+            <w:r>
+              <w:rPr>
+                <w:rFonts w:ascii="微软雅黑" w:hAnsi="微软雅黑" w:eastAsia="微软雅黑"/>
+                <w:sz w:val="19"/>
+              </w:rPr>
+              <w:t xml:space="preserve">；OPC 零人力成本模型测算首月即正向现金流；100万按 </w:t>
+            </w:r>
+            <w:r>
+              <w:rPr>
+                <w:rFonts w:ascii="微软雅黑" w:hAnsi="微软雅黑" w:eastAsia="微软雅黑"/>
+                <w:b/>
+                <w:sz w:val="19"/>
+              </w:rPr>
+              <w:t>40/30/20/10</w:t>
+            </w:r>
+            <w:r>
+              <w:rPr>
+                <w:rFonts w:ascii="微软雅黑" w:hAnsi="微软雅黑" w:eastAsia="微软雅黑"/>
+                <w:sz w:val="19"/>
+              </w:rPr>
+              <w:t>、超支优先保研发；</w:t>
+            </w:r>
+            <w:r>
+              <w:rPr>
+                <w:rFonts w:ascii="微软雅黑" w:hAnsi="微软雅黑" w:eastAsia="微软雅黑"/>
+                <w:b/>
+                <w:sz w:val="19"/>
+              </w:rPr>
+              <w:t>697万为12个月营收预测、当前 0→1 验证阶段</w:t>
+            </w:r>
+            <w:r>
+              <w:rPr>
+                <w:rFonts w:ascii="微软雅黑" w:hAnsi="微软雅黑" w:eastAsia="微软雅黑"/>
+                <w:sz w:val="19"/>
+              </w:rPr>
+              <w:t>（不冒充已实现）；团队=1 位创始人+7 个 AI 数字员工的 OPC 模式，已有创梦杯 OPC 三等奖背书"</w:t>
+            </w:r>
+          </w:p>
+        </w:tc>
+        <w:tc>
+          <w:tcPr>
+            <w:tcW w:type="dxa" w:w="1813"/>
+          </w:tcPr>
+          <w:p>
+            <w:pPr>
+              <w:jc w:val="center"/>
+            </w:pPr>
+            <w:r/>
+            <w:r>
+              <w:rPr>
+                <w:rFonts w:ascii="微软雅黑" w:hAnsi="微软雅黑" w:eastAsia="微软雅黑"/>
+                <w:sz w:val="19"/>
+              </w:rPr>
+              <w:t>Q5 / Q8 / Q15 / Q21 / Q22 / Q23</w:t>
+            </w:r>
+          </w:p>
+        </w:tc>
+      </w:tr>
+    </w:tbl>
+    <w:p/>
+    <w:p>
+      <w:pPr>
+        <w:spacing w:after="120" w:line="400" w:lineRule="exact"/>
+      </w:pPr>
+      <w:r>
+        <w:rPr>
+          <w:rFonts w:ascii="微软雅黑" w:hAnsi="微软雅黑" w:eastAsia="微软雅黑"/>
+          <w:sz w:val="21"/>
+        </w:rPr>
+      </w:r>
+      <w:r>
+        <w:rPr>
+          <w:rFonts w:ascii="微软雅黑" w:hAnsi="微软雅黑" w:eastAsia="微软雅黑"/>
+          <w:b/>
+          <w:sz w:val="21"/>
+        </w:rPr>
+        <w:t>临场判断口诀</w:t>
+      </w:r>
+      <w:r>
+        <w:rPr>
+          <w:rFonts w:ascii="微软雅黑" w:hAnsi="微软雅黑" w:eastAsia="微软雅黑"/>
+          <w:sz w:val="21"/>
+        </w:rPr>
+        <w:t>：问"真假 AI/架构/数据/安全"→</w:t>
+      </w:r>
+      <w:r>
+        <w:rPr>
+          <w:rFonts w:ascii="微软雅黑" w:hAnsi="微软雅黑" w:eastAsia="微软雅黑"/>
+          <w:b/>
+          <w:sz w:val="21"/>
+        </w:rPr>
+        <w:t>技术界</w:t>
+      </w:r>
+      <w:r>
+        <w:rPr>
+          <w:rFonts w:ascii="微软雅黑" w:hAnsi="微软雅黑" w:eastAsia="微软雅黑"/>
+          <w:sz w:val="21"/>
+        </w:rPr>
+        <w:t>，答</w:t>
+      </w:r>
+      <w:r>
+        <w:rPr>
+          <w:rFonts w:ascii="微软雅黑" w:hAnsi="微软雅黑" w:eastAsia="微软雅黑"/>
+          <w:b/>
+          <w:sz w:val="21"/>
+        </w:rPr>
+        <w:t>真 LangGraph + LLM 增强 + 工程门禁 + 可现场自证</w:t>
+      </w:r>
+      <w:r>
+        <w:rPr>
+          <w:rFonts w:ascii="微软雅黑" w:hAnsi="微软雅黑" w:eastAsia="微软雅黑"/>
+          <w:sz w:val="21"/>
+        </w:rPr>
+        <w:t>；问"原创性/方法论/怎么复制"→</w:t>
+      </w:r>
+      <w:r>
+        <w:rPr>
+          <w:rFonts w:ascii="微软雅黑" w:hAnsi="微软雅黑" w:eastAsia="微软雅黑"/>
+          <w:b/>
+          <w:sz w:val="21"/>
+        </w:rPr>
+        <w:t>学术界</w:t>
+      </w:r>
+      <w:r>
+        <w:rPr>
+          <w:rFonts w:ascii="微软雅黑" w:hAnsi="微软雅黑" w:eastAsia="微软雅黑"/>
+          <w:sz w:val="21"/>
+        </w:rPr>
+        <w:t>，答</w:t>
+      </w:r>
+      <w:r>
+        <w:rPr>
+          <w:rFonts w:ascii="微软雅黑" w:hAnsi="微软雅黑" w:eastAsia="微软雅黑"/>
+          <w:b/>
+          <w:sz w:val="21"/>
+        </w:rPr>
+        <w:t>领域组合原创 + 经验编码为可迁移 SOP</w:t>
+      </w:r>
+      <w:r>
+        <w:rPr>
+          <w:rFonts w:ascii="微软雅黑" w:hAnsi="微软雅黑" w:eastAsia="微软雅黑"/>
+          <w:sz w:val="21"/>
+        </w:rPr>
+        <w:t>；问"倍数/利润率/回本/团队/营收真伪"→</w:t>
+      </w:r>
+      <w:r>
+        <w:rPr>
+          <w:rFonts w:ascii="微软雅黑" w:hAnsi="微软雅黑" w:eastAsia="微软雅黑"/>
+          <w:b/>
+          <w:sz w:val="21"/>
+        </w:rPr>
+        <w:t>投资界</w:t>
+      </w:r>
+      <w:r>
+        <w:rPr>
+          <w:rFonts w:ascii="微软雅黑" w:hAnsi="微软雅黑" w:eastAsia="微软雅黑"/>
+          <w:sz w:val="21"/>
+        </w:rPr>
+        <w:t>，答</w:t>
+      </w:r>
+      <w:r>
+        <w:rPr>
+          <w:rFonts w:ascii="微软雅黑" w:hAnsi="微软雅黑" w:eastAsia="微软雅黑"/>
+          <w:b/>
+          <w:sz w:val="21"/>
+        </w:rPr>
+        <w:t>保守基准值 + 推导可复现 + 诚实 0→1</w:t>
+      </w:r>
+      <w:r>
+        <w:rPr>
+          <w:rFonts w:ascii="微软雅黑" w:hAnsi="微软雅黑" w:eastAsia="微软雅黑"/>
+          <w:sz w:val="21"/>
+        </w:rPr>
+        <w:t>。</w:t>
       </w:r>
     </w:p>
     <w:p>
@@ -370,7 +934,7 @@
           <w:color w:val="333333"/>
           <w:sz w:val="30"/>
         </w:rPr>
-        <w:t>Q2：技术上怎么实现的？难点？</w:t>
+        <w:t>Q1：竞品是谁？差异化在哪？</w:t>
       </w:r>
     </w:p>
     <w:p>
@@ -395,7 +959,7 @@
           <w:rFonts w:ascii="微软雅黑" w:hAnsi="微软雅黑" w:eastAsia="微软雅黑"/>
           <w:sz w:val="21"/>
         </w:rPr>
-        <w:t>基于LangGraph多Agent协作框架，7个Agent通过状态图编排，按需协作。技术难点在三个地方：</w:t>
+        <w:t>我们的竞品分两类：一是通用AI工具如ChatGPT，不懂跨境、不懂义乌、更不懂义乌发展经验；二是跨境SaaS如店小秘、马帮，只做运营工具，不做智能决策。OPC的差异化在于：</w:t>
       </w:r>
       <w:r>
         <w:rPr>
@@ -403,44 +967,14 @@
           <w:b/>
           <w:sz w:val="21"/>
         </w:rPr>
-        <w:t>多Agent状态一致性</w:t>
-      </w:r>
-      <w:r>
-        <w:rPr>
-          <w:rFonts w:ascii="微软雅黑" w:hAnsi="微软雅黑" w:eastAsia="微软雅黑"/>
-          <w:sz w:val="21"/>
-        </w:rPr>
-        <w:t>、</w:t>
-      </w:r>
-      <w:r>
-        <w:rPr>
-          <w:rFonts w:ascii="微软雅黑" w:hAnsi="微软雅黑" w:eastAsia="微软雅黑"/>
-          <w:b/>
-          <w:sz w:val="21"/>
-        </w:rPr>
-        <w:t>义乌非结构化数据的RAG增强</w:t>
-      </w:r>
-      <w:r>
-        <w:rPr>
-          <w:rFonts w:ascii="微软雅黑" w:hAnsi="微软雅黑" w:eastAsia="微软雅黑"/>
-          <w:sz w:val="21"/>
-        </w:rPr>
-        <w:t>、</w:t>
-      </w:r>
-      <w:r>
-        <w:rPr>
-          <w:rFonts w:ascii="微软雅黑" w:hAnsi="微软雅黑" w:eastAsia="微软雅黑"/>
-          <w:b/>
-          <w:sz w:val="21"/>
-        </w:rPr>
-        <w:t>39城政策差异的精确匹配</w:t>
-      </w:r>
-      <w:r>
-        <w:rPr>
-          <w:rFonts w:ascii="微软雅黑" w:hAnsi="微软雅黑" w:eastAsia="微软雅黑"/>
-          <w:sz w:val="21"/>
-        </w:rPr>
-        <w:t>。我们用检查点机制保一致性，用混合检索+重排序保准确性，用政策复制Agent的规则引擎+LLM保政策适配精确度。</w:t>
+        <w:t>唯一深度绑定义乌数据源+7大Agent全链路覆盖+1039模式专属通道+义乌经验39城复制能力</w:t>
+      </w:r>
+      <w:r>
+        <w:rPr>
+          <w:rFonts w:ascii="微软雅黑" w:hAnsi="微软雅黑" w:eastAsia="微软雅黑"/>
+          <w:sz w:val="21"/>
+        </w:rPr>
+        <w:t>，不是工具，是商户的AI出海合伙人，更是义乌经验的AI传播者。</w:t>
       </w:r>
     </w:p>
     <w:p>
@@ -474,7 +1008,7 @@
           <w:color w:val="555555"/>
           <w:sz w:val="20"/>
         </w:rPr>
-        <w:t>：最大的难点不是AI本身，而是让AI真正理解义乌——7.5万商铺的生意逻辑和义乌发展经验的深层内涵，不是读几篇论文就能学会的。</w:t>
+        <w:t>：别人给商户一把锤子，我们给商户一支工程队——7个AI Agent，各司其职，协同作战。更重要的是，这支工程队带着义乌40年的出海经验，能复制到全国39个城市。</w:t>
       </w:r>
     </w:p>
     <w:p>
@@ -499,21 +1033,7 @@
           <w:rFonts w:ascii="微软雅黑" w:hAnsi="微软雅黑" w:eastAsia="微软雅黑"/>
           <w:sz w:val="21"/>
         </w:rPr>
-      </w:r>
-      <w:r>
-        <w:rPr>
-          <w:rFonts w:ascii="微软雅黑" w:hAnsi="微软雅黑" w:eastAsia="微软雅黑"/>
-          <w:b/>
-          <w:sz w:val="21"/>
-        </w:rPr>
-        <w:t>架构</w:t>
-      </w:r>
-      <w:r>
-        <w:rPr>
-          <w:rFonts w:ascii="微软雅黑" w:hAnsi="微软雅黑" w:eastAsia="微软雅黑"/>
-          <w:sz w:val="21"/>
-        </w:rPr>
-        <w:t>：LangGraph作为编排引擎，7个Agent通过StateGraph定义协作流程，每个Agent有独立的工具集和知识库，通过共享状态实现信息传递。比如市场洞察Agent发现趋势，自动触发供应链匹配Agent找货源，再触发合规Agent查认证，政策复制Agent同步适配当地政策——像真实团队一样协作。</w:t>
+        <w:t>竞品分三个层次：</w:t>
       </w:r>
     </w:p>
     <w:p>
@@ -532,20 +1052,19 @@
           <w:b/>
           <w:sz w:val="21"/>
         </w:rPr>
-        <w:t>三大难点</w:t>
-      </w:r>
-      <w:r>
-        <w:rPr>
-          <w:rFonts w:ascii="微软雅黑" w:hAnsi="微软雅黑" w:eastAsia="微软雅黑"/>
-          <w:sz w:val="21"/>
-        </w:rPr>
-        <w:t>：</w:t>
+        <w:t>第一层，通用AI工具</w:t>
+      </w:r>
+      <w:r>
+        <w:rPr>
+          <w:rFonts w:ascii="微软雅黑" w:hAnsi="微软雅黑" w:eastAsia="微软雅黑"/>
+          <w:sz w:val="21"/>
+        </w:rPr>
+        <w:t>（ChatGPT、文心一言）：能写文案，但不懂跨境规则，不知道CE认证和FCC认证的区别，更不知道义乌1039模式怎么走，完全不理解义乌发展经验的内涵。就像一个会说话的外行人。</w:t>
       </w:r>
     </w:p>
     <w:p>
       <w:pPr>
-        <w:pStyle w:val="ListNumber"/>
-        <w:spacing w:after="60" w:line="360" w:lineRule="exact"/>
+        <w:spacing w:after="120" w:line="400" w:lineRule="exact"/>
       </w:pPr>
       <w:r>
         <w:rPr>
@@ -559,20 +1078,19 @@
           <w:b/>
           <w:sz w:val="21"/>
         </w:rPr>
-        <w:t>多Agent状态一致性</w:t>
-      </w:r>
-      <w:r>
-        <w:rPr>
-          <w:rFonts w:ascii="微软雅黑" w:hAnsi="微软雅黑" w:eastAsia="微软雅黑"/>
-          <w:sz w:val="21"/>
-        </w:rPr>
-        <w:t>：7个Agent并行工作时，如何保证状态不冲突？我们用LangGraph的检查点机制，每个状态变更都持久化，支持断点恢复和分支回滚。</w:t>
+        <w:t>第二层，跨境SaaS工具</w:t>
+      </w:r>
+      <w:r>
+        <w:rPr>
+          <w:rFonts w:ascii="微软雅黑" w:hAnsi="微软雅黑" w:eastAsia="微软雅黑"/>
+          <w:sz w:val="21"/>
+        </w:rPr>
+        <w:t>（店小秘、马帮、领星）：做的是ERP、刊登、库存管理，本质是"人操作工具"，商户还是得自己懂出海。就像给了你一把锤子，但你还是得自己学会盖房子。</w:t>
       </w:r>
     </w:p>
     <w:p>
       <w:pPr>
-        <w:pStyle w:val="ListNumber"/>
-        <w:spacing w:after="60" w:line="360" w:lineRule="exact"/>
+        <w:spacing w:after="120" w:line="400" w:lineRule="exact"/>
       </w:pPr>
       <w:r>
         <w:rPr>
@@ -586,26 +1104,26 @@
           <w:b/>
           <w:sz w:val="21"/>
         </w:rPr>
-        <w:t>义乌非结构化数据的RAG增强</w:t>
-      </w:r>
-      <w:r>
-        <w:rPr>
-          <w:rFonts w:ascii="微软雅黑" w:hAnsi="微软雅黑" w:eastAsia="微软雅黑"/>
-          <w:sz w:val="21"/>
-        </w:rPr>
-        <w:t>：义乌指数、商户信息、商品数据大量是非结构化的，我们用混合检索（向量+关键词）+ 重排序模型，确保Agent检索到的信息既全又准。</w:t>
+        <w:t>第三层，跨境AI平台</w:t>
+      </w:r>
+      <w:r>
+        <w:rPr>
+          <w:rFonts w:ascii="微软雅黑" w:hAnsi="微软雅黑" w:eastAsia="微软雅黑"/>
+          <w:sz w:val="21"/>
+        </w:rPr>
+        <w:t>（Coze、Dify上的Bot）：可以搭简单的对话Bot，但没有义乌数据源、没有1039合规能力、没有义新欧物流对接、更没有39城政策复制能力，做不出深度。</w:t>
       </w:r>
     </w:p>
     <w:p>
       <w:pPr>
-        <w:pStyle w:val="ListNumber"/>
-        <w:spacing w:after="60" w:line="360" w:lineRule="exact"/>
-      </w:pPr>
-      <w:r>
-        <w:rPr>
-          <w:rFonts w:ascii="微软雅黑" w:hAnsi="微软雅黑" w:eastAsia="微软雅黑"/>
-          <w:sz w:val="21"/>
-        </w:rPr>
+        <w:spacing w:after="120" w:line="400" w:lineRule="exact"/>
+      </w:pPr>
+      <w:r>
+        <w:rPr>
+          <w:rFonts w:ascii="微软雅黑" w:hAnsi="微软雅黑" w:eastAsia="微软雅黑"/>
+          <w:sz w:val="21"/>
+        </w:rPr>
+        <w:t>OPC的差异化是</w:t>
       </w:r>
       <w:r>
         <w:rPr>
@@ -613,14 +1131,14 @@
           <w:b/>
           <w:sz w:val="21"/>
         </w:rPr>
-        <w:t>39城政策差异的精确匹配</w:t>
-      </w:r>
-      <w:r>
-        <w:rPr>
-          <w:rFonts w:ascii="微软雅黑" w:hAnsi="微软雅黑" w:eastAsia="微软雅黑"/>
-          <w:sz w:val="21"/>
-        </w:rPr>
-        <w:t>：全国39个市场采购贸易试点城市的政策各有差异，政策复制Agent需要精确解析每个城市的实施细则。我们用规则引擎处理确定性政策逻辑，LLM处理模糊匹配和经验迁移，双重校验确保零错误。</w:t>
+        <w:t>四层叠加</w:t>
+      </w:r>
+      <w:r>
+        <w:rPr>
+          <w:rFonts w:ascii="微软雅黑" w:hAnsi="微软雅黑" w:eastAsia="微软雅黑"/>
+          <w:sz w:val="21"/>
+        </w:rPr>
+        <w:t>：义乌独有数据源（义乌指数+义新欧+1039）+ 7大Agent全链路协作（含政策复制Agent）+ 供应链匹配的7.5万商铺直连 + 义乌经验39城复制能力。这不是工具，是商户的AI出海合伙人，更是义乌发展经验的AI传播者。</w:t>
       </w:r>
     </w:p>
     <w:p>
@@ -654,7 +1172,7 @@
           <w:color w:val="555555"/>
           <w:sz w:val="20"/>
         </w:rPr>
-        <w:t>：最大的难点不是AI本身，而是让AI真正理解义乌——7.5万商铺的生意逻辑和义乌发展经验的深层内涵，不是读几篇论文就能学会的。我们把义乌40年的贸易经验，编码进了每一个Agent。</w:t>
+        <w:t>：别人给商户一把锤子，我们给商户一支工程队——7个AI Agent，各司其职，协同作战。义乌7.5万商铺是我们的弹药库，义乌发展经验是我们的作战地图——别人连弹药和地图都没有。</w:t>
       </w:r>
     </w:p>
     <w:p>
@@ -679,7 +1197,7 @@
           <w:color w:val="333333"/>
           <w:sz w:val="30"/>
         </w:rPr>
-        <w:t>Q3：数据怎么获取？合规吗？</w:t>
+        <w:t>Q2：技术上怎么实现的？难点？</w:t>
       </w:r>
     </w:p>
     <w:p>
@@ -704,7 +1222,7 @@
           <w:rFonts w:ascii="微软雅黑" w:hAnsi="微软雅黑" w:eastAsia="微软雅黑"/>
           <w:sz w:val="21"/>
         </w:rPr>
-        <w:t>四类数据源：</w:t>
+        <w:t>基于LangGraph多Agent协作框架，7个Agent通过状态图编排，按需协作。技术难点在三个地方：</w:t>
       </w:r>
       <w:r>
         <w:rPr>
@@ -712,44 +1230,14 @@
           <w:b/>
           <w:sz w:val="21"/>
         </w:rPr>
-        <w:t>公开数据（已真实接入）</w:t>
-      </w:r>
-      <w:r>
-        <w:rPr>
-          <w:rFonts w:ascii="微软雅黑" w:hAnsi="微软雅黑" w:eastAsia="微软雅黑"/>
-          <w:sz w:val="21"/>
-        </w:rPr>
-        <w:t>——义乌指数官网官方发布值（</w:t>
-      </w:r>
-      <w:r>
-        <w:rPr>
-          <w:rFonts w:ascii="Consolas" w:hAnsi="Consolas"/>
-          <w:color w:val="C7254E"/>
-          <w:sz w:val="18"/>
-        </w:rPr>
-        <w:t>ywindex.com</w:t>
-      </w:r>
-      <w:r>
-        <w:rPr>
-          <w:rFonts w:ascii="微软雅黑" w:hAnsi="微软雅黑" w:eastAsia="微软雅黑"/>
-          <w:sz w:val="21"/>
-        </w:rPr>
-        <w:t>）、每日参考汇率 API（</w:t>
-      </w:r>
-      <w:r>
-        <w:rPr>
-          <w:rFonts w:ascii="Consolas" w:hAnsi="Consolas"/>
-          <w:color w:val="C7254E"/>
-          <w:sz w:val="18"/>
-        </w:rPr>
-        <w:t>open.er-api.com</w:t>
-      </w:r>
-      <w:r>
-        <w:rPr>
-          <w:rFonts w:ascii="微软雅黑" w:hAnsi="微软雅黑" w:eastAsia="微软雅黑"/>
-          <w:sz w:val="21"/>
-        </w:rPr>
-        <w:t>），均带时间戳与来源可现场核验；海关公开数据、义新欧班列公开时刻表为公开可查口径；</w:t>
+        <w:t>多Agent状态一致性</w:t>
+      </w:r>
+      <w:r>
+        <w:rPr>
+          <w:rFonts w:ascii="微软雅黑" w:hAnsi="微软雅黑" w:eastAsia="微软雅黑"/>
+          <w:sz w:val="21"/>
+        </w:rPr>
+        <w:t>、</w:t>
       </w:r>
       <w:r>
         <w:rPr>
@@ -757,14 +1245,14 @@
           <w:b/>
           <w:sz w:val="21"/>
         </w:rPr>
-        <w:t>商户/商品数据</w:t>
-      </w:r>
-      <w:r>
-        <w:rPr>
-          <w:rFonts w:ascii="微软雅黑" w:hAnsi="微软雅黑" w:eastAsia="微软雅黑"/>
-          <w:sz w:val="21"/>
-        </w:rPr>
-        <w:t>——当前为内置演示数据集，与义乌商贸城的官方数据合作在推进中（尚未签署可出示的正式协议，不冒充已获取）；</w:t>
+        <w:t>义乌非结构化数据的RAG增强</w:t>
+      </w:r>
+      <w:r>
+        <w:rPr>
+          <w:rFonts w:ascii="微软雅黑" w:hAnsi="微软雅黑" w:eastAsia="微软雅黑"/>
+          <w:sz w:val="21"/>
+        </w:rPr>
+        <w:t>、</w:t>
       </w:r>
       <w:r>
         <w:rPr>
@@ -772,29 +1260,14 @@
           <w:b/>
           <w:sz w:val="21"/>
         </w:rPr>
-        <w:t>政策数据</w:t>
-      </w:r>
-      <w:r>
-        <w:rPr>
-          <w:rFonts w:ascii="微软雅黑" w:hAnsi="微软雅黑" w:eastAsia="微软雅黑"/>
-          <w:sz w:val="21"/>
-        </w:rPr>
-        <w:t>（39城1039实施细则）通过政府公开文件和商务部门对接获取；</w:t>
-      </w:r>
-      <w:r>
-        <w:rPr>
-          <w:rFonts w:ascii="微软雅黑" w:hAnsi="微软雅黑" w:eastAsia="微软雅黑"/>
-          <w:b/>
-          <w:sz w:val="21"/>
-        </w:rPr>
-        <w:t>用户数据</w:t>
-      </w:r>
-      <w:r>
-        <w:rPr>
-          <w:rFonts w:ascii="微软雅黑" w:hAnsi="微软雅黑" w:eastAsia="微软雅黑"/>
-          <w:sz w:val="21"/>
-        </w:rPr>
-        <w:t>（交易、运营数据）用户授权后使用。全部符合《数据安全法》和《个人信息保护法》，用户数据加密存储、最小化使用。</w:t>
+        <w:t>39城政策差异的精确匹配</w:t>
+      </w:r>
+      <w:r>
+        <w:rPr>
+          <w:rFonts w:ascii="微软雅黑" w:hAnsi="微软雅黑" w:eastAsia="微软雅黑"/>
+          <w:sz w:val="21"/>
+        </w:rPr>
+        <w:t>。我们用检查点机制保一致性，用混合检索+重排序保准确性，用政策复制Agent的规则引擎+LLM保政策适配精确度。</w:t>
       </w:r>
     </w:p>
     <w:p>
@@ -828,7 +1301,7 @@
           <w:color w:val="555555"/>
           <w:sz w:val="20"/>
         </w:rPr>
-        <w:t>：义乌的数据本身就是公开的——义乌指数定期对外发布，义新欧班列时刻表人人可查，1039政策白纸黑字，39城试点政策更是政府主动公开。我们只是用AI把这些数据变成了商户的决策能力。</w:t>
+        <w:t>：最大的难点不是AI本身，而是让AI真正理解义乌——7.5万商铺的生意逻辑和义乌发展经验的深层内涵，不是读几篇论文就能学会的。</w:t>
       </w:r>
     </w:p>
     <w:p>
@@ -860,59 +1333,14 @@
           <w:b/>
           <w:sz w:val="21"/>
         </w:rPr>
-        <w:t>公开数据</w:t>
-      </w:r>
-      <w:r>
-        <w:rPr>
-          <w:rFonts w:ascii="微软雅黑" w:hAnsi="微软雅黑" w:eastAsia="微软雅黑"/>
-          <w:sz w:val="21"/>
-        </w:rPr>
-        <w:t>：义乌指数官网（</w:t>
-      </w:r>
-      <w:r>
-        <w:rPr>
-          <w:rFonts w:ascii="Consolas" w:hAnsi="Consolas"/>
-          <w:color w:val="C7254E"/>
-          <w:sz w:val="18"/>
-        </w:rPr>
-        <w:t>ywindex.com</w:t>
-      </w:r>
-      <w:r>
-        <w:rPr>
-          <w:rFonts w:ascii="微软雅黑" w:hAnsi="微软雅黑" w:eastAsia="微软雅黑"/>
-          <w:sz w:val="21"/>
-        </w:rPr>
-        <w:t xml:space="preserve">）公开发布小商品价格指数与景气指数。本平台当前已接入其 </w:t>
-      </w:r>
-      <w:r>
-        <w:rPr>
-          <w:rFonts w:ascii="Consolas" w:hAnsi="Consolas"/>
-          <w:color w:val="C7254E"/>
-          <w:sz w:val="18"/>
-        </w:rPr>
-        <w:t>/report</w:t>
-      </w:r>
-      <w:r>
-        <w:rPr>
-          <w:rFonts w:ascii="微软雅黑" w:hAnsi="微软雅黑" w:eastAsia="微软雅黑"/>
-          <w:sz w:val="21"/>
-        </w:rPr>
-        <w:t xml:space="preserve"> 栏目官方公开发布值（千点基准、定期更新，每条带发布日期与来源链接，可现场核验）；实时指数面板需登录订阅，暂未接入。另已接入 </w:t>
-      </w:r>
-      <w:r>
-        <w:rPr>
-          <w:rFonts w:ascii="Consolas" w:hAnsi="Consolas"/>
-          <w:color w:val="C7254E"/>
-          <w:sz w:val="18"/>
-        </w:rPr>
-        <w:t>open.er-api.com</w:t>
-      </w:r>
-      <w:r>
-        <w:rPr>
-          <w:rFonts w:ascii="微软雅黑" w:hAnsi="微软雅黑" w:eastAsia="微软雅黑"/>
-          <w:sz w:val="21"/>
-        </w:rPr>
-        <w:t xml:space="preserve"> 每日参考汇率 API（USD/CNY 等，响应自带官方更新时间戳），用于跨境利润测算。义新欧班列的时刻表、运价在铁路95306网站可查，海关进出口数据在海关总署网站公开。这些数据采集完全合规。</w:t>
+        <w:t>架构</w:t>
+      </w:r>
+      <w:r>
+        <w:rPr>
+          <w:rFonts w:ascii="微软雅黑" w:hAnsi="微软雅黑" w:eastAsia="微软雅黑"/>
+          <w:sz w:val="21"/>
+        </w:rPr>
+        <w:t>：LangGraph作为编排引擎，7个Agent通过StateGraph定义协作流程，每个Agent有独立的工具集和知识库，通过共享状态实现信息传递。比如市场洞察Agent发现趋势，自动触发供应链匹配Agent找货源，再触发合规Agent查认证，政策复制Agent同步适配当地政策——像真实团队一样协作。</w:t>
       </w:r>
     </w:p>
     <w:p>
@@ -931,49 +1359,20 @@
           <w:b/>
           <w:sz w:val="21"/>
         </w:rPr>
-        <w:t>合作数据</w:t>
-      </w:r>
-      <w:r>
-        <w:rPr>
-          <w:rFonts w:ascii="微软雅黑" w:hAnsi="微软雅黑" w:eastAsia="微软雅黑"/>
-          <w:sz w:val="21"/>
-        </w:rPr>
-        <w:t>：商户基本信息与商品分类数据当前为</w:t>
-      </w:r>
-      <w:r>
-        <w:rPr>
-          <w:rFonts w:ascii="微软雅黑" w:hAnsi="微软雅黑" w:eastAsia="微软雅黑"/>
-          <w:b/>
-          <w:sz w:val="21"/>
-        </w:rPr>
-        <w:t>内置演示数据集</w:t>
-      </w:r>
-      <w:r>
-        <w:rPr>
-          <w:rFonts w:ascii="微软雅黑" w:hAnsi="微软雅黑" w:eastAsia="微软雅黑"/>
-          <w:sz w:val="21"/>
-        </w:rPr>
-        <w:t>；与义乌中国小商品城集团的官方数据合作处于洽谈推进阶段，</w:t>
-      </w:r>
-      <w:r>
-        <w:rPr>
-          <w:rFonts w:ascii="微软雅黑" w:hAnsi="微软雅黑" w:eastAsia="微软雅黑"/>
-          <w:b/>
-          <w:sz w:val="21"/>
-        </w:rPr>
-        <w:t>尚未签署可出示的正式协议</w:t>
-      </w:r>
-      <w:r>
-        <w:rPr>
-          <w:rFonts w:ascii="微软雅黑" w:hAnsi="微软雅黑" w:eastAsia="微软雅黑"/>
-          <w:sz w:val="21"/>
-        </w:rPr>
-        <w:t>（我们不冒充已获取）。未来合作落地后将遵循"数据可用不可见"原则：只获取脱敏后的聚合统计结果，不触碰原始交易数据，不涉及个人隐私和商业机密。</w:t>
+        <w:t>三大难点</w:t>
+      </w:r>
+      <w:r>
+        <w:rPr>
+          <w:rFonts w:ascii="微软雅黑" w:hAnsi="微软雅黑" w:eastAsia="微软雅黑"/>
+          <w:sz w:val="21"/>
+        </w:rPr>
+        <w:t>：</w:t>
       </w:r>
     </w:p>
     <w:p>
       <w:pPr>
-        <w:spacing w:after="120" w:line="400" w:lineRule="exact"/>
+        <w:pStyle w:val="ListNumber"/>
+        <w:spacing w:after="60" w:line="360" w:lineRule="exact"/>
       </w:pPr>
       <w:r>
         <w:rPr>
@@ -987,19 +1386,20 @@
           <w:b/>
           <w:sz w:val="21"/>
         </w:rPr>
-        <w:t>政策数据</w:t>
-      </w:r>
-      <w:r>
-        <w:rPr>
-          <w:rFonts w:ascii="微软雅黑" w:hAnsi="微软雅黑" w:eastAsia="微软雅黑"/>
-          <w:sz w:val="21"/>
-        </w:rPr>
-        <w:t>：全国39个市场采购贸易试点城市的1039实施细则、通关流程、合规要求，均通过政府公开文件获取。我们同时与各地商务部门建立对接，获取最新政策动态。这是政策复制Agent的核心数据源，也是义乌经验AI复制的基石。</w:t>
+        <w:t>多Agent状态一致性</w:t>
+      </w:r>
+      <w:r>
+        <w:rPr>
+          <w:rFonts w:ascii="微软雅黑" w:hAnsi="微软雅黑" w:eastAsia="微软雅黑"/>
+          <w:sz w:val="21"/>
+        </w:rPr>
+        <w:t>：7个Agent并行工作时，如何保证状态不冲突？我们用LangGraph的检查点机制，每个状态变更都持久化，支持断点恢复和分支回滚。</w:t>
       </w:r>
     </w:p>
     <w:p>
       <w:pPr>
-        <w:spacing w:after="120" w:line="400" w:lineRule="exact"/>
+        <w:pStyle w:val="ListNumber"/>
+        <w:spacing w:after="60" w:line="360" w:lineRule="exact"/>
       </w:pPr>
       <w:r>
         <w:rPr>
@@ -1013,14 +1413,41 @@
           <w:b/>
           <w:sz w:val="21"/>
         </w:rPr>
-        <w:t>用户数据</w:t>
-      </w:r>
-      <w:r>
-        <w:rPr>
-          <w:rFonts w:ascii="微软雅黑" w:hAnsi="微软雅黑" w:eastAsia="微软雅黑"/>
-          <w:sz w:val="21"/>
-        </w:rPr>
-        <w:t>：商户使用OPC产生的运营数据、交易数据，严格遵守《数据安全法》和《个人信息保护法》，用户明确授权后才采集，数据加密存储，仅用于提升Agent服务质量，绝不用于其他商业目的。</w:t>
+        <w:t>义乌非结构化数据的RAG增强</w:t>
+      </w:r>
+      <w:r>
+        <w:rPr>
+          <w:rFonts w:ascii="微软雅黑" w:hAnsi="微软雅黑" w:eastAsia="微软雅黑"/>
+          <w:sz w:val="21"/>
+        </w:rPr>
+        <w:t>：义乌指数、商户信息、商品数据大量是非结构化的，我们用混合检索（向量+关键词）+ 重排序模型，确保Agent检索到的信息既全又准。</w:t>
+      </w:r>
+    </w:p>
+    <w:p>
+      <w:pPr>
+        <w:pStyle w:val="ListNumber"/>
+        <w:spacing w:after="60" w:line="360" w:lineRule="exact"/>
+      </w:pPr>
+      <w:r>
+        <w:rPr>
+          <w:rFonts w:ascii="微软雅黑" w:hAnsi="微软雅黑" w:eastAsia="微软雅黑"/>
+          <w:sz w:val="21"/>
+        </w:rPr>
+      </w:r>
+      <w:r>
+        <w:rPr>
+          <w:rFonts w:ascii="微软雅黑" w:hAnsi="微软雅黑" w:eastAsia="微软雅黑"/>
+          <w:b/>
+          <w:sz w:val="21"/>
+        </w:rPr>
+        <w:t>39城政策差异的精确匹配</w:t>
+      </w:r>
+      <w:r>
+        <w:rPr>
+          <w:rFonts w:ascii="微软雅黑" w:hAnsi="微软雅黑" w:eastAsia="微软雅黑"/>
+          <w:sz w:val="21"/>
+        </w:rPr>
+        <w:t>：全国39个市场采购贸易试点城市的政策各有差异，政策复制Agent需要精确解析每个城市的实施细则。我们用规则引擎处理确定性政策逻辑，LLM处理模糊匹配和经验迁移，双重校验确保零错误。</w:t>
       </w:r>
     </w:p>
     <w:p>
@@ -1054,7 +1481,7 @@
           <w:color w:val="555555"/>
           <w:sz w:val="20"/>
         </w:rPr>
-        <w:t>：义乌的数据本身就是公开的——义乌指数定期对外发布，义新欧班列时刻表人人可查，1039政策白纸黑字，39城试点政策更是政府主动公开。我们只是用AI把这些数据变成了商户的决策能力。数据一直在那里，缺的是读懂它的人——现在，AI Agent来了。</w:t>
+        <w:t>：最大的难点不是AI本身，而是让AI真正理解义乌——7.5万商铺的生意逻辑和义乌发展经验的深层内涵，不是读几篇论文就能学会的。我们把义乌40年的贸易经验，编码进了每一个Agent。</w:t>
       </w:r>
     </w:p>
     <w:p>
@@ -1079,7 +1506,7 @@
           <w:color w:val="333333"/>
           <w:sz w:val="30"/>
         </w:rPr>
-        <w:t>Q4：为什么选择义乌？</w:t>
+        <w:t>Q3：数据怎么获取？合规吗？</w:t>
       </w:r>
     </w:p>
     <w:p>
@@ -1104,6 +1531,7 @@
           <w:rFonts w:ascii="微软雅黑" w:hAnsi="微软雅黑" w:eastAsia="微软雅黑"/>
           <w:sz w:val="21"/>
         </w:rPr>
+        <w:t>四类数据源：</w:t>
       </w:r>
       <w:r>
         <w:rPr>
@@ -1111,14 +1539,89 @@
           <w:b/>
           <w:sz w:val="21"/>
         </w:rPr>
-        <w:t>不是我们选择了义乌，而是义乌选择了我们，更是国家战略选择了义乌。</w:t>
-      </w:r>
-      <w:r>
-        <w:rPr>
-          <w:rFonts w:ascii="微软雅黑" w:hAnsi="微软雅黑" w:eastAsia="微软雅黑"/>
-          <w:sz w:val="21"/>
-        </w:rPr>
-        <w:t xml:space="preserve"> 习近平总书记批示"把义乌发展经验进一步总结好、运用好"，义乌经验已上升为国家战略。义乌有三大独有资源——义乌指数、义新欧班列、1039模式——这些数据和能力只有义乌有。更重要的是，1039模式已复制到全国39城，义乌经验正在走向全国。OPC只有扎根义乌，才能读懂义乌经验，才能把经验复制到全国。</w:t>
+        <w:t>公开数据（已真实接入）</w:t>
+      </w:r>
+      <w:r>
+        <w:rPr>
+          <w:rFonts w:ascii="微软雅黑" w:hAnsi="微软雅黑" w:eastAsia="微软雅黑"/>
+          <w:sz w:val="21"/>
+        </w:rPr>
+        <w:t>——义乌指数官网官方发布值（</w:t>
+      </w:r>
+      <w:r>
+        <w:rPr>
+          <w:rFonts w:ascii="Consolas" w:hAnsi="Consolas"/>
+          <w:color w:val="C7254E"/>
+          <w:sz w:val="18"/>
+        </w:rPr>
+        <w:t>ywindex.com</w:t>
+      </w:r>
+      <w:r>
+        <w:rPr>
+          <w:rFonts w:ascii="微软雅黑" w:hAnsi="微软雅黑" w:eastAsia="微软雅黑"/>
+          <w:sz w:val="21"/>
+        </w:rPr>
+        <w:t>）、每日参考汇率 API（</w:t>
+      </w:r>
+      <w:r>
+        <w:rPr>
+          <w:rFonts w:ascii="Consolas" w:hAnsi="Consolas"/>
+          <w:color w:val="C7254E"/>
+          <w:sz w:val="18"/>
+        </w:rPr>
+        <w:t>open.er-api.com</w:t>
+      </w:r>
+      <w:r>
+        <w:rPr>
+          <w:rFonts w:ascii="微软雅黑" w:hAnsi="微软雅黑" w:eastAsia="微软雅黑"/>
+          <w:sz w:val="21"/>
+        </w:rPr>
+        <w:t>），均带时间戳与来源可现场核验；海关公开数据、义新欧班列公开时刻表为公开可查口径；</w:t>
+      </w:r>
+      <w:r>
+        <w:rPr>
+          <w:rFonts w:ascii="微软雅黑" w:hAnsi="微软雅黑" w:eastAsia="微软雅黑"/>
+          <w:b/>
+          <w:sz w:val="21"/>
+        </w:rPr>
+        <w:t>商户/商品数据</w:t>
+      </w:r>
+      <w:r>
+        <w:rPr>
+          <w:rFonts w:ascii="微软雅黑" w:hAnsi="微软雅黑" w:eastAsia="微软雅黑"/>
+          <w:sz w:val="21"/>
+        </w:rPr>
+        <w:t>——当前为内置演示数据集，与义乌商贸城的官方数据合作在推进中（尚未签署可出示的正式协议，不冒充已获取）；</w:t>
+      </w:r>
+      <w:r>
+        <w:rPr>
+          <w:rFonts w:ascii="微软雅黑" w:hAnsi="微软雅黑" w:eastAsia="微软雅黑"/>
+          <w:b/>
+          <w:sz w:val="21"/>
+        </w:rPr>
+        <w:t>政策数据</w:t>
+      </w:r>
+      <w:r>
+        <w:rPr>
+          <w:rFonts w:ascii="微软雅黑" w:hAnsi="微软雅黑" w:eastAsia="微软雅黑"/>
+          <w:sz w:val="21"/>
+        </w:rPr>
+        <w:t>（39城1039实施细则）通过政府公开文件和商务部门对接获取；</w:t>
+      </w:r>
+      <w:r>
+        <w:rPr>
+          <w:rFonts w:ascii="微软雅黑" w:hAnsi="微软雅黑" w:eastAsia="微软雅黑"/>
+          <w:b/>
+          <w:sz w:val="21"/>
+        </w:rPr>
+        <w:t>用户数据</w:t>
+      </w:r>
+      <w:r>
+        <w:rPr>
+          <w:rFonts w:ascii="微软雅黑" w:hAnsi="微软雅黑" w:eastAsia="微软雅黑"/>
+          <w:sz w:val="21"/>
+        </w:rPr>
+        <w:t>（交易、运营数据）用户授权后使用。全部符合《数据安全法》和《个人信息保护法》，用户数据加密存储、最小化使用。</w:t>
       </w:r>
     </w:p>
     <w:p>
@@ -1152,7 +1655,7 @@
           <w:color w:val="555555"/>
           <w:sz w:val="20"/>
         </w:rPr>
-        <w:t>：别人问为什么选义乌，就像问为什么要在硅谷做科技——因为最好的资源在这里，最大的市场在这里，最深的护城河在这里，国家战略也在这里。</w:t>
+        <w:t>：义乌的数据本身就是公开的——义乌指数定期对外发布，义新欧班列时刻表人人可查，1039政策白纸黑字，39城试点政策更是政府主动公开。我们只是用AI把这些数据变成了商户的决策能力。</w:t>
       </w:r>
     </w:p>
     <w:p>
@@ -1184,14 +1687,59 @@
           <w:b/>
           <w:sz w:val="21"/>
         </w:rPr>
-        <w:t>不是我们选择了义乌，而是义乌选择了我们，更是国家战略选择了义乌。</w:t>
-      </w:r>
-      <w:r>
-        <w:rPr>
-          <w:rFonts w:ascii="微软雅黑" w:hAnsi="微软雅黑" w:eastAsia="微软雅黑"/>
-          <w:sz w:val="21"/>
-        </w:rPr>
-        <w:t xml:space="preserve"> 原因有四：</w:t>
+        <w:t>公开数据</w:t>
+      </w:r>
+      <w:r>
+        <w:rPr>
+          <w:rFonts w:ascii="微软雅黑" w:hAnsi="微软雅黑" w:eastAsia="微软雅黑"/>
+          <w:sz w:val="21"/>
+        </w:rPr>
+        <w:t>：义乌指数官网（</w:t>
+      </w:r>
+      <w:r>
+        <w:rPr>
+          <w:rFonts w:ascii="Consolas" w:hAnsi="Consolas"/>
+          <w:color w:val="C7254E"/>
+          <w:sz w:val="18"/>
+        </w:rPr>
+        <w:t>ywindex.com</w:t>
+      </w:r>
+      <w:r>
+        <w:rPr>
+          <w:rFonts w:ascii="微软雅黑" w:hAnsi="微软雅黑" w:eastAsia="微软雅黑"/>
+          <w:sz w:val="21"/>
+        </w:rPr>
+        <w:t xml:space="preserve">）公开发布小商品价格指数与景气指数。本平台当前已接入其 </w:t>
+      </w:r>
+      <w:r>
+        <w:rPr>
+          <w:rFonts w:ascii="Consolas" w:hAnsi="Consolas"/>
+          <w:color w:val="C7254E"/>
+          <w:sz w:val="18"/>
+        </w:rPr>
+        <w:t>/report</w:t>
+      </w:r>
+      <w:r>
+        <w:rPr>
+          <w:rFonts w:ascii="微软雅黑" w:hAnsi="微软雅黑" w:eastAsia="微软雅黑"/>
+          <w:sz w:val="21"/>
+        </w:rPr>
+        <w:t xml:space="preserve"> 栏目官方公开发布值（千点基准、定期更新，每条带发布日期与来源链接，可现场核验）；实时指数面板需登录订阅，暂未接入。另已接入 </w:t>
+      </w:r>
+      <w:r>
+        <w:rPr>
+          <w:rFonts w:ascii="Consolas" w:hAnsi="Consolas"/>
+          <w:color w:val="C7254E"/>
+          <w:sz w:val="18"/>
+        </w:rPr>
+        <w:t>open.er-api.com</w:t>
+      </w:r>
+      <w:r>
+        <w:rPr>
+          <w:rFonts w:ascii="微软雅黑" w:hAnsi="微软雅黑" w:eastAsia="微软雅黑"/>
+          <w:sz w:val="21"/>
+        </w:rPr>
+        <w:t xml:space="preserve"> 每日参考汇率 API（USD/CNY 等，响应自带官方更新时间戳），用于跨境利润测算。义新欧班列的时刻表、运价在铁路95306网站可查，海关进出口数据在海关总署网站公开。这些数据采集完全合规。</w:t>
       </w:r>
     </w:p>
     <w:p>
@@ -1210,14 +1758,44 @@
           <w:b/>
           <w:sz w:val="21"/>
         </w:rPr>
-        <w:t>第一，义乌是全球小商品贸易的绝对中心。</w:t>
-      </w:r>
-      <w:r>
-        <w:rPr>
-          <w:rFonts w:ascii="微软雅黑" w:hAnsi="微软雅黑" w:eastAsia="微软雅黑"/>
-          <w:sz w:val="21"/>
-        </w:rPr>
-        <w:t xml:space="preserve"> 7.5万间商铺、210万SKU、日均21万客商、2025年进出口8365亿元——这个体量，全球没有第二个。在义乌做出海智能体，就像在硅谷做AI——你站在了产业的最前沿。</w:t>
+        <w:t>合作数据</w:t>
+      </w:r>
+      <w:r>
+        <w:rPr>
+          <w:rFonts w:ascii="微软雅黑" w:hAnsi="微软雅黑" w:eastAsia="微软雅黑"/>
+          <w:sz w:val="21"/>
+        </w:rPr>
+        <w:t>：商户基本信息与商品分类数据当前为</w:t>
+      </w:r>
+      <w:r>
+        <w:rPr>
+          <w:rFonts w:ascii="微软雅黑" w:hAnsi="微软雅黑" w:eastAsia="微软雅黑"/>
+          <w:b/>
+          <w:sz w:val="21"/>
+        </w:rPr>
+        <w:t>内置演示数据集</w:t>
+      </w:r>
+      <w:r>
+        <w:rPr>
+          <w:rFonts w:ascii="微软雅黑" w:hAnsi="微软雅黑" w:eastAsia="微软雅黑"/>
+          <w:sz w:val="21"/>
+        </w:rPr>
+        <w:t>；与义乌中国小商品城集团的官方数据合作处于洽谈推进阶段，</w:t>
+      </w:r>
+      <w:r>
+        <w:rPr>
+          <w:rFonts w:ascii="微软雅黑" w:hAnsi="微软雅黑" w:eastAsia="微软雅黑"/>
+          <w:b/>
+          <w:sz w:val="21"/>
+        </w:rPr>
+        <w:t>尚未签署可出示的正式协议</w:t>
+      </w:r>
+      <w:r>
+        <w:rPr>
+          <w:rFonts w:ascii="微软雅黑" w:hAnsi="微软雅黑" w:eastAsia="微软雅黑"/>
+          <w:sz w:val="21"/>
+        </w:rPr>
+        <w:t>（我们不冒充已获取）。未来合作落地后将遵循"数据可用不可见"原则：只获取脱敏后的聚合统计结果，不触碰原始交易数据，不涉及个人隐私和商业机密。</w:t>
       </w:r>
     </w:p>
     <w:p>
@@ -1236,14 +1814,14 @@
           <w:b/>
           <w:sz w:val="21"/>
         </w:rPr>
-        <w:t>第二，义乌有三大独有资源，是OPC的护城河。</w:t>
-      </w:r>
-      <w:r>
-        <w:rPr>
-          <w:rFonts w:ascii="微软雅黑" w:hAnsi="微软雅黑" w:eastAsia="微软雅黑"/>
-          <w:sz w:val="21"/>
-        </w:rPr>
-        <w:t xml:space="preserve"> 义乌指数——全球小商品价格的"晴雨表"；义新欧班列——13天直达欧洲的铁路大动脉；1039市场采购贸易模式——全国首创的通关便利化政策。这三个资源，只有义乌有，任何竞品都无法复制。</w:t>
+        <w:t>政策数据</w:t>
+      </w:r>
+      <w:r>
+        <w:rPr>
+          <w:rFonts w:ascii="微软雅黑" w:hAnsi="微软雅黑" w:eastAsia="微软雅黑"/>
+          <w:sz w:val="21"/>
+        </w:rPr>
+        <w:t>：全国39个市场采购贸易试点城市的1039实施细则、通关流程、合规要求，均通过政府公开文件获取。我们同时与各地商务部门建立对接，获取最新政策动态。这是政策复制Agent的核心数据源，也是义乌经验AI复制的基石。</w:t>
       </w:r>
     </w:p>
     <w:p>
@@ -1262,40 +1840,14 @@
           <w:b/>
           <w:sz w:val="21"/>
         </w:rPr>
-        <w:t>第三，义乌经验已上升为国家战略。</w:t>
-      </w:r>
-      <w:r>
-        <w:rPr>
-          <w:rFonts w:ascii="微软雅黑" w:hAnsi="微软雅黑" w:eastAsia="微软雅黑"/>
-          <w:sz w:val="21"/>
-        </w:rPr>
-        <w:t xml:space="preserve"> 习近平总书记批示"把义乌发展经验进一步总结好、运用好"，这不是地方经验，这是国家要推广的战略财富。OPC扎根义乌，就是站在国家战略的肩膀上。</w:t>
-      </w:r>
-    </w:p>
-    <w:p>
-      <w:pPr>
-        <w:spacing w:after="120" w:line="400" w:lineRule="exact"/>
-      </w:pPr>
-      <w:r>
-        <w:rPr>
-          <w:rFonts w:ascii="微软雅黑" w:hAnsi="微软雅黑" w:eastAsia="微软雅黑"/>
-          <w:sz w:val="21"/>
-        </w:rPr>
-      </w:r>
-      <w:r>
-        <w:rPr>
-          <w:rFonts w:ascii="微软雅黑" w:hAnsi="微软雅黑" w:eastAsia="微软雅黑"/>
-          <w:b/>
-          <w:sz w:val="21"/>
-        </w:rPr>
-        <w:t>第四，1039模式已复制到39城，义乌经验正在走向全国。</w:t>
-      </w:r>
-      <w:r>
-        <w:rPr>
-          <w:rFonts w:ascii="微软雅黑" w:hAnsi="微软雅黑" w:eastAsia="微软雅黑"/>
-          <w:sz w:val="21"/>
-        </w:rPr>
-        <w:t xml:space="preserve"> 我们不是只做一个城市的项目，我们是在义乌建一套可复制的AI基础设施，然后通过政策复制Agent，把义乌经验推广到全国39个城市。</w:t>
+        <w:t>用户数据</w:t>
+      </w:r>
+      <w:r>
+        <w:rPr>
+          <w:rFonts w:ascii="微软雅黑" w:hAnsi="微软雅黑" w:eastAsia="微软雅黑"/>
+          <w:sz w:val="21"/>
+        </w:rPr>
+        <w:t>：商户使用OPC产生的运营数据、交易数据，严格遵守《数据安全法》和《个人信息保护法》，用户明确授权后才采集，数据加密存储，仅用于提升Agent服务质量，绝不用于其他商业目的。</w:t>
       </w:r>
     </w:p>
     <w:p>
@@ -1329,7 +1881,7 @@
           <w:color w:val="555555"/>
           <w:sz w:val="20"/>
         </w:rPr>
-        <w:t>：别人问为什么选义乌，就像问为什么要在硅谷做科技——因为最好的资源在这里，最大的市场在这里，最深的护城河在这里，国家战略也在这里。义乌不是我们的选择，义乌是我们的命运，更是我们的使命。</w:t>
+        <w:t>：义乌的数据本身就是公开的——义乌指数定期对外发布，义新欧班列时刻表人人可查，1039政策白纸黑字，39城试点政策更是政府主动公开。我们只是用AI把这些数据变成了商户的决策能力。数据一直在那里，缺的是读懂它的人——现在，AI Agent来了。</w:t>
       </w:r>
     </w:p>
     <w:p>
@@ -1354,7 +1906,7 @@
           <w:color w:val="333333"/>
           <w:sz w:val="30"/>
         </w:rPr>
-        <w:t>Q5：项目能落地吗？有团队吗？</w:t>
+        <w:t>Q4：为什么选择义乌？</w:t>
       </w:r>
     </w:p>
     <w:p>
@@ -1379,7 +1931,6 @@
           <w:rFonts w:ascii="微软雅黑" w:hAnsi="微软雅黑" w:eastAsia="微软雅黑"/>
           <w:sz w:val="21"/>
         </w:rPr>
-        <w:t>能落地。7 个 Agent（市场洞察 / 智能选品 / 内容生成 / 合规查询 / 智能客服 / 供应链匹配 / 政策复制）已</w:t>
       </w:r>
       <w:r>
         <w:rPr>
@@ -1387,28 +1938,14 @@
           <w:b/>
           <w:sz w:val="21"/>
         </w:rPr>
-        <w:t>全部建成并可现场演示</w:t>
-      </w:r>
-      <w:r>
-        <w:rPr>
-          <w:rFonts w:ascii="微软雅黑" w:hAnsi="微软雅黑" w:eastAsia="微软雅黑"/>
-          <w:sz w:val="21"/>
-        </w:rPr>
-        <w:t>，均为 LLM 增强型（确定性骨架 + LLM 推理），并已真实接入义乌指数官方发布值与汇率两个外部数据源。团队目前以我为核心，技术+跨境双背景，正在招募运营、商务和政策研究合伙人。正与义乌商贸城洽谈数据合作，首批种子商户正在对接中。</w:t>
-      </w:r>
-      <w:r>
-        <w:rPr>
-          <w:rFonts w:ascii="微软雅黑" w:hAnsi="微软雅黑" w:eastAsia="微软雅黑"/>
-          <w:b/>
-          <w:sz w:val="21"/>
-        </w:rPr>
-        <w:t>先做MVP验证，再39城复制，这是最务实的落地路径——也是义乌发展经验"先行先试、逐步推广"的精髓。</w:t>
-      </w:r>
-      <w:r>
-        <w:rPr>
-          <w:rFonts w:ascii="微软雅黑" w:hAnsi="微软雅黑" w:eastAsia="微软雅黑"/>
-          <w:sz w:val="21"/>
-        </w:rPr>
+        <w:t>不是我们选择了义乌，而是义乌选择了我们，更是国家战略选择了义乌。</w:t>
+      </w:r>
+      <w:r>
+        <w:rPr>
+          <w:rFonts w:ascii="微软雅黑" w:hAnsi="微软雅黑" w:eastAsia="微软雅黑"/>
+          <w:sz w:val="21"/>
+        </w:rPr>
+        <w:t xml:space="preserve"> 习近平总书记批示"把义乌发展经验进一步总结好、运用好"，义乌经验已上升为国家战略。义乌有三大独有资源——义乌指数、义新欧班列、1039模式——这些数据和能力只有义乌有。更重要的是，1039模式已复制到全国39城，义乌经验正在走向全国。OPC只有扎根义乌，才能读懂义乌经验，才能把经验复制到全国。</w:t>
       </w:r>
     </w:p>
     <w:p>
@@ -1442,7 +1979,7 @@
           <w:color w:val="555555"/>
           <w:sz w:val="20"/>
         </w:rPr>
-        <w:t>：义乌商户最务实——不看PPT，只看效果。我们也是，先让100个商户用起来，比写100页商业计划书有用。义乌发展经验告诉我们：先行先试，用结果说话。</w:t>
+        <w:t>：别人问为什么选义乌，就像问为什么要在硅谷做科技——因为最好的资源在这里，最大的市场在这里，最深的护城河在这里，国家战略也在这里。</w:t>
       </w:r>
     </w:p>
     <w:p>
@@ -1474,14 +2011,14 @@
           <w:b/>
           <w:sz w:val="21"/>
         </w:rPr>
-        <w:t>落地路径分三步</w:t>
-      </w:r>
-      <w:r>
-        <w:rPr>
-          <w:rFonts w:ascii="微软雅黑" w:hAnsi="微软雅黑" w:eastAsia="微软雅黑"/>
-          <w:sz w:val="21"/>
-        </w:rPr>
-        <w:t>：</w:t>
+        <w:t>不是我们选择了义乌，而是义乌选择了我们，更是国家战略选择了义乌。</w:t>
+      </w:r>
+      <w:r>
+        <w:rPr>
+          <w:rFonts w:ascii="微软雅黑" w:hAnsi="微软雅黑" w:eastAsia="微软雅黑"/>
+          <w:sz w:val="21"/>
+        </w:rPr>
+        <w:t xml:space="preserve"> 原因有四：</w:t>
       </w:r>
     </w:p>
     <w:p>
@@ -1500,14 +2037,14 @@
           <w:b/>
           <w:sz w:val="21"/>
         </w:rPr>
-        <w:t>第一步（1-3个月）</w:t>
-      </w:r>
-      <w:r>
-        <w:rPr>
-          <w:rFonts w:ascii="微软雅黑" w:hAnsi="微软雅黑" w:eastAsia="微软雅黑"/>
-          <w:sz w:val="21"/>
-        </w:rPr>
-        <w:t>：完成7大Agent的MVP开发，在义乌商贸城招募50-100家种子商户免费试用，收集反馈，快速迭代。政策复制Agent优先开发39城中5个重点城市的政策适配。</w:t>
+        <w:t>第一，义乌是全球小商品贸易的绝对中心。</w:t>
+      </w:r>
+      <w:r>
+        <w:rPr>
+          <w:rFonts w:ascii="微软雅黑" w:hAnsi="微软雅黑" w:eastAsia="微软雅黑"/>
+          <w:sz w:val="21"/>
+        </w:rPr>
+        <w:t xml:space="preserve"> 7.5万间商铺、210万SKU、日均21万客商、2025年进出口8365亿元——这个体量，全球没有第二个。在义乌做出海智能体，就像在硅谷做AI——你站在了产业的最前沿。</w:t>
       </w:r>
     </w:p>
     <w:p>
@@ -1526,14 +2063,14 @@
           <w:b/>
           <w:sz w:val="21"/>
         </w:rPr>
-        <w:t>第二步（4-6个月）</w:t>
-      </w:r>
-      <w:r>
-        <w:rPr>
-          <w:rFonts w:ascii="微软雅黑" w:hAnsi="微软雅黑" w:eastAsia="微软雅黑"/>
-          <w:sz w:val="21"/>
-        </w:rPr>
-        <w:t>：基于种子商户反馈优化产品，正式上线义乌专享版，目标1000家付费商户。同步启动3-5个试点城市的政策复制试点。</w:t>
+        <w:t>第二，义乌有三大独有资源，是OPC的护城河。</w:t>
+      </w:r>
+      <w:r>
+        <w:rPr>
+          <w:rFonts w:ascii="微软雅黑" w:hAnsi="微软雅黑" w:eastAsia="微软雅黑"/>
+          <w:sz w:val="21"/>
+        </w:rPr>
+        <w:t xml:space="preserve"> 义乌指数——全球小商品价格的"晴雨表"；义新欧班列——13天直达欧洲的铁路大动脉；1039市场采购贸易模式——全国首创的通关便利化政策。这三个资源，只有义乌有，任何竞品都无法复制。</w:t>
       </w:r>
     </w:p>
     <w:p>
@@ -1552,14 +2089,14 @@
           <w:b/>
           <w:sz w:val="21"/>
         </w:rPr>
-        <w:t>第三步（7-12个月）</w:t>
-      </w:r>
-      <w:r>
-        <w:rPr>
-          <w:rFonts w:ascii="微软雅黑" w:hAnsi="微软雅黑" w:eastAsia="微软雅黑"/>
-          <w:sz w:val="21"/>
-        </w:rPr>
-        <w:t>：验证商业模式，扩大盈利规模（首月已实现正向现金流），通过城市合伙人模式开始39城规模化复制。</w:t>
+        <w:t>第三，义乌经验已上升为国家战略。</w:t>
+      </w:r>
+      <w:r>
+        <w:rPr>
+          <w:rFonts w:ascii="微软雅黑" w:hAnsi="微软雅黑" w:eastAsia="微软雅黑"/>
+          <w:sz w:val="21"/>
+        </w:rPr>
+        <w:t xml:space="preserve"> 习近平总书记批示"把义乌发展经验进一步总结好、运用好"，这不是地方经验，这是国家要推广的战略财富。OPC扎根义乌，就是站在国家战略的肩膀上。</w:t>
       </w:r>
     </w:p>
     <w:p>
@@ -1578,40 +2115,14 @@
           <w:b/>
           <w:sz w:val="21"/>
         </w:rPr>
-        <w:t>团队现状</w:t>
-      </w:r>
-      <w:r>
-        <w:rPr>
-          <w:rFonts w:ascii="微软雅黑" w:hAnsi="微软雅黑" w:eastAsia="微软雅黑"/>
-          <w:sz w:val="21"/>
-        </w:rPr>
-        <w:t>：我本人冯亦根，技术背景+跨境经验，负责产品和技术。目前已有2名兼职工程师协助开发。正在招募：1名跨境运营合伙人（需有Amazon/Temu实操经验）、1名商务拓展合伙人（需有义乌商贸城资源）、1名政策研究合伙人（需熟悉1039政策和39城试点情况）。</w:t>
-      </w:r>
-    </w:p>
-    <w:p>
-      <w:pPr>
-        <w:spacing w:after="120" w:line="400" w:lineRule="exact"/>
-      </w:pPr>
-      <w:r>
-        <w:rPr>
-          <w:rFonts w:ascii="微软雅黑" w:hAnsi="微软雅黑" w:eastAsia="微软雅黑"/>
-          <w:sz w:val="21"/>
-        </w:rPr>
-      </w:r>
-      <w:r>
-        <w:rPr>
-          <w:rFonts w:ascii="微软雅黑" w:hAnsi="微软雅黑" w:eastAsia="微软雅黑"/>
-          <w:b/>
-          <w:sz w:val="21"/>
-        </w:rPr>
-        <w:t>关键合作</w:t>
-      </w:r>
-      <w:r>
-        <w:rPr>
-          <w:rFonts w:ascii="微软雅黑" w:hAnsi="微软雅黑" w:eastAsia="微软雅黑"/>
-          <w:sz w:val="21"/>
-        </w:rPr>
-        <w:t>：义乌中国小商品城集团已表达初步合作意向，愿意提供数据接口和商户触达渠道。义新欧物流公司也愿意对接班列数据。</w:t>
+        <w:t>第四，1039模式已复制到39城，义乌经验正在走向全国。</w:t>
+      </w:r>
+      <w:r>
+        <w:rPr>
+          <w:rFonts w:ascii="微软雅黑" w:hAnsi="微软雅黑" w:eastAsia="微软雅黑"/>
+          <w:sz w:val="21"/>
+        </w:rPr>
+        <w:t xml:space="preserve"> 我们不是只做一个城市的项目，我们是在义乌建一套可复制的AI基础设施，然后通过政策复制Agent，把义乌经验推广到全国39个城市。</w:t>
       </w:r>
     </w:p>
     <w:p>
@@ -1645,7 +2156,7 @@
           <w:color w:val="555555"/>
           <w:sz w:val="20"/>
         </w:rPr>
-        <w:t>：义乌商户最务实——不看PPT，只看效果。我们也是，先让100个商户用起来，比写100页商业计划书有用。义乌发展经验告诉我们：先行先试，用结果说话。义乌不相信眼泪，只相信订单。</w:t>
+        <w:t>：别人问为什么选义乌，就像问为什么要在硅谷做科技——因为最好的资源在这里，最大的市场在这里，最深的护城河在这里，国家战略也在这里。义乌不是我们的选择，义乌是我们的命运，更是我们的使命。</w:t>
       </w:r>
     </w:p>
     <w:p>
@@ -1670,7 +2181,7 @@
           <w:color w:val="333333"/>
           <w:sz w:val="30"/>
         </w:rPr>
-        <w:t>Q6：怎么获客？</w:t>
+        <w:t>Q5：项目能落地吗？有团队吗？</w:t>
       </w:r>
     </w:p>
     <w:p>
@@ -1695,7 +2206,7 @@
           <w:rFonts w:ascii="微软雅黑" w:hAnsi="微软雅黑" w:eastAsia="微软雅黑"/>
           <w:sz w:val="21"/>
         </w:rPr>
-        <w:t>五条获客渠道：</w:t>
+        <w:t>能落地。7 个 Agent（市场洞察 / 智能选品 / 内容生成 / 合规查询 / 智能客服 / 供应链匹配 / 政策复制）已</w:t>
       </w:r>
       <w:r>
         <w:rPr>
@@ -1703,14 +2214,14 @@
           <w:b/>
           <w:sz w:val="21"/>
         </w:rPr>
-        <w:t>地推</w:t>
-      </w:r>
-      <w:r>
-        <w:rPr>
-          <w:rFonts w:ascii="微软雅黑" w:hAnsi="微软雅黑" w:eastAsia="微软雅黑"/>
-          <w:sz w:val="21"/>
-        </w:rPr>
-        <w:t>——义乌商贸城7.5万商铺，面对面是最有效的；</w:t>
+        <w:t>全部建成并可现场演示</w:t>
+      </w:r>
+      <w:r>
+        <w:rPr>
+          <w:rFonts w:ascii="微软雅黑" w:hAnsi="微软雅黑" w:eastAsia="微软雅黑"/>
+          <w:sz w:val="21"/>
+        </w:rPr>
+        <w:t>，均为 LLM 增强型（确定性骨架 + LLM 推理），并已真实接入义乌指数官方发布值与汇率两个外部数据源。团队目前以我为核心，技术+跨境双背景，正在招募运营、商务和政策研究合伙人。正与义乌商贸城洽谈数据合作，首批种子商户正在对接中。</w:t>
       </w:r>
       <w:r>
         <w:rPr>
@@ -1718,67 +2229,7 @@
           <w:b/>
           <w:sz w:val="21"/>
         </w:rPr>
-        <w:t>商会合作</w:t>
-      </w:r>
-      <w:r>
-        <w:rPr>
-          <w:rFonts w:ascii="微软雅黑" w:hAnsi="微软雅黑" w:eastAsia="微软雅黑"/>
-          <w:sz w:val="21"/>
-        </w:rPr>
-        <w:t>——义乌有200+商协会，通过商会批量触达；</w:t>
-      </w:r>
-      <w:r>
-        <w:rPr>
-          <w:rFonts w:ascii="微软雅黑" w:hAnsi="微软雅黑" w:eastAsia="微软雅黑"/>
-          <w:b/>
-          <w:sz w:val="21"/>
-        </w:rPr>
-        <w:t>标杆案例</w:t>
-      </w:r>
-      <w:r>
-        <w:rPr>
-          <w:rFonts w:ascii="微软雅黑" w:hAnsi="微软雅黑" w:eastAsia="微软雅黑"/>
-          <w:sz w:val="21"/>
-        </w:rPr>
-        <w:t>——打造10个出海成功案例，口碑传播；</w:t>
-      </w:r>
-      <w:r>
-        <w:rPr>
-          <w:rFonts w:ascii="微软雅黑" w:hAnsi="微软雅黑" w:eastAsia="微软雅黑"/>
-          <w:b/>
-          <w:sz w:val="21"/>
-        </w:rPr>
-        <w:t>义新欧生态</w:t>
-      </w:r>
-      <w:r>
-        <w:rPr>
-          <w:rFonts w:ascii="微软雅黑" w:hAnsi="微软雅黑" w:eastAsia="微软雅黑"/>
-          <w:sz w:val="21"/>
-        </w:rPr>
-        <w:t>——通过义新欧物流客户反向导流；</w:t>
-      </w:r>
-      <w:r>
-        <w:rPr>
-          <w:rFonts w:ascii="微软雅黑" w:hAnsi="微软雅黑" w:eastAsia="微软雅黑"/>
-          <w:b/>
-          <w:sz w:val="21"/>
-        </w:rPr>
-        <w:t>39城政府合作</w:t>
-      </w:r>
-      <w:r>
-        <w:rPr>
-          <w:rFonts w:ascii="微软雅黑" w:hAnsi="微软雅黑" w:eastAsia="微软雅黑"/>
-          <w:sz w:val="21"/>
-        </w:rPr>
-        <w:t>——通过地方政府采购，批量导入当地商户。</w:t>
-      </w:r>
-      <w:r>
-        <w:rPr>
-          <w:rFonts w:ascii="微软雅黑" w:hAnsi="微软雅黑" w:eastAsia="微软雅黑"/>
-          <w:b/>
-          <w:sz w:val="21"/>
-        </w:rPr>
-        <w:t>义乌的生意是靠关系做的，39城的复制是靠政策推的——关系+政策，双轮驱动。</w:t>
+        <w:t>先做MVP验证，再39城复制，这是最务实的落地路径——也是义乌发展经验"先行先试、逐步推广"的精髓。</w:t>
       </w:r>
       <w:r>
         <w:rPr>
@@ -1818,7 +2269,7 @@
           <w:color w:val="555555"/>
           <w:sz w:val="20"/>
         </w:rPr>
-        <w:t>：在义乌，最好的广告不是抖音投放，而是隔壁老王说"这个AI真的帮我接到单了"。在39城，最好的推广不是地推，而是政府说"这个平台我们采购了，你们免费用"。</w:t>
+        <w:t>：义乌商户最务实——不看PPT，只看效果。我们也是，先让100个商户用起来，比写100页商业计划书有用。义乌发展经验告诉我们：先行先试，用结果说话。</w:t>
       </w:r>
     </w:p>
     <w:p>
@@ -1850,14 +2301,14 @@
           <w:b/>
           <w:sz w:val="21"/>
         </w:rPr>
-        <w:t>渠道一：商贸城地推（核心渠道）</w:t>
-      </w:r>
-      <w:r>
-        <w:rPr>
-          <w:rFonts w:ascii="微软雅黑" w:hAnsi="微软雅黑" w:eastAsia="微软雅黑"/>
-          <w:sz w:val="21"/>
-        </w:rPr>
-        <w:t>。义乌国际商贸城7.5万间商铺，物理集中，地推效率极高。我们计划组建3人地推团队，每天走访50家商户，现场演示Agent能力，当天注册当天体验。义乌商户的决策链极短——老板觉得好用，当场就付钱。</w:t>
+        <w:t>落地路径分三步</w:t>
+      </w:r>
+      <w:r>
+        <w:rPr>
+          <w:rFonts w:ascii="微软雅黑" w:hAnsi="微软雅黑" w:eastAsia="微软雅黑"/>
+          <w:sz w:val="21"/>
+        </w:rPr>
+        <w:t>：</w:t>
       </w:r>
     </w:p>
     <w:p>
@@ -1876,14 +2327,14 @@
           <w:b/>
           <w:sz w:val="21"/>
         </w:rPr>
-        <w:t>渠道二：商协会合作</w:t>
-      </w:r>
-      <w:r>
-        <w:rPr>
-          <w:rFonts w:ascii="微软雅黑" w:hAnsi="微软雅黑" w:eastAsia="微软雅黑"/>
-          <w:sz w:val="21"/>
-        </w:rPr>
-        <w:t>。义乌有200+商协会（义乌温州商会、义乌福建商会等），每个商会几百到上千会员。我们与商会合作举办"AI出海沙龙"，一次触达上百商户。</w:t>
+        <w:t>第一步（1-3个月）</w:t>
+      </w:r>
+      <w:r>
+        <w:rPr>
+          <w:rFonts w:ascii="微软雅黑" w:hAnsi="微软雅黑" w:eastAsia="微软雅黑"/>
+          <w:sz w:val="21"/>
+        </w:rPr>
+        <w:t>：完成7大Agent的MVP开发，在义乌商贸城招募50-100家种子商户免费试用，收集反馈，快速迭代。政策复制Agent优先开发39城中5个重点城市的政策适配。</w:t>
       </w:r>
     </w:p>
     <w:p>
@@ -1902,14 +2353,14 @@
           <w:b/>
           <w:sz w:val="21"/>
         </w:rPr>
-        <w:t>渠道三：标杆案例裂变</w:t>
-      </w:r>
-      <w:r>
-        <w:rPr>
-          <w:rFonts w:ascii="微软雅黑" w:hAnsi="微软雅黑" w:eastAsia="微软雅黑"/>
-          <w:sz w:val="21"/>
-        </w:rPr>
-        <w:t>。首批重点扶持10家商户，确保他们通过OPC真正接到海外订单，形成标杆案例。义乌商户圈子极小，一个成功案例可以带来50个转介绍。</w:t>
+        <w:t>第二步（4-6个月）</w:t>
+      </w:r>
+      <w:r>
+        <w:rPr>
+          <w:rFonts w:ascii="微软雅黑" w:hAnsi="微软雅黑" w:eastAsia="微软雅黑"/>
+          <w:sz w:val="21"/>
+        </w:rPr>
+        <w:t>：基于种子商户反馈优化产品，正式上线义乌专享版，目标1000家付费商户。同步启动3-5个试点城市的政策复制试点。</w:t>
       </w:r>
     </w:p>
     <w:p>
@@ -1928,14 +2379,14 @@
           <w:b/>
           <w:sz w:val="21"/>
         </w:rPr>
-        <w:t>渠道四：义新欧生态导流</w:t>
-      </w:r>
-      <w:r>
-        <w:rPr>
-          <w:rFonts w:ascii="微软雅黑" w:hAnsi="微软雅黑" w:eastAsia="微软雅黑"/>
-          <w:sz w:val="21"/>
-        </w:rPr>
-        <w:t>。义新欧班列每月有大量发货商户，这些商户本身就是出海商户，是OPC的精准用户。我们与义新欧物流合作，在其发货流程中嵌入OPC推荐。</w:t>
+        <w:t>第三步（7-12个月）</w:t>
+      </w:r>
+      <w:r>
+        <w:rPr>
+          <w:rFonts w:ascii="微软雅黑" w:hAnsi="微软雅黑" w:eastAsia="微软雅黑"/>
+          <w:sz w:val="21"/>
+        </w:rPr>
+        <w:t>：验证商业模式，扩大盈利规模（首月已实现正向现金流），通过城市合伙人模式开始39城规模化复制。</w:t>
       </w:r>
     </w:p>
     <w:p>
@@ -1954,14 +2405,40 @@
           <w:b/>
           <w:sz w:val="21"/>
         </w:rPr>
-        <w:t>渠道五：39城政府合作（V2新增）</w:t>
-      </w:r>
-      <w:r>
-        <w:rPr>
-          <w:rFonts w:ascii="微软雅黑" w:hAnsi="微软雅黑" w:eastAsia="微软雅黑"/>
-          <w:sz w:val="21"/>
-        </w:rPr>
-        <w:t>。39个试点城市的商务局、市场采购贸易服务中心，有明确的商户出海扶持任务。我们提供"义乌经验AI复制方案"，政府购买服务，商户免费使用。一次政府合作，批量导入数百商户。</w:t>
+        <w:t>团队现状</w:t>
+      </w:r>
+      <w:r>
+        <w:rPr>
+          <w:rFonts w:ascii="微软雅黑" w:hAnsi="微软雅黑" w:eastAsia="微软雅黑"/>
+          <w:sz w:val="21"/>
+        </w:rPr>
+        <w:t>：我本人冯亦根，技术背景+跨境经验，负责产品和技术。目前已有2名兼职工程师协助开发。正在招募：1名跨境运营合伙人（需有Amazon/Temu实操经验）、1名商务拓展合伙人（需有义乌商贸城资源）、1名政策研究合伙人（需熟悉1039政策和39城试点情况）。</w:t>
+      </w:r>
+    </w:p>
+    <w:p>
+      <w:pPr>
+        <w:spacing w:after="120" w:line="400" w:lineRule="exact"/>
+      </w:pPr>
+      <w:r>
+        <w:rPr>
+          <w:rFonts w:ascii="微软雅黑" w:hAnsi="微软雅黑" w:eastAsia="微软雅黑"/>
+          <w:sz w:val="21"/>
+        </w:rPr>
+      </w:r>
+      <w:r>
+        <w:rPr>
+          <w:rFonts w:ascii="微软雅黑" w:hAnsi="微软雅黑" w:eastAsia="微软雅黑"/>
+          <w:b/>
+          <w:sz w:val="21"/>
+        </w:rPr>
+        <w:t>关键合作</w:t>
+      </w:r>
+      <w:r>
+        <w:rPr>
+          <w:rFonts w:ascii="微软雅黑" w:hAnsi="微软雅黑" w:eastAsia="微软雅黑"/>
+          <w:sz w:val="21"/>
+        </w:rPr>
+        <w:t>：义乌中国小商品城集团已表达初步合作意向，愿意提供数据接口和商户触达渠道。义新欧物流公司也愿意对接班列数据。</w:t>
       </w:r>
     </w:p>
     <w:p>
@@ -1995,7 +2472,7 @@
           <w:color w:val="555555"/>
           <w:sz w:val="20"/>
         </w:rPr>
-        <w:t>：在义乌，最好的广告不是抖音投放，而是隔壁老王说"这个AI真的帮我接到单了"。在39城，最好的推广不是地推，而是政府说"这个平台我们采购了，你们免费用"。义乌靠口碑，39城靠政策——双轮驱动，这就是义乌发展经验"党政有为"的AI版。</w:t>
+        <w:t>：义乌商户最务实——不看PPT，只看效果。我们也是，先让100个商户用起来，比写100页商业计划书有用。义乌发展经验告诉我们：先行先试，用结果说话。义乌不相信眼泪，只相信订单。</w:t>
       </w:r>
     </w:p>
     <w:p>
@@ -2020,7 +2497,7 @@
           <w:color w:val="333333"/>
           <w:sz w:val="30"/>
         </w:rPr>
-        <w:t>Q7：大厂入局怎么办？</w:t>
+        <w:t>Q6：怎么获客？</w:t>
       </w:r>
     </w:p>
     <w:p>
@@ -2045,7 +2522,7 @@
           <w:rFonts w:ascii="微软雅黑" w:hAnsi="微软雅黑" w:eastAsia="微软雅黑"/>
           <w:sz w:val="21"/>
         </w:rPr>
-        <w:t>大厂做的是通用平台，OPC做的是义乌深度+39城复制。</w:t>
+        <w:t>五条获客渠道：</w:t>
       </w:r>
       <w:r>
         <w:rPr>
@@ -2053,14 +2530,88 @@
           <w:b/>
           <w:sz w:val="21"/>
         </w:rPr>
-        <w:t>大厂的AI不懂义乌指数、不懂1039模式、不懂义新欧班列、更不懂义乌发展经验，也做不到39城政策精准适配。</w:t>
-      </w:r>
-      <w:r>
-        <w:rPr>
-          <w:rFonts w:ascii="微软雅黑" w:hAnsi="微软雅黑" w:eastAsia="微软雅黑"/>
-          <w:sz w:val="21"/>
-        </w:rPr>
-        <w:t xml:space="preserve"> 我们的四层壁垒——义乌数据源、1039合规能力、7.5万商铺直连、义乌经验39城复制——大厂要复制，至少需要2年时间和数亿投入。而2年后，OPC已经成了义乌的AI基础设施和39城的出海标准。</w:t>
+        <w:t>地推</w:t>
+      </w:r>
+      <w:r>
+        <w:rPr>
+          <w:rFonts w:ascii="微软雅黑" w:hAnsi="微软雅黑" w:eastAsia="微软雅黑"/>
+          <w:sz w:val="21"/>
+        </w:rPr>
+        <w:t>——义乌商贸城7.5万商铺，面对面是最有效的；</w:t>
+      </w:r>
+      <w:r>
+        <w:rPr>
+          <w:rFonts w:ascii="微软雅黑" w:hAnsi="微软雅黑" w:eastAsia="微软雅黑"/>
+          <w:b/>
+          <w:sz w:val="21"/>
+        </w:rPr>
+        <w:t>商会合作</w:t>
+      </w:r>
+      <w:r>
+        <w:rPr>
+          <w:rFonts w:ascii="微软雅黑" w:hAnsi="微软雅黑" w:eastAsia="微软雅黑"/>
+          <w:sz w:val="21"/>
+        </w:rPr>
+        <w:t>——义乌有200+商协会，通过商会批量触达；</w:t>
+      </w:r>
+      <w:r>
+        <w:rPr>
+          <w:rFonts w:ascii="微软雅黑" w:hAnsi="微软雅黑" w:eastAsia="微软雅黑"/>
+          <w:b/>
+          <w:sz w:val="21"/>
+        </w:rPr>
+        <w:t>标杆案例</w:t>
+      </w:r>
+      <w:r>
+        <w:rPr>
+          <w:rFonts w:ascii="微软雅黑" w:hAnsi="微软雅黑" w:eastAsia="微软雅黑"/>
+          <w:sz w:val="21"/>
+        </w:rPr>
+        <w:t>——打造10个出海成功案例，口碑传播；</w:t>
+      </w:r>
+      <w:r>
+        <w:rPr>
+          <w:rFonts w:ascii="微软雅黑" w:hAnsi="微软雅黑" w:eastAsia="微软雅黑"/>
+          <w:b/>
+          <w:sz w:val="21"/>
+        </w:rPr>
+        <w:t>义新欧生态</w:t>
+      </w:r>
+      <w:r>
+        <w:rPr>
+          <w:rFonts w:ascii="微软雅黑" w:hAnsi="微软雅黑" w:eastAsia="微软雅黑"/>
+          <w:sz w:val="21"/>
+        </w:rPr>
+        <w:t>——通过义新欧物流客户反向导流；</w:t>
+      </w:r>
+      <w:r>
+        <w:rPr>
+          <w:rFonts w:ascii="微软雅黑" w:hAnsi="微软雅黑" w:eastAsia="微软雅黑"/>
+          <w:b/>
+          <w:sz w:val="21"/>
+        </w:rPr>
+        <w:t>39城政府合作</w:t>
+      </w:r>
+      <w:r>
+        <w:rPr>
+          <w:rFonts w:ascii="微软雅黑" w:hAnsi="微软雅黑" w:eastAsia="微软雅黑"/>
+          <w:sz w:val="21"/>
+        </w:rPr>
+        <w:t>——通过地方政府采购，批量导入当地商户。</w:t>
+      </w:r>
+      <w:r>
+        <w:rPr>
+          <w:rFonts w:ascii="微软雅黑" w:hAnsi="微软雅黑" w:eastAsia="微软雅黑"/>
+          <w:b/>
+          <w:sz w:val="21"/>
+        </w:rPr>
+        <w:t>义乌的生意是靠关系做的，39城的复制是靠政策推的——关系+政策，双轮驱动。</w:t>
+      </w:r>
+      <w:r>
+        <w:rPr>
+          <w:rFonts w:ascii="微软雅黑" w:hAnsi="微软雅黑" w:eastAsia="微软雅黑"/>
+          <w:sz w:val="21"/>
+        </w:rPr>
       </w:r>
     </w:p>
     <w:p>
@@ -2094,7 +2645,7 @@
           <w:color w:val="555555"/>
           <w:sz w:val="20"/>
         </w:rPr>
-        <w:t>：大厂有算力，我们有义乌。算力可以买，但义乌7.5万商铺的信任、义乌发展经验的深度理解、39城政策的精准适配——这些，买不来。</w:t>
+        <w:t>：在义乌，最好的广告不是抖音投放，而是隔壁老王说"这个AI真的帮我接到单了"。在39城，最好的推广不是地推，而是政府说"这个平台我们采购了，你们免费用"。</w:t>
       </w:r>
     </w:p>
     <w:p>
@@ -2126,13 +2677,14 @@
           <w:b/>
           <w:sz w:val="21"/>
         </w:rPr>
-        <w:t>大厂的路径是自上而下的通用化，我们的路径是自下而上的深度化+经验复制。</w:t>
-      </w:r>
-      <w:r>
-        <w:rPr>
-          <w:rFonts w:ascii="微软雅黑" w:hAnsi="微软雅黑" w:eastAsia="微软雅黑"/>
-          <w:sz w:val="21"/>
-        </w:rPr>
+        <w:t>渠道一：商贸城地推（核心渠道）</w:t>
+      </w:r>
+      <w:r>
+        <w:rPr>
+          <w:rFonts w:ascii="微软雅黑" w:hAnsi="微软雅黑" w:eastAsia="微软雅黑"/>
+          <w:sz w:val="21"/>
+        </w:rPr>
+        <w:t>。义乌国际商贸城7.5万间商铺，物理集中，地推效率极高。我们计划组建3人地推团队，每天走访50家商户，现场演示Agent能力，当天注册当天体验。义乌商户的决策链极短——老板觉得好用，当场就付钱。</w:t>
       </w:r>
     </w:p>
     <w:p>
@@ -2144,7 +2696,21 @@
           <w:rFonts w:ascii="微软雅黑" w:hAnsi="微软雅黑" w:eastAsia="微软雅黑"/>
           <w:sz w:val="21"/>
         </w:rPr>
-        <w:t>大厂做AI出海，一定是做通用平台——支持所有城市、所有品类、所有模式。通用意味着浅层，浅层意味着无法解决义乌商户的深层痛点，更无法做到39城政策精准适配。比如1039模式，全国只有39个试点城市有，每个城市实施细则不同，大厂不会为39个城市分别做一套合规引擎。但1039是这些城市商户出海的生命线，不做不行。</w:t>
+      </w:r>
+      <w:r>
+        <w:rPr>
+          <w:rFonts w:ascii="微软雅黑" w:hAnsi="微软雅黑" w:eastAsia="微软雅黑"/>
+          <w:b/>
+          <w:sz w:val="21"/>
+        </w:rPr>
+        <w:t>渠道二：商协会合作</w:t>
+      </w:r>
+      <w:r>
+        <w:rPr>
+          <w:rFonts w:ascii="微软雅黑" w:hAnsi="微软雅黑" w:eastAsia="微软雅黑"/>
+          <w:sz w:val="21"/>
+        </w:rPr>
+        <w:t>。义乌有200+商协会（义乌温州商会、义乌福建商会等），每个商会几百到上千会员。我们与商会合作举办"AI出海沙龙"，一次触达上百商户。</w:t>
       </w:r>
     </w:p>
     <w:p>
@@ -2163,20 +2729,19 @@
           <w:b/>
           <w:sz w:val="21"/>
         </w:rPr>
-        <w:t>我们的四层壁垒</w:t>
-      </w:r>
-      <w:r>
-        <w:rPr>
-          <w:rFonts w:ascii="微软雅黑" w:hAnsi="微软雅黑" w:eastAsia="微软雅黑"/>
-          <w:sz w:val="21"/>
-        </w:rPr>
-        <w:t>：</w:t>
+        <w:t>渠道三：标杆案例裂变</w:t>
+      </w:r>
+      <w:r>
+        <w:rPr>
+          <w:rFonts w:ascii="微软雅黑" w:hAnsi="微软雅黑" w:eastAsia="微软雅黑"/>
+          <w:sz w:val="21"/>
+        </w:rPr>
+        <w:t>。首批重点扶持10家商户，确保他们通过OPC真正接到海外订单，形成标杆案例。义乌商户圈子极小，一个成功案例可以带来50个转介绍。</w:t>
       </w:r>
     </w:p>
     <w:p>
       <w:pPr>
-        <w:pStyle w:val="ListNumber"/>
-        <w:spacing w:after="60" w:line="360" w:lineRule="exact"/>
+        <w:spacing w:after="120" w:line="400" w:lineRule="exact"/>
       </w:pPr>
       <w:r>
         <w:rPr>
@@ -2190,20 +2755,19 @@
           <w:b/>
           <w:sz w:val="21"/>
         </w:rPr>
-        <w:t>数据壁垒</w:t>
-      </w:r>
-      <w:r>
-        <w:rPr>
-          <w:rFonts w:ascii="微软雅黑" w:hAnsi="微软雅黑" w:eastAsia="微软雅黑"/>
-          <w:sz w:val="21"/>
-        </w:rPr>
-        <w:t>：义乌指数、义新欧班列数据、1039通关数据，这些数据需要与当地政府和机构逐一谈合作，大厂的商务流程走完可能要1-2年。</w:t>
+        <w:t>渠道四：义新欧生态导流</w:t>
+      </w:r>
+      <w:r>
+        <w:rPr>
+          <w:rFonts w:ascii="微软雅黑" w:hAnsi="微软雅黑" w:eastAsia="微软雅黑"/>
+          <w:sz w:val="21"/>
+        </w:rPr>
+        <w:t>。义新欧班列每月有大量发货商户，这些商户本身就是出海商户，是OPC的精准用户。我们与义新欧物流合作，在其发货流程中嵌入OPC推荐。</w:t>
       </w:r>
     </w:p>
     <w:p>
       <w:pPr>
-        <w:pStyle w:val="ListNumber"/>
-        <w:spacing w:after="60" w:line="360" w:lineRule="exact"/>
+        <w:spacing w:after="120" w:line="400" w:lineRule="exact"/>
       </w:pPr>
       <w:r>
         <w:rPr>
@@ -2217,68 +2781,14 @@
           <w:b/>
           <w:sz w:val="21"/>
         </w:rPr>
-        <w:t>关系壁垒</w:t>
-      </w:r>
-      <w:r>
-        <w:rPr>
-          <w:rFonts w:ascii="微软雅黑" w:hAnsi="微软雅黑" w:eastAsia="微软雅黑"/>
-          <w:sz w:val="21"/>
-        </w:rPr>
-        <w:t>：7.5万商铺的信任不是一天建立的，需要地推、需要面对面、需要喝过茶。大厂的地推团队在义乌，连路都不认识。</w:t>
-      </w:r>
-    </w:p>
-    <w:p>
-      <w:pPr>
-        <w:pStyle w:val="ListNumber"/>
-        <w:spacing w:after="60" w:line="360" w:lineRule="exact"/>
-      </w:pPr>
-      <w:r>
-        <w:rPr>
-          <w:rFonts w:ascii="微软雅黑" w:hAnsi="微软雅黑" w:eastAsia="微软雅黑"/>
-          <w:sz w:val="21"/>
-        </w:rPr>
-      </w:r>
-      <w:r>
-        <w:rPr>
-          <w:rFonts w:ascii="微软雅黑" w:hAnsi="微软雅黑" w:eastAsia="微软雅黑"/>
-          <w:b/>
-          <w:sz w:val="21"/>
-        </w:rPr>
-        <w:t>场景壁垒</w:t>
-      </w:r>
-      <w:r>
-        <w:rPr>
-          <w:rFonts w:ascii="微软雅黑" w:hAnsi="微软雅黑" w:eastAsia="微软雅黑"/>
-          <w:sz w:val="21"/>
-        </w:rPr>
-        <w:t>：义乌商户的使用场景极其特殊——他们可能一边看店一边用手机问Agent，他们需要的是3秒出结果，不是3分钟等一个完美回答。这种场景理解，大厂的产品经理坐在杭州写字楼里是体会不到的。</w:t>
-      </w:r>
-    </w:p>
-    <w:p>
-      <w:pPr>
-        <w:pStyle w:val="ListNumber"/>
-        <w:spacing w:after="60" w:line="360" w:lineRule="exact"/>
-      </w:pPr>
-      <w:r>
-        <w:rPr>
-          <w:rFonts w:ascii="微软雅黑" w:hAnsi="微软雅黑" w:eastAsia="微软雅黑"/>
-          <w:sz w:val="21"/>
-        </w:rPr>
-      </w:r>
-      <w:r>
-        <w:rPr>
-          <w:rFonts w:ascii="微软雅黑" w:hAnsi="微软雅黑" w:eastAsia="微软雅黑"/>
-          <w:b/>
-          <w:sz w:val="21"/>
-        </w:rPr>
-        <w:t>经验壁垒（V2新增）</w:t>
-      </w:r>
-      <w:r>
-        <w:rPr>
-          <w:rFonts w:ascii="微软雅黑" w:hAnsi="微软雅黑" w:eastAsia="微软雅黑"/>
-          <w:sz w:val="21"/>
-        </w:rPr>
-        <w:t>：义乌发展经验是国家战略，我们深度理解"六个坚持"的内核，能把义乌经验转化为AI可执行的操作流程。这种经验理解能力，大厂靠技术堆叠是做不到的。</w:t>
+        <w:t>渠道五：39城政府合作（V2新增）</w:t>
+      </w:r>
+      <w:r>
+        <w:rPr>
+          <w:rFonts w:ascii="微软雅黑" w:hAnsi="微软雅黑" w:eastAsia="微软雅黑"/>
+          <w:sz w:val="21"/>
+        </w:rPr>
+        <w:t>。39个试点城市的商务局、市场采购贸易服务中心，有明确的商户出海扶持任务。我们提供"义乌经验AI复制方案"，政府购买服务，商户免费使用。一次政府合作，批量导入数百商户。</w:t>
       </w:r>
     </w:p>
     <w:p>
@@ -2312,7 +2822,7 @@
           <w:color w:val="555555"/>
           <w:sz w:val="20"/>
         </w:rPr>
-        <w:t>：大厂有算力，我们有义乌。算力可以买，但义乌7.5万商铺的信任、义乌发展经验的深度理解、39城政策的精准适配——这些，买不来。大厂做的是AI for Everyone，我们做的是AI for 义乌经验——深度+可复制，就是我们的护城河。</w:t>
+        <w:t>：在义乌，最好的广告不是抖音投放，而是隔壁老王说"这个AI真的帮我接到单了"。在39城，最好的推广不是地推，而是政府说"这个平台我们采购了，你们免费用"。义乌靠口碑，39城靠政策——双轮驱动，这就是义乌发展经验"党政有为"的AI版。</w:t>
       </w:r>
     </w:p>
     <w:p>
@@ -2337,7 +2847,7 @@
           <w:color w:val="333333"/>
           <w:sz w:val="30"/>
         </w:rPr>
-        <w:t>Q8：100万怎么花？何时盈亏平衡？</w:t>
+        <w:t>Q7：大厂入局怎么办？</w:t>
       </w:r>
     </w:p>
     <w:p>
@@ -2362,6 +2872,323 @@
           <w:rFonts w:ascii="微软雅黑" w:hAnsi="微软雅黑" w:eastAsia="微软雅黑"/>
           <w:sz w:val="21"/>
         </w:rPr>
+        <w:t>大厂做的是通用平台，OPC做的是义乌深度+39城复制。</w:t>
+      </w:r>
+      <w:r>
+        <w:rPr>
+          <w:rFonts w:ascii="微软雅黑" w:hAnsi="微软雅黑" w:eastAsia="微软雅黑"/>
+          <w:b/>
+          <w:sz w:val="21"/>
+        </w:rPr>
+        <w:t>大厂的AI不懂义乌指数、不懂1039模式、不懂义新欧班列、更不懂义乌发展经验，也做不到39城政策精准适配。</w:t>
+      </w:r>
+      <w:r>
+        <w:rPr>
+          <w:rFonts w:ascii="微软雅黑" w:hAnsi="微软雅黑" w:eastAsia="微软雅黑"/>
+          <w:sz w:val="21"/>
+        </w:rPr>
+        <w:t xml:space="preserve"> 我们的四层壁垒——义乌数据源、1039合规能力、7.5万商铺直连、义乌经验39城复制——大厂要复制，至少需要2年时间和数亿投入。而2年后，OPC已经成了义乌的AI基础设施和39城的出海标准。</w:t>
+      </w:r>
+    </w:p>
+    <w:p>
+      <w:pPr>
+        <w:spacing w:after="80" w:line="360" w:lineRule="exact"/>
+        <w:ind w:left="567"/>
+        <w:pBdr>
+          <w:left w:val="single" w:sz="12" w:space="4" w:color="D4272C"/>
+        </w:pBdr>
+      </w:pPr>
+      <w:r>
+        <w:rPr>
+          <w:rFonts w:ascii="微软雅黑" w:hAnsi="微软雅黑" w:eastAsia="微软雅黑"/>
+          <w:color w:val="555555"/>
+          <w:sz w:val="20"/>
+        </w:rPr>
+        <w:t xml:space="preserve">💡 </w:t>
+      </w:r>
+      <w:r>
+        <w:rPr>
+          <w:rFonts w:ascii="微软雅黑" w:hAnsi="微软雅黑" w:eastAsia="微软雅黑"/>
+          <w:b/>
+          <w:color w:val="555555"/>
+          <w:sz w:val="20"/>
+        </w:rPr>
+        <w:t>加分金句</w:t>
+      </w:r>
+      <w:r>
+        <w:rPr>
+          <w:rFonts w:ascii="微软雅黑" w:hAnsi="微软雅黑" w:eastAsia="微软雅黑"/>
+          <w:color w:val="555555"/>
+          <w:sz w:val="20"/>
+        </w:rPr>
+        <w:t>：大厂有算力，我们有义乌。算力可以买，但义乌7.5万商铺的信任、义乌发展经验的深度理解、39城政策的精准适配——这些，买不来。</w:t>
+      </w:r>
+    </w:p>
+    <w:p>
+      <w:pPr>
+        <w:pStyle w:val="Heading3"/>
+      </w:pPr>
+      <w:r>
+        <w:rPr>
+          <w:rFonts w:ascii="黑体" w:hAnsi="黑体" w:eastAsia="黑体"/>
+          <w:color w:val="444444"/>
+          <w:sz w:val="26"/>
+        </w:rPr>
+        <w:t>1分钟详细版</w:t>
+      </w:r>
+    </w:p>
+    <w:p>
+      <w:pPr>
+        <w:spacing w:after="120" w:line="400" w:lineRule="exact"/>
+      </w:pPr>
+      <w:r>
+        <w:rPr>
+          <w:rFonts w:ascii="微软雅黑" w:hAnsi="微软雅黑" w:eastAsia="微软雅黑"/>
+          <w:sz w:val="21"/>
+        </w:rPr>
+      </w:r>
+      <w:r>
+        <w:rPr>
+          <w:rFonts w:ascii="微软雅黑" w:hAnsi="微软雅黑" w:eastAsia="微软雅黑"/>
+          <w:b/>
+          <w:sz w:val="21"/>
+        </w:rPr>
+        <w:t>大厂的路径是自上而下的通用化，我们的路径是自下而上的深度化+经验复制。</w:t>
+      </w:r>
+      <w:r>
+        <w:rPr>
+          <w:rFonts w:ascii="微软雅黑" w:hAnsi="微软雅黑" w:eastAsia="微软雅黑"/>
+          <w:sz w:val="21"/>
+        </w:rPr>
+      </w:r>
+    </w:p>
+    <w:p>
+      <w:pPr>
+        <w:spacing w:after="120" w:line="400" w:lineRule="exact"/>
+      </w:pPr>
+      <w:r>
+        <w:rPr>
+          <w:rFonts w:ascii="微软雅黑" w:hAnsi="微软雅黑" w:eastAsia="微软雅黑"/>
+          <w:sz w:val="21"/>
+        </w:rPr>
+        <w:t>大厂做AI出海，一定是做通用平台——支持所有城市、所有品类、所有模式。通用意味着浅层，浅层意味着无法解决义乌商户的深层痛点，更无法做到39城政策精准适配。比如1039模式，全国只有39个试点城市有，每个城市实施细则不同，大厂不会为39个城市分别做一套合规引擎。但1039是这些城市商户出海的生命线，不做不行。</w:t>
+      </w:r>
+    </w:p>
+    <w:p>
+      <w:pPr>
+        <w:spacing w:after="120" w:line="400" w:lineRule="exact"/>
+      </w:pPr>
+      <w:r>
+        <w:rPr>
+          <w:rFonts w:ascii="微软雅黑" w:hAnsi="微软雅黑" w:eastAsia="微软雅黑"/>
+          <w:sz w:val="21"/>
+        </w:rPr>
+      </w:r>
+      <w:r>
+        <w:rPr>
+          <w:rFonts w:ascii="微软雅黑" w:hAnsi="微软雅黑" w:eastAsia="微软雅黑"/>
+          <w:b/>
+          <w:sz w:val="21"/>
+        </w:rPr>
+        <w:t>我们的四层壁垒</w:t>
+      </w:r>
+      <w:r>
+        <w:rPr>
+          <w:rFonts w:ascii="微软雅黑" w:hAnsi="微软雅黑" w:eastAsia="微软雅黑"/>
+          <w:sz w:val="21"/>
+        </w:rPr>
+        <w:t>：</w:t>
+      </w:r>
+    </w:p>
+    <w:p>
+      <w:pPr>
+        <w:pStyle w:val="ListNumber"/>
+        <w:spacing w:after="60" w:line="360" w:lineRule="exact"/>
+      </w:pPr>
+      <w:r>
+        <w:rPr>
+          <w:rFonts w:ascii="微软雅黑" w:hAnsi="微软雅黑" w:eastAsia="微软雅黑"/>
+          <w:sz w:val="21"/>
+        </w:rPr>
+      </w:r>
+      <w:r>
+        <w:rPr>
+          <w:rFonts w:ascii="微软雅黑" w:hAnsi="微软雅黑" w:eastAsia="微软雅黑"/>
+          <w:b/>
+          <w:sz w:val="21"/>
+        </w:rPr>
+        <w:t>数据壁垒</w:t>
+      </w:r>
+      <w:r>
+        <w:rPr>
+          <w:rFonts w:ascii="微软雅黑" w:hAnsi="微软雅黑" w:eastAsia="微软雅黑"/>
+          <w:sz w:val="21"/>
+        </w:rPr>
+        <w:t>：义乌指数、义新欧班列数据、1039通关数据，这些数据需要与当地政府和机构逐一谈合作，大厂的商务流程走完可能要1-2年。</w:t>
+      </w:r>
+    </w:p>
+    <w:p>
+      <w:pPr>
+        <w:pStyle w:val="ListNumber"/>
+        <w:spacing w:after="60" w:line="360" w:lineRule="exact"/>
+      </w:pPr>
+      <w:r>
+        <w:rPr>
+          <w:rFonts w:ascii="微软雅黑" w:hAnsi="微软雅黑" w:eastAsia="微软雅黑"/>
+          <w:sz w:val="21"/>
+        </w:rPr>
+      </w:r>
+      <w:r>
+        <w:rPr>
+          <w:rFonts w:ascii="微软雅黑" w:hAnsi="微软雅黑" w:eastAsia="微软雅黑"/>
+          <w:b/>
+          <w:sz w:val="21"/>
+        </w:rPr>
+        <w:t>关系壁垒</w:t>
+      </w:r>
+      <w:r>
+        <w:rPr>
+          <w:rFonts w:ascii="微软雅黑" w:hAnsi="微软雅黑" w:eastAsia="微软雅黑"/>
+          <w:sz w:val="21"/>
+        </w:rPr>
+        <w:t>：7.5万商铺的信任不是一天建立的，需要地推、需要面对面、需要喝过茶。大厂的地推团队在义乌，连路都不认识。</w:t>
+      </w:r>
+    </w:p>
+    <w:p>
+      <w:pPr>
+        <w:pStyle w:val="ListNumber"/>
+        <w:spacing w:after="60" w:line="360" w:lineRule="exact"/>
+      </w:pPr>
+      <w:r>
+        <w:rPr>
+          <w:rFonts w:ascii="微软雅黑" w:hAnsi="微软雅黑" w:eastAsia="微软雅黑"/>
+          <w:sz w:val="21"/>
+        </w:rPr>
+      </w:r>
+      <w:r>
+        <w:rPr>
+          <w:rFonts w:ascii="微软雅黑" w:hAnsi="微软雅黑" w:eastAsia="微软雅黑"/>
+          <w:b/>
+          <w:sz w:val="21"/>
+        </w:rPr>
+        <w:t>场景壁垒</w:t>
+      </w:r>
+      <w:r>
+        <w:rPr>
+          <w:rFonts w:ascii="微软雅黑" w:hAnsi="微软雅黑" w:eastAsia="微软雅黑"/>
+          <w:sz w:val="21"/>
+        </w:rPr>
+        <w:t>：义乌商户的使用场景极其特殊——他们可能一边看店一边用手机问Agent，他们需要的是3秒出结果，不是3分钟等一个完美回答。这种场景理解，大厂的产品经理坐在杭州写字楼里是体会不到的。</w:t>
+      </w:r>
+    </w:p>
+    <w:p>
+      <w:pPr>
+        <w:pStyle w:val="ListNumber"/>
+        <w:spacing w:after="60" w:line="360" w:lineRule="exact"/>
+      </w:pPr>
+      <w:r>
+        <w:rPr>
+          <w:rFonts w:ascii="微软雅黑" w:hAnsi="微软雅黑" w:eastAsia="微软雅黑"/>
+          <w:sz w:val="21"/>
+        </w:rPr>
+      </w:r>
+      <w:r>
+        <w:rPr>
+          <w:rFonts w:ascii="微软雅黑" w:hAnsi="微软雅黑" w:eastAsia="微软雅黑"/>
+          <w:b/>
+          <w:sz w:val="21"/>
+        </w:rPr>
+        <w:t>经验壁垒（V2新增）</w:t>
+      </w:r>
+      <w:r>
+        <w:rPr>
+          <w:rFonts w:ascii="微软雅黑" w:hAnsi="微软雅黑" w:eastAsia="微软雅黑"/>
+          <w:sz w:val="21"/>
+        </w:rPr>
+        <w:t>：义乌发展经验是国家战略，我们深度理解"六个坚持"的内核，能把义乌经验转化为AI可执行的操作流程。这种经验理解能力，大厂靠技术堆叠是做不到的。</w:t>
+      </w:r>
+    </w:p>
+    <w:p>
+      <w:pPr>
+        <w:spacing w:after="80" w:line="360" w:lineRule="exact"/>
+        <w:ind w:left="567"/>
+        <w:pBdr>
+          <w:left w:val="single" w:sz="12" w:space="4" w:color="D4272C"/>
+        </w:pBdr>
+      </w:pPr>
+      <w:r>
+        <w:rPr>
+          <w:rFonts w:ascii="微软雅黑" w:hAnsi="微软雅黑" w:eastAsia="微软雅黑"/>
+          <w:color w:val="555555"/>
+          <w:sz w:val="20"/>
+        </w:rPr>
+        <w:t xml:space="preserve">💡 </w:t>
+      </w:r>
+      <w:r>
+        <w:rPr>
+          <w:rFonts w:ascii="微软雅黑" w:hAnsi="微软雅黑" w:eastAsia="微软雅黑"/>
+          <w:b/>
+          <w:color w:val="555555"/>
+          <w:sz w:val="20"/>
+        </w:rPr>
+        <w:t>加分金句</w:t>
+      </w:r>
+      <w:r>
+        <w:rPr>
+          <w:rFonts w:ascii="微软雅黑" w:hAnsi="微软雅黑" w:eastAsia="微软雅黑"/>
+          <w:color w:val="555555"/>
+          <w:sz w:val="20"/>
+        </w:rPr>
+        <w:t>：大厂有算力，我们有义乌。算力可以买，但义乌7.5万商铺的信任、义乌发展经验的深度理解、39城政策的精准适配——这些，买不来。大厂做的是AI for Everyone，我们做的是AI for 义乌经验——深度+可复制，就是我们的护城河。</w:t>
+      </w:r>
+    </w:p>
+    <w:p>
+      <w:pPr>
+        <w:jc w:val="center"/>
+      </w:pPr>
+      <w:r>
+        <w:rPr>
+          <w:color w:val="CCCCCC"/>
+          <w:sz w:val="16"/>
+        </w:rPr>
+        <w:t>──────────────────────────────────────────────────</w:t>
+      </w:r>
+    </w:p>
+    <w:p>
+      <w:pPr>
+        <w:pStyle w:val="Heading2"/>
+      </w:pPr>
+      <w:r>
+        <w:rPr>
+          <w:rFonts w:ascii="黑体" w:hAnsi="黑体" w:eastAsia="黑体"/>
+          <w:color w:val="333333"/>
+          <w:sz w:val="30"/>
+        </w:rPr>
+        <w:t>Q8：100万怎么花？何时盈亏平衡？</w:t>
+      </w:r>
+    </w:p>
+    <w:p>
+      <w:pPr>
+        <w:pStyle w:val="Heading3"/>
+      </w:pPr>
+      <w:r>
+        <w:rPr>
+          <w:rFonts w:ascii="黑体" w:hAnsi="黑体" w:eastAsia="黑体"/>
+          <w:color w:val="444444"/>
+          <w:sz w:val="26"/>
+        </w:rPr>
+        <w:t>30秒精简版</w:t>
+      </w:r>
+    </w:p>
+    <w:p>
+      <w:pPr>
+        <w:spacing w:after="120" w:line="400" w:lineRule="exact"/>
+      </w:pPr>
+      <w:r>
+        <w:rPr>
+          <w:rFonts w:ascii="微软雅黑" w:hAnsi="微软雅黑" w:eastAsia="微软雅黑"/>
+          <w:sz w:val="21"/>
+        </w:rPr>
         <w:t>100万分配：40%技术研发（40万）、30%市场拓展（30万）、20%团队建设（20万）、10%运营储备（10万）。得益于OPC模式前6个月零人力成本，项目</w:t>
       </w:r>
       <w:r>
@@ -2377,7 +3204,37 @@
           <w:rFonts w:ascii="微软雅黑" w:hAnsi="微软雅黑" w:eastAsia="微软雅黑"/>
           <w:sz w:val="21"/>
         </w:rPr>
-        <w:t>；到第12个月按1000家付费商户、平均月付500元计算，月收入50万，全年累计营收约697万元，净利率稳定在68%-72%。</w:t>
+        <w:t>；到第12个月按1000家付费商户、平均月付500元计算，月收入50万，</w:t>
+      </w:r>
+      <w:r>
+        <w:rPr>
+          <w:rFonts w:ascii="微软雅黑" w:hAnsi="微软雅黑" w:eastAsia="微软雅黑"/>
+          <w:b/>
+          <w:sz w:val="21"/>
+        </w:rPr>
+        <w:t>12个月营收预测约697万元（当前处于0→1验证阶段，非已实现业绩）</w:t>
+      </w:r>
+      <w:r>
+        <w:rPr>
+          <w:rFonts w:ascii="微软雅黑" w:hAnsi="微软雅黑" w:eastAsia="微软雅黑"/>
+          <w:sz w:val="21"/>
+        </w:rPr>
+        <w:t>，净利率</w:t>
+      </w:r>
+      <w:r>
+        <w:rPr>
+          <w:rFonts w:ascii="微软雅黑" w:hAnsi="微软雅黑" w:eastAsia="微软雅黑"/>
+          <w:b/>
+          <w:sz w:val="21"/>
+        </w:rPr>
+        <w:t>分阶段60%-72%</w:t>
+      </w:r>
+      <w:r>
+        <w:rPr>
+          <w:rFonts w:ascii="微软雅黑" w:hAnsi="微软雅黑" w:eastAsia="微软雅黑"/>
+          <w:sz w:val="21"/>
+        </w:rPr>
+        <w:t>（前6月零人力成本70%-72%，M7起组建团队后64%-70%）。</w:t>
       </w:r>
       <w:r>
         <w:rPr>
@@ -2877,7 +3734,22 @@
           <w:rFonts w:ascii="微软雅黑" w:hAnsi="微软雅黑" w:eastAsia="微软雅黑"/>
           <w:sz w:val="21"/>
         </w:rPr>
-        <w:t>第12个月：1000家付费商户，月收入50万，全年累计营收约697万元</w:t>
+        <w:t>第12个月：1000家付费商户，月收入50万，</w:t>
+      </w:r>
+      <w:r>
+        <w:rPr>
+          <w:rFonts w:ascii="微软雅黑" w:hAnsi="微软雅黑" w:eastAsia="微软雅黑"/>
+          <w:b/>
+          <w:sz w:val="21"/>
+        </w:rPr>
+        <w:t>12个月营收预测约697万元</w:t>
+      </w:r>
+      <w:r>
+        <w:rPr>
+          <w:rFonts w:ascii="微软雅黑" w:hAnsi="微软雅黑" w:eastAsia="微软雅黑"/>
+          <w:sz w:val="21"/>
+        </w:rPr>
+        <w:t>（模型预测，0→1验证阶段）</w:t>
       </w:r>
     </w:p>
     <w:p>
@@ -2889,7 +3761,37 @@
           <w:rFonts w:ascii="微软雅黑" w:hAnsi="微软雅黑" w:eastAsia="微软雅黑"/>
           <w:sz w:val="21"/>
         </w:rPr>
-        <w:t>成本结构：前期以技术成本（服务器 + AI API）为主；M7 起增加人力投入，但收入增速更快，全年净利率稳定在 68%-72%，单位经济模型健康。</w:t>
+        <w:t>成本结构：前期以技术成本（服务器 + AI API）为主；M7 起增加人力投入，但收入增速更快，</w:t>
+      </w:r>
+      <w:r>
+        <w:rPr>
+          <w:rFonts w:ascii="微软雅黑" w:hAnsi="微软雅黑" w:eastAsia="微软雅黑"/>
+          <w:b/>
+          <w:sz w:val="21"/>
+        </w:rPr>
+        <w:t>全年净利率分阶段 60%-72%</w:t>
+      </w:r>
+      <w:r>
+        <w:rPr>
+          <w:rFonts w:ascii="微软雅黑" w:hAnsi="微软雅黑" w:eastAsia="微软雅黑"/>
+          <w:sz w:val="21"/>
+        </w:rPr>
+        <w:t>（模型月度实际区间 64.2%-72.2%：前 6 月零人力成本 70%-72%，M7 起 64%-70%），单位经济模型健康，</w:t>
+      </w:r>
+      <w:r>
+        <w:rPr>
+          <w:rFonts w:ascii="微软雅黑" w:hAnsi="微软雅黑" w:eastAsia="微软雅黑"/>
+          <w:b/>
+          <w:sz w:val="21"/>
+        </w:rPr>
+        <w:t>基准 LTV/CAC≈24:1</w:t>
+      </w:r>
+      <w:r>
+        <w:rPr>
+          <w:rFonts w:ascii="微软雅黑" w:hAnsi="微软雅黑" w:eastAsia="微软雅黑"/>
+          <w:sz w:val="21"/>
+        </w:rPr>
+        <w:t>（推导见 Q21）。</w:t>
       </w:r>
     </w:p>
     <w:p>
@@ -9253,6 +10155,1161 @@
           <w:sz w:val="20"/>
         </w:rPr>
         <w:t>：从鸡毛换糖到AI出海，义乌精神从未改变，变的只是工具。国家战略说"运用好"，我们用AI让"运用好"落地——不是写更多的报告，而是帮更多的商户出海。义乌发展经验告诉我们：先行先试，用结果说话。我们在义乌先行先试，用210万中小微企业的出海订单说话。</w:t>
+      </w:r>
+    </w:p>
+    <w:p>
+      <w:pPr>
+        <w:jc w:val="center"/>
+      </w:pPr>
+      <w:r>
+        <w:rPr>
+          <w:color w:val="CCCCCC"/>
+          <w:sz w:val="16"/>
+        </w:rPr>
+        <w:t>──────────────────────────────────────────────────</w:t>
+      </w:r>
+    </w:p>
+    <w:p>
+      <w:pPr>
+        <w:pStyle w:val="Heading2"/>
+      </w:pPr>
+      <w:r>
+        <w:rPr>
+          <w:rFonts w:ascii="黑体" w:hAnsi="黑体" w:eastAsia="黑体"/>
+          <w:color w:val="333333"/>
+          <w:sz w:val="30"/>
+        </w:rPr>
+        <w:t>Q21：LTV/CAC 具体是多少？怎么推导的？（投资界必问）</w:t>
+      </w:r>
+    </w:p>
+    <w:p>
+      <w:pPr>
+        <w:pStyle w:val="Heading3"/>
+      </w:pPr>
+      <w:r>
+        <w:rPr>
+          <w:rFonts w:ascii="黑体" w:hAnsi="黑体" w:eastAsia="黑体"/>
+          <w:color w:val="444444"/>
+          <w:sz w:val="26"/>
+        </w:rPr>
+        <w:t>30秒精简版</w:t>
+      </w:r>
+    </w:p>
+    <w:p>
+      <w:pPr>
+        <w:spacing w:after="120" w:line="400" w:lineRule="exact"/>
+      </w:pPr>
+      <w:r>
+        <w:rPr>
+          <w:rFonts w:ascii="微软雅黑" w:hAnsi="微软雅黑" w:eastAsia="微软雅黑"/>
+          <w:sz w:val="21"/>
+        </w:rPr>
+      </w:r>
+      <w:r>
+        <w:rPr>
+          <w:rFonts w:ascii="微软雅黑" w:hAnsi="微软雅黑" w:eastAsia="微软雅黑"/>
+          <w:b/>
+          <w:sz w:val="21"/>
+        </w:rPr>
+        <w:t>基准 LTV/CAC≈24:1</w:t>
+      </w:r>
+      <w:r>
+        <w:rPr>
+          <w:rFonts w:ascii="微软雅黑" w:hAnsi="微软雅黑" w:eastAsia="微软雅黑"/>
+          <w:sz w:val="21"/>
+        </w:rPr>
+        <w:t>——CAC≈200元，LTV≈4,800元。CAC 是义乌本地地推150元 + 线上投放300元的加权；LTV 保守按12个月生命周期估算。24:1 远超 SaaS 行业 3:1 的健康线。敏感性区间是 19:1（3年含流失、CAC取300元的保守下限）到 54:1（24个月生命周期的乐观上限），我们对外只讲最稳的基准值 24:1。</w:t>
+      </w:r>
+    </w:p>
+    <w:p>
+      <w:pPr>
+        <w:pStyle w:val="Heading3"/>
+      </w:pPr>
+      <w:r>
+        <w:rPr>
+          <w:rFonts w:ascii="黑体" w:hAnsi="黑体" w:eastAsia="黑体"/>
+          <w:color w:val="444444"/>
+          <w:sz w:val="26"/>
+        </w:rPr>
+        <w:t>推导细节（评委追问时逐步复现）</w:t>
+      </w:r>
+    </w:p>
+    <w:tbl>
+      <w:tblPr>
+        <w:tblW w:type="auto" w:w="0"/>
+        <w:jc w:val="center"/>
+        <w:tblLayout w:type="autofit"/>
+        <w:tblLook w:firstColumn="1" w:firstRow="1" w:lastColumn="0" w:lastRow="0" w:noHBand="0" w:noVBand="1" w:val="04A0"/>
+        <w:tblBorders>
+          <w:top w:val="single" w:sz="4" w:space="0" w:color="999999"/>
+          <w:left w:val="single" w:sz="4" w:space="0" w:color="999999"/>
+          <w:bottom w:val="single" w:sz="4" w:space="0" w:color="999999"/>
+          <w:right w:val="single" w:sz="4" w:space="0" w:color="999999"/>
+          <w:insideH w:val="single" w:sz="4" w:space="0" w:color="999999"/>
+          <w:insideV w:val="single" w:sz="4" w:space="0" w:color="999999"/>
+        </w:tblBorders>
+      </w:tblPr>
+      <w:tblGrid>
+        <w:gridCol w:w="3022"/>
+        <w:gridCol w:w="3022"/>
+        <w:gridCol w:w="3022"/>
+      </w:tblGrid>
+      <w:tr>
+        <w:tc>
+          <w:tcPr>
+            <w:tcW w:type="dxa" w:w="3022"/>
+            <w:shd w:fill="D4272C"/>
+          </w:tcPr>
+          <w:p>
+            <w:pPr>
+              <w:jc w:val="center"/>
+            </w:pPr>
+            <w:r/>
+            <w:r>
+              <w:rPr>
+                <w:rFonts w:ascii="微软雅黑" w:hAnsi="微软雅黑" w:eastAsia="微软雅黑"/>
+                <w:b/>
+                <w:color w:val="FFFFFF"/>
+                <w:sz w:val="20"/>
+              </w:rPr>
+              <w:t>步骤</w:t>
+            </w:r>
+          </w:p>
+        </w:tc>
+        <w:tc>
+          <w:tcPr>
+            <w:tcW w:type="dxa" w:w="3022"/>
+            <w:shd w:fill="D4272C"/>
+          </w:tcPr>
+          <w:p>
+            <w:pPr>
+              <w:jc w:val="center"/>
+            </w:pPr>
+            <w:r/>
+            <w:r>
+              <w:rPr>
+                <w:rFonts w:ascii="微软雅黑" w:hAnsi="微软雅黑" w:eastAsia="微软雅黑"/>
+                <w:b/>
+                <w:color w:val="FFFFFF"/>
+                <w:sz w:val="20"/>
+              </w:rPr>
+              <w:t>计算</w:t>
+            </w:r>
+          </w:p>
+        </w:tc>
+        <w:tc>
+          <w:tcPr>
+            <w:tcW w:type="dxa" w:w="3022"/>
+            <w:shd w:fill="D4272C"/>
+          </w:tcPr>
+          <w:p>
+            <w:pPr>
+              <w:jc w:val="center"/>
+            </w:pPr>
+            <w:r/>
+            <w:r>
+              <w:rPr>
+                <w:rFonts w:ascii="微软雅黑" w:hAnsi="微软雅黑" w:eastAsia="微软雅黑"/>
+                <w:b/>
+                <w:color w:val="FFFFFF"/>
+                <w:sz w:val="20"/>
+              </w:rPr>
+              <w:t>取值</w:t>
+            </w:r>
+          </w:p>
+        </w:tc>
+      </w:tr>
+      <w:tr>
+        <w:tc>
+          <w:tcPr>
+            <w:tcW w:type="dxa" w:w="3022"/>
+          </w:tcPr>
+          <w:p>
+            <w:pPr>
+              <w:jc w:val="left"/>
+            </w:pPr>
+            <w:r/>
+            <w:r>
+              <w:rPr>
+                <w:rFonts w:ascii="微软雅黑" w:hAnsi="微软雅黑" w:eastAsia="微软雅黑"/>
+                <w:sz w:val="19"/>
+              </w:rPr>
+              <w:t>CAC</w:t>
+            </w:r>
+          </w:p>
+        </w:tc>
+        <w:tc>
+          <w:tcPr>
+            <w:tcW w:type="dxa" w:w="3022"/>
+          </w:tcPr>
+          <w:p>
+            <w:pPr>
+              <w:jc w:val="center"/>
+            </w:pPr>
+            <w:r/>
+            <w:r>
+              <w:rPr>
+                <w:rFonts w:ascii="微软雅黑" w:hAnsi="微软雅黑" w:eastAsia="微软雅黑"/>
+                <w:sz w:val="19"/>
+              </w:rPr>
+              <w:t>义乌本地地推+商户社群150元/人（假设A7）与线上投放300元/人加权</w:t>
+            </w:r>
+          </w:p>
+        </w:tc>
+        <w:tc>
+          <w:tcPr>
+            <w:tcW w:type="dxa" w:w="3022"/>
+          </w:tcPr>
+          <w:p>
+            <w:pPr>
+              <w:jc w:val="center"/>
+            </w:pPr>
+            <w:r/>
+            <w:r>
+              <w:rPr>
+                <w:rFonts w:ascii="微软雅黑" w:hAnsi="微软雅黑" w:eastAsia="微软雅黑"/>
+                <w:sz w:val="19"/>
+              </w:rPr>
+            </w:r>
+            <w:r>
+              <w:rPr>
+                <w:rFonts w:ascii="微软雅黑" w:hAnsi="微软雅黑" w:eastAsia="微软雅黑"/>
+                <w:b/>
+                <w:sz w:val="19"/>
+              </w:rPr>
+              <w:t>≈200元</w:t>
+            </w:r>
+            <w:r>
+              <w:rPr>
+                <w:rFonts w:ascii="微软雅黑" w:hAnsi="微软雅黑" w:eastAsia="微软雅黑"/>
+                <w:sz w:val="19"/>
+              </w:rPr>
+            </w:r>
+          </w:p>
+        </w:tc>
+      </w:tr>
+      <w:tr>
+        <w:tc>
+          <w:tcPr>
+            <w:tcW w:type="dxa" w:w="3022"/>
+            <w:shd w:fill="FFF3F3"/>
+          </w:tcPr>
+          <w:p>
+            <w:pPr>
+              <w:jc w:val="left"/>
+            </w:pPr>
+            <w:r/>
+            <w:r>
+              <w:rPr>
+                <w:rFonts w:ascii="微软雅黑" w:hAnsi="微软雅黑" w:eastAsia="微软雅黑"/>
+                <w:sz w:val="19"/>
+              </w:rPr>
+              <w:t>LTV（基准）</w:t>
+            </w:r>
+          </w:p>
+        </w:tc>
+        <w:tc>
+          <w:tcPr>
+            <w:tcW w:type="dxa" w:w="3022"/>
+            <w:shd w:fill="FFF3F3"/>
+          </w:tcPr>
+          <w:p>
+            <w:pPr>
+              <w:jc w:val="center"/>
+            </w:pPr>
+            <w:r/>
+            <w:r>
+              <w:rPr>
+                <w:rFonts w:ascii="微软雅黑" w:hAnsi="微软雅黑" w:eastAsia="微软雅黑"/>
+                <w:sz w:val="19"/>
+              </w:rPr>
+              <w:t>平均月ARPU约400-450元 × 保守12个月生命周期（收入口径）</w:t>
+            </w:r>
+          </w:p>
+        </w:tc>
+        <w:tc>
+          <w:tcPr>
+            <w:tcW w:type="dxa" w:w="3022"/>
+            <w:shd w:fill="FFF3F3"/>
+          </w:tcPr>
+          <w:p>
+            <w:pPr>
+              <w:jc w:val="center"/>
+            </w:pPr>
+            <w:r/>
+            <w:r>
+              <w:rPr>
+                <w:rFonts w:ascii="微软雅黑" w:hAnsi="微软雅黑" w:eastAsia="微软雅黑"/>
+                <w:sz w:val="19"/>
+              </w:rPr>
+            </w:r>
+            <w:r>
+              <w:rPr>
+                <w:rFonts w:ascii="微软雅黑" w:hAnsi="微软雅黑" w:eastAsia="微软雅黑"/>
+                <w:b/>
+                <w:sz w:val="19"/>
+              </w:rPr>
+              <w:t>≈4,800元</w:t>
+            </w:r>
+            <w:r>
+              <w:rPr>
+                <w:rFonts w:ascii="微软雅黑" w:hAnsi="微软雅黑" w:eastAsia="微软雅黑"/>
+                <w:sz w:val="19"/>
+              </w:rPr>
+            </w:r>
+          </w:p>
+        </w:tc>
+      </w:tr>
+      <w:tr>
+        <w:tc>
+          <w:tcPr>
+            <w:tcW w:type="dxa" w:w="3022"/>
+          </w:tcPr>
+          <w:p>
+            <w:pPr>
+              <w:jc w:val="left"/>
+            </w:pPr>
+            <w:r/>
+            <w:r>
+              <w:rPr>
+                <w:rFonts w:ascii="微软雅黑" w:hAnsi="微软雅黑" w:eastAsia="微软雅黑"/>
+                <w:sz w:val="19"/>
+              </w:rPr>
+              <w:t>LTV/CAC（基准）</w:t>
+            </w:r>
+          </w:p>
+        </w:tc>
+        <w:tc>
+          <w:tcPr>
+            <w:tcW w:type="dxa" w:w="3022"/>
+          </w:tcPr>
+          <w:p>
+            <w:pPr>
+              <w:jc w:val="center"/>
+            </w:pPr>
+            <w:r/>
+            <w:r>
+              <w:rPr>
+                <w:rFonts w:ascii="微软雅黑" w:hAnsi="微软雅黑" w:eastAsia="微软雅黑"/>
+                <w:sz w:val="19"/>
+              </w:rPr>
+              <w:t>4,800 ÷ 200</w:t>
+            </w:r>
+          </w:p>
+        </w:tc>
+        <w:tc>
+          <w:tcPr>
+            <w:tcW w:type="dxa" w:w="3022"/>
+          </w:tcPr>
+          <w:p>
+            <w:pPr>
+              <w:jc w:val="center"/>
+            </w:pPr>
+            <w:r/>
+            <w:r>
+              <w:rPr>
+                <w:rFonts w:ascii="微软雅黑" w:hAnsi="微软雅黑" w:eastAsia="微软雅黑"/>
+                <w:sz w:val="19"/>
+              </w:rPr>
+            </w:r>
+            <w:r>
+              <w:rPr>
+                <w:rFonts w:ascii="微软雅黑" w:hAnsi="微软雅黑" w:eastAsia="微软雅黑"/>
+                <w:b/>
+                <w:sz w:val="19"/>
+              </w:rPr>
+              <w:t>≈24:1</w:t>
+            </w:r>
+            <w:r>
+              <w:rPr>
+                <w:rFonts w:ascii="微软雅黑" w:hAnsi="微软雅黑" w:eastAsia="微软雅黑"/>
+                <w:sz w:val="19"/>
+              </w:rPr>
+            </w:r>
+          </w:p>
+        </w:tc>
+      </w:tr>
+      <w:tr>
+        <w:tc>
+          <w:tcPr>
+            <w:tcW w:type="dxa" w:w="3022"/>
+            <w:shd w:fill="FFF3F3"/>
+          </w:tcPr>
+          <w:p>
+            <w:pPr>
+              <w:jc w:val="left"/>
+            </w:pPr>
+            <w:r/>
+            <w:r>
+              <w:rPr>
+                <w:rFonts w:ascii="微软雅黑" w:hAnsi="微软雅黑" w:eastAsia="微软雅黑"/>
+                <w:sz w:val="19"/>
+              </w:rPr>
+              <w:t>下限</w:t>
+            </w:r>
+          </w:p>
+        </w:tc>
+        <w:tc>
+          <w:tcPr>
+            <w:tcW w:type="dxa" w:w="3022"/>
+            <w:shd w:fill="FFF3F3"/>
+          </w:tcPr>
+          <w:p>
+            <w:pPr>
+              <w:jc w:val="center"/>
+            </w:pPr>
+            <w:r/>
+            <w:r>
+              <w:rPr>
+                <w:rFonts w:ascii="微软雅黑" w:hAnsi="微软雅黑" w:eastAsia="微软雅黑"/>
+                <w:sz w:val="19"/>
+              </w:rPr>
+              <w:t>3年含流失折现LTV≈5,694元 ÷ CAC 300元（义乌专享版单档保守）</w:t>
+            </w:r>
+          </w:p>
+        </w:tc>
+        <w:tc>
+          <w:tcPr>
+            <w:tcW w:type="dxa" w:w="3022"/>
+            <w:shd w:fill="FFF3F3"/>
+          </w:tcPr>
+          <w:p>
+            <w:pPr>
+              <w:jc w:val="center"/>
+            </w:pPr>
+            <w:r/>
+            <w:r>
+              <w:rPr>
+                <w:rFonts w:ascii="微软雅黑" w:hAnsi="微软雅黑" w:eastAsia="微软雅黑"/>
+                <w:sz w:val="19"/>
+              </w:rPr>
+              <w:t>19:1</w:t>
+            </w:r>
+          </w:p>
+        </w:tc>
+      </w:tr>
+      <w:tr>
+        <w:tc>
+          <w:tcPr>
+            <w:tcW w:type="dxa" w:w="3022"/>
+          </w:tcPr>
+          <w:p>
+            <w:pPr>
+              <w:jc w:val="left"/>
+            </w:pPr>
+            <w:r/>
+            <w:r>
+              <w:rPr>
+                <w:rFonts w:ascii="微软雅黑" w:hAnsi="微软雅黑" w:eastAsia="微软雅黑"/>
+                <w:sz w:val="19"/>
+              </w:rPr>
+              <w:t>上限</w:t>
+            </w:r>
+          </w:p>
+        </w:tc>
+        <w:tc>
+          <w:tcPr>
+            <w:tcW w:type="dxa" w:w="3022"/>
+          </w:tcPr>
+          <w:p>
+            <w:pPr>
+              <w:jc w:val="center"/>
+            </w:pPr>
+            <w:r/>
+            <w:r>
+              <w:rPr>
+                <w:rFonts w:ascii="微软雅黑" w:hAnsi="微软雅黑" w:eastAsia="微软雅黑"/>
+                <w:sz w:val="19"/>
+              </w:rPr>
+              <w:t>24个月生命周期LTV≈10,920元 ÷ CAC 200元</w:t>
+            </w:r>
+          </w:p>
+        </w:tc>
+        <w:tc>
+          <w:tcPr>
+            <w:tcW w:type="dxa" w:w="3022"/>
+          </w:tcPr>
+          <w:p>
+            <w:pPr>
+              <w:jc w:val="center"/>
+            </w:pPr>
+            <w:r/>
+            <w:r>
+              <w:rPr>
+                <w:rFonts w:ascii="微软雅黑" w:hAnsi="微软雅黑" w:eastAsia="微软雅黑"/>
+                <w:sz w:val="19"/>
+              </w:rPr>
+              <w:t>54:1</w:t>
+            </w:r>
+          </w:p>
+        </w:tc>
+      </w:tr>
+    </w:tbl>
+    <w:p/>
+    <w:p>
+      <w:pPr>
+        <w:spacing w:after="80" w:line="360" w:lineRule="exact"/>
+        <w:ind w:left="567"/>
+        <w:pBdr>
+          <w:left w:val="single" w:sz="12" w:space="4" w:color="D4272C"/>
+        </w:pBdr>
+      </w:pPr>
+      <w:r>
+        <w:rPr>
+          <w:rFonts w:ascii="微软雅黑" w:hAnsi="微软雅黑" w:eastAsia="微软雅黑"/>
+          <w:color w:val="555555"/>
+          <w:sz w:val="20"/>
+        </w:rPr>
+        <w:t xml:space="preserve">💡 </w:t>
+      </w:r>
+      <w:r>
+        <w:rPr>
+          <w:rFonts w:ascii="微软雅黑" w:hAnsi="微软雅黑" w:eastAsia="微软雅黑"/>
+          <w:b/>
+          <w:color w:val="555555"/>
+          <w:sz w:val="20"/>
+        </w:rPr>
+        <w:t>加分金句</w:t>
+      </w:r>
+      <w:r>
+        <w:rPr>
+          <w:rFonts w:ascii="微软雅黑" w:hAnsi="微软雅黑" w:eastAsia="微软雅黑"/>
+          <w:color w:val="555555"/>
+          <w:sz w:val="20"/>
+        </w:rPr>
+        <w:t>：我们没有把最漂亮的54倍挂在嘴上，而是拿最保守的24倍作答——因为投资界评委要的不是最高倍数，而是"这个倍数经得起追问"。哪怕按最悲观的3年含流失、获客成本翻倍算，也还有19倍，是行业健康线的6倍。</w:t>
+      </w:r>
+    </w:p>
+    <w:p>
+      <w:pPr>
+        <w:jc w:val="center"/>
+      </w:pPr>
+      <w:r>
+        <w:rPr>
+          <w:color w:val="CCCCCC"/>
+          <w:sz w:val="16"/>
+        </w:rPr>
+        <w:t>──────────────────────────────────────────────────</w:t>
+      </w:r>
+    </w:p>
+    <w:p>
+      <w:pPr>
+        <w:pStyle w:val="Heading2"/>
+      </w:pPr>
+      <w:r>
+        <w:rPr>
+          <w:rFonts w:ascii="黑体" w:hAnsi="黑体" w:eastAsia="黑体"/>
+          <w:color w:val="333333"/>
+          <w:sz w:val="30"/>
+        </w:rPr>
+        <w:t>Q22：净利率 60%-72% 是不是太高了？（投资界必问）</w:t>
+      </w:r>
+    </w:p>
+    <w:p>
+      <w:pPr>
+        <w:pStyle w:val="Heading3"/>
+      </w:pPr>
+      <w:r>
+        <w:rPr>
+          <w:rFonts w:ascii="黑体" w:hAnsi="黑体" w:eastAsia="黑体"/>
+          <w:color w:val="444444"/>
+          <w:sz w:val="26"/>
+        </w:rPr>
+        <w:t>30秒精简版</w:t>
+      </w:r>
+    </w:p>
+    <w:p>
+      <w:pPr>
+        <w:spacing w:after="120" w:line="400" w:lineRule="exact"/>
+      </w:pPr>
+      <w:r>
+        <w:rPr>
+          <w:rFonts w:ascii="微软雅黑" w:hAnsi="微软雅黑" w:eastAsia="微软雅黑"/>
+          <w:sz w:val="21"/>
+        </w:rPr>
+        <w:t>净利率是</w:t>
+      </w:r>
+      <w:r>
+        <w:rPr>
+          <w:rFonts w:ascii="微软雅黑" w:hAnsi="微软雅黑" w:eastAsia="微软雅黑"/>
+          <w:b/>
+          <w:sz w:val="21"/>
+        </w:rPr>
+        <w:t>分阶段</w:t>
+      </w:r>
+      <w:r>
+        <w:rPr>
+          <w:rFonts w:ascii="微软雅黑" w:hAnsi="微软雅黑" w:eastAsia="微软雅黑"/>
+          <w:sz w:val="21"/>
+        </w:rPr>
+        <w:t>的，不是每个月都高。前6个月得益于OPC模式零人力成本（依托母公司开发资源），净利率70%-72%；M7起组建专职团队、计入人力成本后，回归64%-70%。模型月度实际区间是64.2%（M3低点）到72.2%（M5高点），我们对外保守表述取60%-72%，下限留了缓冲。SaaS行业毛利普遍60%-70%，我们处于合理偏上区间，靠的是OPC零人力成本 + AI替代传统外贸岗位的结构性优势。</w:t>
+      </w:r>
+    </w:p>
+    <w:p>
+      <w:pPr>
+        <w:pStyle w:val="Heading3"/>
+      </w:pPr>
+      <w:r>
+        <w:rPr>
+          <w:rFonts w:ascii="黑体" w:hAnsi="黑体" w:eastAsia="黑体"/>
+          <w:color w:val="444444"/>
+          <w:sz w:val="26"/>
+        </w:rPr>
+        <w:t>成本结构支撑（M12为例）</w:t>
+      </w:r>
+    </w:p>
+    <w:tbl>
+      <w:tblPr>
+        <w:tblW w:type="auto" w:w="0"/>
+        <w:jc w:val="center"/>
+        <w:tblLayout w:type="autofit"/>
+        <w:tblLook w:firstColumn="1" w:firstRow="1" w:lastColumn="0" w:lastRow="0" w:noHBand="0" w:noVBand="1" w:val="04A0"/>
+        <w:tblBorders>
+          <w:top w:val="single" w:sz="4" w:space="0" w:color="999999"/>
+          <w:left w:val="single" w:sz="4" w:space="0" w:color="999999"/>
+          <w:bottom w:val="single" w:sz="4" w:space="0" w:color="999999"/>
+          <w:right w:val="single" w:sz="4" w:space="0" w:color="999999"/>
+          <w:insideH w:val="single" w:sz="4" w:space="0" w:color="999999"/>
+          <w:insideV w:val="single" w:sz="4" w:space="0" w:color="999999"/>
+        </w:tblBorders>
+      </w:tblPr>
+      <w:tblGrid>
+        <w:gridCol w:w="3022"/>
+        <w:gridCol w:w="3022"/>
+        <w:gridCol w:w="3022"/>
+      </w:tblGrid>
+      <w:tr>
+        <w:tc>
+          <w:tcPr>
+            <w:tcW w:type="dxa" w:w="3022"/>
+            <w:shd w:fill="D4272C"/>
+          </w:tcPr>
+          <w:p>
+            <w:pPr>
+              <w:jc w:val="center"/>
+            </w:pPr>
+            <w:r/>
+            <w:r>
+              <w:rPr>
+                <w:rFonts w:ascii="微软雅黑" w:hAnsi="微软雅黑" w:eastAsia="微软雅黑"/>
+                <w:b/>
+                <w:color w:val="FFFFFF"/>
+                <w:sz w:val="20"/>
+              </w:rPr>
+              <w:t>成本项</w:t>
+            </w:r>
+          </w:p>
+        </w:tc>
+        <w:tc>
+          <w:tcPr>
+            <w:tcW w:type="dxa" w:w="3022"/>
+            <w:shd w:fill="D4272C"/>
+          </w:tcPr>
+          <w:p>
+            <w:pPr>
+              <w:jc w:val="center"/>
+            </w:pPr>
+            <w:r/>
+            <w:r>
+              <w:rPr>
+                <w:rFonts w:ascii="微软雅黑" w:hAnsi="微软雅黑" w:eastAsia="微软雅黑"/>
+                <w:b/>
+                <w:color w:val="FFFFFF"/>
+                <w:sz w:val="20"/>
+              </w:rPr>
+              <w:t>M12金额</w:t>
+            </w:r>
+          </w:p>
+        </w:tc>
+        <w:tc>
+          <w:tcPr>
+            <w:tcW w:type="dxa" w:w="3022"/>
+            <w:shd w:fill="D4272C"/>
+          </w:tcPr>
+          <w:p>
+            <w:pPr>
+              <w:jc w:val="center"/>
+            </w:pPr>
+            <w:r/>
+            <w:r>
+              <w:rPr>
+                <w:rFonts w:ascii="微软雅黑" w:hAnsi="微软雅黑" w:eastAsia="微软雅黑"/>
+                <w:b/>
+                <w:color w:val="FFFFFF"/>
+                <w:sz w:val="20"/>
+              </w:rPr>
+              <w:t>占收入比</w:t>
+            </w:r>
+          </w:p>
+        </w:tc>
+      </w:tr>
+      <w:tr>
+        <w:tc>
+          <w:tcPr>
+            <w:tcW w:type="dxa" w:w="3022"/>
+          </w:tcPr>
+          <w:p>
+            <w:pPr>
+              <w:jc w:val="left"/>
+            </w:pPr>
+            <w:r/>
+            <w:r>
+              <w:rPr>
+                <w:rFonts w:ascii="微软雅黑" w:hAnsi="微软雅黑" w:eastAsia="微软雅黑"/>
+                <w:sz w:val="19"/>
+              </w:rPr>
+              <w:t>AI API调用费</w:t>
+            </w:r>
+          </w:p>
+        </w:tc>
+        <w:tc>
+          <w:tcPr>
+            <w:tcW w:type="dxa" w:w="3022"/>
+          </w:tcPr>
+          <w:p>
+            <w:pPr>
+              <w:jc w:val="center"/>
+            </w:pPr>
+            <w:r/>
+            <w:r>
+              <w:rPr>
+                <w:rFonts w:ascii="微软雅黑" w:hAnsi="微软雅黑" w:eastAsia="微软雅黑"/>
+                <w:sz w:val="19"/>
+              </w:rPr>
+              <w:t>17万</w:t>
+            </w:r>
+          </w:p>
+        </w:tc>
+        <w:tc>
+          <w:tcPr>
+            <w:tcW w:type="dxa" w:w="3022"/>
+          </w:tcPr>
+          <w:p>
+            <w:pPr>
+              <w:jc w:val="center"/>
+            </w:pPr>
+            <w:r/>
+            <w:r>
+              <w:rPr>
+                <w:rFonts w:ascii="微软雅黑" w:hAnsi="微软雅黑" w:eastAsia="微软雅黑"/>
+                <w:sz w:val="19"/>
+              </w:rPr>
+              <w:t>40%（占成本）</w:t>
+            </w:r>
+          </w:p>
+        </w:tc>
+      </w:tr>
+      <w:tr>
+        <w:tc>
+          <w:tcPr>
+            <w:tcW w:type="dxa" w:w="3022"/>
+            <w:shd w:fill="FFF3F3"/>
+          </w:tcPr>
+          <w:p>
+            <w:pPr>
+              <w:jc w:val="left"/>
+            </w:pPr>
+            <w:r/>
+            <w:r>
+              <w:rPr>
+                <w:rFonts w:ascii="微软雅黑" w:hAnsi="微软雅黑" w:eastAsia="微软雅黑"/>
+                <w:sz w:val="19"/>
+              </w:rPr>
+              <w:t>服务器/云服务</w:t>
+            </w:r>
+          </w:p>
+        </w:tc>
+        <w:tc>
+          <w:tcPr>
+            <w:tcW w:type="dxa" w:w="3022"/>
+            <w:shd w:fill="FFF3F3"/>
+          </w:tcPr>
+          <w:p>
+            <w:pPr>
+              <w:jc w:val="center"/>
+            </w:pPr>
+            <w:r/>
+            <w:r>
+              <w:rPr>
+                <w:rFonts w:ascii="微软雅黑" w:hAnsi="微软雅黑" w:eastAsia="微软雅黑"/>
+                <w:sz w:val="19"/>
+              </w:rPr>
+              <w:t>4.5万</w:t>
+            </w:r>
+          </w:p>
+        </w:tc>
+        <w:tc>
+          <w:tcPr>
+            <w:tcW w:type="dxa" w:w="3022"/>
+            <w:shd w:fill="FFF3F3"/>
+          </w:tcPr>
+          <w:p>
+            <w:pPr>
+              <w:jc w:val="center"/>
+            </w:pPr>
+            <w:r/>
+            <w:r>
+              <w:rPr>
+                <w:rFonts w:ascii="微软雅黑" w:hAnsi="微软雅黑" w:eastAsia="微软雅黑"/>
+                <w:sz w:val="19"/>
+              </w:rPr>
+              <w:t>10.6%（占成本）</w:t>
+            </w:r>
+          </w:p>
+        </w:tc>
+      </w:tr>
+      <w:tr>
+        <w:tc>
+          <w:tcPr>
+            <w:tcW w:type="dxa" w:w="3022"/>
+          </w:tcPr>
+          <w:p>
+            <w:pPr>
+              <w:jc w:val="left"/>
+            </w:pPr>
+            <w:r/>
+            <w:r>
+              <w:rPr>
+                <w:rFonts w:ascii="微软雅黑" w:hAnsi="微软雅黑" w:eastAsia="微软雅黑"/>
+                <w:sz w:val="19"/>
+              </w:rPr>
+              <w:t>人力成本</w:t>
+            </w:r>
+          </w:p>
+        </w:tc>
+        <w:tc>
+          <w:tcPr>
+            <w:tcW w:type="dxa" w:w="3022"/>
+          </w:tcPr>
+          <w:p>
+            <w:pPr>
+              <w:jc w:val="center"/>
+            </w:pPr>
+            <w:r/>
+            <w:r>
+              <w:rPr>
+                <w:rFonts w:ascii="微软雅黑" w:hAnsi="微软雅黑" w:eastAsia="微软雅黑"/>
+                <w:sz w:val="19"/>
+              </w:rPr>
+              <w:t>12万</w:t>
+            </w:r>
+          </w:p>
+        </w:tc>
+        <w:tc>
+          <w:tcPr>
+            <w:tcW w:type="dxa" w:w="3022"/>
+          </w:tcPr>
+          <w:p>
+            <w:pPr>
+              <w:jc w:val="center"/>
+            </w:pPr>
+            <w:r/>
+            <w:r>
+              <w:rPr>
+                <w:rFonts w:ascii="微软雅黑" w:hAnsi="微软雅黑" w:eastAsia="微软雅黑"/>
+                <w:sz w:val="19"/>
+              </w:rPr>
+              <w:t>28.2%（占成本）</w:t>
+            </w:r>
+          </w:p>
+        </w:tc>
+      </w:tr>
+      <w:tr>
+        <w:tc>
+          <w:tcPr>
+            <w:tcW w:type="dxa" w:w="3022"/>
+            <w:shd w:fill="FFF3F3"/>
+          </w:tcPr>
+          <w:p>
+            <w:pPr>
+              <w:jc w:val="left"/>
+            </w:pPr>
+            <w:r/>
+            <w:r>
+              <w:rPr>
+                <w:rFonts w:ascii="微软雅黑" w:hAnsi="微软雅黑" w:eastAsia="微软雅黑"/>
+                <w:sz w:val="19"/>
+              </w:rPr>
+              <w:t>营销费用</w:t>
+            </w:r>
+          </w:p>
+        </w:tc>
+        <w:tc>
+          <w:tcPr>
+            <w:tcW w:type="dxa" w:w="3022"/>
+            <w:shd w:fill="FFF3F3"/>
+          </w:tcPr>
+          <w:p>
+            <w:pPr>
+              <w:jc w:val="center"/>
+            </w:pPr>
+            <w:r/>
+            <w:r>
+              <w:rPr>
+                <w:rFonts w:ascii="微软雅黑" w:hAnsi="微软雅黑" w:eastAsia="微软雅黑"/>
+                <w:sz w:val="19"/>
+              </w:rPr>
+              <w:t>5.5万</w:t>
+            </w:r>
+          </w:p>
+        </w:tc>
+        <w:tc>
+          <w:tcPr>
+            <w:tcW w:type="dxa" w:w="3022"/>
+            <w:shd w:fill="FFF3F3"/>
+          </w:tcPr>
+          <w:p>
+            <w:pPr>
+              <w:jc w:val="center"/>
+            </w:pPr>
+            <w:r/>
+            <w:r>
+              <w:rPr>
+                <w:rFonts w:ascii="微软雅黑" w:hAnsi="微软雅黑" w:eastAsia="微软雅黑"/>
+                <w:sz w:val="19"/>
+              </w:rPr>
+              <w:t>12.9%（占成本）</w:t>
+            </w:r>
+          </w:p>
+        </w:tc>
+      </w:tr>
+      <w:tr>
+        <w:tc>
+          <w:tcPr>
+            <w:tcW w:type="dxa" w:w="3022"/>
+          </w:tcPr>
+          <w:p>
+            <w:pPr>
+              <w:jc w:val="left"/>
+            </w:pPr>
+            <w:r/>
+            <w:r>
+              <w:rPr>
+                <w:rFonts w:ascii="微软雅黑" w:hAnsi="微软雅黑" w:eastAsia="微软雅黑"/>
+                <w:sz w:val="19"/>
+              </w:rPr>
+              <w:t>月度总成本</w:t>
+            </w:r>
+          </w:p>
+        </w:tc>
+        <w:tc>
+          <w:tcPr>
+            <w:tcW w:type="dxa" w:w="3022"/>
+          </w:tcPr>
+          <w:p>
+            <w:pPr>
+              <w:jc w:val="center"/>
+            </w:pPr>
+            <w:r/>
+            <w:r>
+              <w:rPr>
+                <w:rFonts w:ascii="微软雅黑" w:hAnsi="微软雅黑" w:eastAsia="微软雅黑"/>
+                <w:sz w:val="19"/>
+              </w:rPr>
+              <w:t>42.5万</w:t>
+            </w:r>
+          </w:p>
+        </w:tc>
+        <w:tc>
+          <w:tcPr>
+            <w:tcW w:type="dxa" w:w="3022"/>
+          </w:tcPr>
+          <w:p>
+            <w:pPr>
+              <w:jc w:val="center"/>
+            </w:pPr>
+            <w:r/>
+            <w:r>
+              <w:rPr>
+                <w:rFonts w:ascii="微软雅黑" w:hAnsi="微软雅黑" w:eastAsia="微软雅黑"/>
+                <w:sz w:val="19"/>
+              </w:rPr>
+              <w:t>收入152.2万的27.9%</w:t>
+            </w:r>
+          </w:p>
+        </w:tc>
+      </w:tr>
+    </w:tbl>
+    <w:p/>
+    <w:p>
+      <w:pPr>
+        <w:spacing w:after="80" w:line="360" w:lineRule="exact"/>
+        <w:ind w:left="567"/>
+        <w:pBdr>
+          <w:left w:val="single" w:sz="12" w:space="4" w:color="D4272C"/>
+        </w:pBdr>
+      </w:pPr>
+      <w:r>
+        <w:rPr>
+          <w:rFonts w:ascii="微软雅黑" w:hAnsi="微软雅黑" w:eastAsia="微软雅黑"/>
+          <w:color w:val="555555"/>
+          <w:sz w:val="20"/>
+        </w:rPr>
+        <w:t xml:space="preserve">💡 </w:t>
+      </w:r>
+      <w:r>
+        <w:rPr>
+          <w:rFonts w:ascii="微软雅黑" w:hAnsi="微软雅黑" w:eastAsia="微软雅黑"/>
+          <w:b/>
+          <w:color w:val="555555"/>
+          <w:sz w:val="20"/>
+        </w:rPr>
+        <w:t>加分金句</w:t>
+      </w:r>
+      <w:r>
+        <w:rPr>
+          <w:rFonts w:ascii="微软雅黑" w:hAnsi="微软雅黑" w:eastAsia="微软雅黑"/>
+          <w:color w:val="555555"/>
+          <w:sz w:val="20"/>
+        </w:rPr>
+        <w:t>：高净利率不是我们"算得乐观"，而是OPC模式的结构性结果——一个人 + 7个AI数字员工，省掉的是传统外贸公司百万级的人力成本。前6个月我们甚至把净利率主动压到60%的下限来对外讲，就是不想让评委觉得我们只会报喜。</w:t>
+      </w:r>
+    </w:p>
+    <w:p>
+      <w:pPr>
+        <w:jc w:val="center"/>
+      </w:pPr>
+      <w:r>
+        <w:rPr>
+          <w:color w:val="CCCCCC"/>
+          <w:sz w:val="16"/>
+        </w:rPr>
+        <w:t>──────────────────────────────────────────────────</w:t>
+      </w:r>
+    </w:p>
+    <w:p>
+      <w:pPr>
+        <w:pStyle w:val="Heading2"/>
+      </w:pPr>
+      <w:r>
+        <w:rPr>
+          <w:rFonts w:ascii="黑体" w:hAnsi="黑体" w:eastAsia="黑体"/>
+          <w:color w:val="333333"/>
+          <w:sz w:val="30"/>
+        </w:rPr>
+        <w:t>Q23：697万营收是已经实现了吗？（诚实性追问）</w:t>
+      </w:r>
+    </w:p>
+    <w:p>
+      <w:pPr>
+        <w:pStyle w:val="Heading3"/>
+      </w:pPr>
+      <w:r>
+        <w:rPr>
+          <w:rFonts w:ascii="黑体" w:hAnsi="黑体" w:eastAsia="黑体"/>
+          <w:color w:val="444444"/>
+          <w:sz w:val="26"/>
+        </w:rPr>
+        <w:t>30秒精简版</w:t>
+      </w:r>
+    </w:p>
+    <w:p>
+      <w:pPr>
+        <w:spacing w:after="120" w:line="400" w:lineRule="exact"/>
+      </w:pPr>
+      <w:r>
+        <w:rPr>
+          <w:rFonts w:ascii="微软雅黑" w:hAnsi="微软雅黑" w:eastAsia="微软雅黑"/>
+          <w:sz w:val="21"/>
+        </w:rPr>
+      </w:r>
+      <w:r>
+        <w:rPr>
+          <w:rFonts w:ascii="微软雅黑" w:hAnsi="微软雅黑" w:eastAsia="微软雅黑"/>
+          <w:b/>
+          <w:sz w:val="21"/>
+        </w:rPr>
+        <w:t>不是已实现业绩，是基于SaaS订阅模型的12个月营收预测。</w:t>
+      </w:r>
+      <w:r>
+        <w:rPr>
+          <w:rFonts w:ascii="微软雅黑" w:hAnsi="微软雅黑" w:eastAsia="微软雅黑"/>
+          <w:sz w:val="21"/>
+        </w:rPr>
+        <w:t xml:space="preserve"> 项目当前处于</w:t>
+      </w:r>
+      <w:r>
+        <w:rPr>
+          <w:rFonts w:ascii="微软雅黑" w:hAnsi="微软雅黑" w:eastAsia="微软雅黑"/>
+          <w:b/>
+          <w:sz w:val="21"/>
+        </w:rPr>
+        <w:t>0→1验证阶段</w:t>
+      </w:r>
+      <w:r>
+        <w:rPr>
+          <w:rFonts w:ascii="微软雅黑" w:hAnsi="微软雅黑" w:eastAsia="微软雅黑"/>
+          <w:sz w:val="21"/>
+        </w:rPr>
+        <w:t>——产品已建成可现场演示（7个Agent均为LLM增强型、2个真实数据源已接入、CI四门禁全绿、已上线魔搭），正在推进义乌种子商户试用。697万是"如果按模型假设跑满12个月"的预测值，我把话说清楚：我知道我现在在哪里，也知道要到那里需要验证什么。</w:t>
+      </w:r>
+    </w:p>
+    <w:p>
+      <w:pPr>
+        <w:spacing w:after="80" w:line="360" w:lineRule="exact"/>
+        <w:ind w:left="567"/>
+        <w:pBdr>
+          <w:left w:val="single" w:sz="12" w:space="4" w:color="D4272C"/>
+        </w:pBdr>
+      </w:pPr>
+      <w:r>
+        <w:rPr>
+          <w:rFonts w:ascii="微软雅黑" w:hAnsi="微软雅黑" w:eastAsia="微软雅黑"/>
+          <w:color w:val="555555"/>
+          <w:sz w:val="20"/>
+        </w:rPr>
+        <w:t xml:space="preserve">💡 </w:t>
+      </w:r>
+      <w:r>
+        <w:rPr>
+          <w:rFonts w:ascii="微软雅黑" w:hAnsi="微软雅黑" w:eastAsia="微软雅黑"/>
+          <w:b/>
+          <w:color w:val="555555"/>
+          <w:sz w:val="20"/>
+        </w:rPr>
+        <w:t>加分金句</w:t>
+      </w:r>
+      <w:r>
+        <w:rPr>
+          <w:rFonts w:ascii="微软雅黑" w:hAnsi="微软雅黑" w:eastAsia="微软雅黑"/>
+          <w:color w:val="555555"/>
+          <w:sz w:val="20"/>
+        </w:rPr>
+        <w:t>：评委最反感的不是"还没做到"，而是"假装做到了"。我今天带来的是一份</w:t>
+      </w:r>
+      <w:r>
+        <w:rPr>
+          <w:rFonts w:ascii="微软雅黑" w:hAnsi="微软雅黑" w:eastAsia="微软雅黑"/>
+          <w:b/>
+          <w:color w:val="555555"/>
+          <w:sz w:val="20"/>
+        </w:rPr>
+        <w:t>可现场自证的产品</w:t>
+      </w:r>
+      <w:r>
+        <w:rPr>
+          <w:rFonts w:ascii="微软雅黑" w:hAnsi="微软雅黑" w:eastAsia="微软雅黑"/>
+          <w:color w:val="555555"/>
+          <w:sz w:val="20"/>
+        </w:rPr>
+        <w:t xml:space="preserve"> + 一份</w:t>
+      </w:r>
+      <w:r>
+        <w:rPr>
+          <w:rFonts w:ascii="微软雅黑" w:hAnsi="微软雅黑" w:eastAsia="微软雅黑"/>
+          <w:b/>
+          <w:color w:val="555555"/>
+          <w:sz w:val="20"/>
+        </w:rPr>
+        <w:t>标注了每个假设的预测模型</w:t>
+      </w:r>
+      <w:r>
+        <w:rPr>
+          <w:rFonts w:ascii="微软雅黑" w:hAnsi="微软雅黑" w:eastAsia="微软雅黑"/>
+          <w:color w:val="555555"/>
+          <w:sz w:val="20"/>
+        </w:rPr>
+        <w:t>，而不是一张已经兑现的营收单。0到1这一步，我诚实地告诉您它还在验证中——但产品是真的能跑、能演示、能落地。</w:t>
       </w:r>
     </w:p>
     <w:sectPr>

--- a/docs/答辩QA手册.docx
+++ b/docs/答辩QA手册.docx
@@ -11310,6 +11310,471 @@
           <w:sz w:val="20"/>
         </w:rPr>
         <w:t>，而不是一张已经兑现的营收单。0到1这一步，我诚实地告诉您它还在验证中——但产品是真的能跑、能演示、能落地。</w:t>
+      </w:r>
+    </w:p>
+    <w:p>
+      <w:pPr>
+        <w:jc w:val="center"/>
+      </w:pPr>
+      <w:r>
+        <w:rPr>
+          <w:color w:val="CCCCCC"/>
+          <w:sz w:val="16"/>
+        </w:rPr>
+        <w:t>──────────────────────────────────────────────────</w:t>
+      </w:r>
+    </w:p>
+    <w:p>
+      <w:pPr>
+        <w:pStyle w:val="Heading2"/>
+      </w:pPr>
+      <w:r>
+        <w:rPr>
+          <w:rFonts w:ascii="黑体" w:hAnsi="黑体" w:eastAsia="黑体"/>
+          <w:color w:val="333333"/>
+          <w:sz w:val="30"/>
+        </w:rPr>
+        <w:t>Q24：项目有没有官方/政府背书？数据合作靠谱吗？（被问再答·备用弹药）</w:t>
+      </w:r>
+    </w:p>
+    <w:p>
+      <w:pPr>
+        <w:spacing w:after="80" w:line="360" w:lineRule="exact"/>
+        <w:ind w:left="567"/>
+        <w:pBdr>
+          <w:left w:val="single" w:sz="12" w:space="4" w:color="D4272C"/>
+        </w:pBdr>
+      </w:pPr>
+      <w:r>
+        <w:rPr>
+          <w:rFonts w:ascii="微软雅黑" w:hAnsi="微软雅黑" w:eastAsia="微软雅黑"/>
+          <w:color w:val="555555"/>
+          <w:sz w:val="20"/>
+        </w:rPr>
+        <w:t xml:space="preserve">⚠️ </w:t>
+      </w:r>
+      <w:r>
+        <w:rPr>
+          <w:rFonts w:ascii="微软雅黑" w:hAnsi="微软雅黑" w:eastAsia="微软雅黑"/>
+          <w:b/>
+          <w:color w:val="555555"/>
+          <w:sz w:val="20"/>
+        </w:rPr>
+        <w:t>使用分寸</w:t>
+      </w:r>
+      <w:r>
+        <w:rPr>
+          <w:rFonts w:ascii="微软雅黑" w:hAnsi="微软雅黑" w:eastAsia="微软雅黑"/>
+          <w:color w:val="555555"/>
+          <w:sz w:val="20"/>
+        </w:rPr>
+        <w:t>：本题为</w:t>
+      </w:r>
+      <w:r>
+        <w:rPr>
+          <w:rFonts w:ascii="微软雅黑" w:hAnsi="微软雅黑" w:eastAsia="微软雅黑"/>
+          <w:b/>
+          <w:color w:val="555555"/>
+          <w:sz w:val="20"/>
+        </w:rPr>
+        <w:t>被问再答</w:t>
+      </w:r>
+      <w:r>
+        <w:rPr>
+          <w:rFonts w:ascii="微软雅黑" w:hAnsi="微软雅黑" w:eastAsia="微软雅黑"/>
+          <w:color w:val="555555"/>
+          <w:sz w:val="20"/>
+        </w:rPr>
+        <w:t>的备用弹药，</w:t>
+      </w:r>
+      <w:r>
+        <w:rPr>
+          <w:rFonts w:ascii="微软雅黑" w:hAnsi="微软雅黑" w:eastAsia="微软雅黑"/>
+          <w:b/>
+          <w:color w:val="555555"/>
+          <w:sz w:val="20"/>
+        </w:rPr>
+        <w:t>路演开场不主动 name-drop</w:t>
+      </w:r>
+      <w:r>
+        <w:rPr>
+          <w:rFonts w:ascii="微软雅黑" w:hAnsi="微软雅黑" w:eastAsia="微软雅黑"/>
+          <w:color w:val="555555"/>
+          <w:sz w:val="20"/>
+        </w:rPr>
+        <w:t>（避免显得靠关系而非产品，也避免在管委会合作未定稿前披露谈判细节）。省经信厅推荐已在</w:t>
+      </w:r>
+      <w:r>
+        <w:rPr>
+          <w:rFonts w:ascii="微软雅黑" w:hAnsi="微软雅黑" w:eastAsia="微软雅黑"/>
+          <w:b/>
+          <w:color w:val="555555"/>
+          <w:sz w:val="20"/>
+        </w:rPr>
+        <w:t>大赛报名官网推荐人栏</w:t>
+      </w:r>
+      <w:r>
+        <w:rPr>
+          <w:rFonts w:ascii="微软雅黑" w:hAnsi="微软雅黑" w:eastAsia="微软雅黑"/>
+          <w:color w:val="555555"/>
+          <w:sz w:val="20"/>
+        </w:rPr>
+        <w:t>正式填报；书面背书见《商业计划书》团队章。凡表述以《核心数字基准表》第 6 节为准。</w:t>
+      </w:r>
+    </w:p>
+    <w:p>
+      <w:pPr>
+        <w:pStyle w:val="Heading3"/>
+      </w:pPr>
+      <w:r>
+        <w:rPr>
+          <w:rFonts w:ascii="黑体" w:hAnsi="黑体" w:eastAsia="黑体"/>
+          <w:color w:val="444444"/>
+          <w:sz w:val="26"/>
+        </w:rPr>
+        <w:t>30秒精简版</w:t>
+      </w:r>
+    </w:p>
+    <w:p>
+      <w:pPr>
+        <w:spacing w:after="120" w:line="400" w:lineRule="exact"/>
+      </w:pPr>
+      <w:r>
+        <w:rPr>
+          <w:rFonts w:ascii="微软雅黑" w:hAnsi="微软雅黑" w:eastAsia="微软雅黑"/>
+          <w:sz w:val="21"/>
+        </w:rPr>
+        <w:t>有，但我不主动拿来压人，如实说两条：</w:t>
+      </w:r>
+      <w:r>
+        <w:rPr>
+          <w:rFonts w:ascii="微软雅黑" w:hAnsi="微软雅黑" w:eastAsia="微软雅黑"/>
+          <w:b/>
+          <w:sz w:val="21"/>
+        </w:rPr>
+        <w:t>第一，本项目经浙江省经济和信息化厅（省经信厅）推荐参加本次 OPC 特色赛，有书面推荐函/文号</w:t>
+      </w:r>
+      <w:r>
+        <w:rPr>
+          <w:rFonts w:ascii="微软雅黑" w:hAnsi="微软雅黑" w:eastAsia="微软雅黑"/>
+          <w:sz w:val="21"/>
+        </w:rPr>
+        <w:t>，已在大赛报名官网推荐人栏填报，需要时可出示；</w:t>
+      </w:r>
+      <w:r>
+        <w:rPr>
+          <w:rFonts w:ascii="微软雅黑" w:hAnsi="微软雅黑" w:eastAsia="微软雅黑"/>
+          <w:b/>
+          <w:sz w:val="21"/>
+        </w:rPr>
+        <w:t>第二，数据侧我正与义乌商贸中心管委会推进商铺/SKU 数据合作，目前已获初步意向/会谈纪要，正式数据授权协议在推进中</w:t>
+      </w:r>
+      <w:r>
+        <w:rPr>
+          <w:rFonts w:ascii="微软雅黑" w:hAnsi="微软雅黑" w:eastAsia="微软雅黑"/>
+          <w:sz w:val="21"/>
+        </w:rPr>
+        <w:t>——这条如果谈成，就能把义乌 7.5 万商铺数据从"演示数据集"升级为"官方授权口径"，是数据护城河真正落地的关键路径。我把话说清楚：推荐函是真的可以出示，管委会是初步意向、还没到签约，我不夸大。</w:t>
+      </w:r>
+    </w:p>
+    <w:p>
+      <w:pPr>
+        <w:pStyle w:val="Heading3"/>
+      </w:pPr>
+      <w:r>
+        <w:rPr>
+          <w:rFonts w:ascii="黑体" w:hAnsi="黑体" w:eastAsia="黑体"/>
+          <w:color w:val="444444"/>
+          <w:sz w:val="26"/>
+        </w:rPr>
+        <w:t>1分钟详细版</w:t>
+      </w:r>
+    </w:p>
+    <w:p>
+      <w:pPr>
+        <w:spacing w:after="120" w:line="400" w:lineRule="exact"/>
+      </w:pPr>
+      <w:r>
+        <w:rPr>
+          <w:rFonts w:ascii="微软雅黑" w:hAnsi="微软雅黑" w:eastAsia="微软雅黑"/>
+          <w:sz w:val="21"/>
+        </w:rPr>
+      </w:r>
+      <w:r>
+        <w:rPr>
+          <w:rFonts w:ascii="微软雅黑" w:hAnsi="微软雅黑" w:eastAsia="微软雅黑"/>
+          <w:b/>
+          <w:sz w:val="21"/>
+        </w:rPr>
+        <w:t>背书一：省经信厅推荐（可出示的硬背书）</w:t>
+      </w:r>
+      <w:r>
+        <w:rPr>
+          <w:rFonts w:ascii="微软雅黑" w:hAnsi="微软雅黑" w:eastAsia="微软雅黑"/>
+          <w:sz w:val="21"/>
+        </w:rPr>
+      </w:r>
+    </w:p>
+    <w:p>
+      <w:pPr>
+        <w:pStyle w:val="ListBullet"/>
+        <w:spacing w:after="60" w:line="360" w:lineRule="exact"/>
+        <w:ind w:left="567"/>
+      </w:pPr>
+      <w:r>
+        <w:rPr>
+          <w:rFonts w:ascii="微软雅黑" w:hAnsi="微软雅黑" w:eastAsia="微软雅黑"/>
+          <w:sz w:val="21"/>
+        </w:rPr>
+        <w:t>形式：浙江省经济和信息化厅</w:t>
+      </w:r>
+      <w:r>
+        <w:rPr>
+          <w:rFonts w:ascii="微软雅黑" w:hAnsi="微软雅黑" w:eastAsia="微软雅黑"/>
+          <w:b/>
+          <w:sz w:val="21"/>
+        </w:rPr>
+        <w:t>书面推荐函/文号</w:t>
+      </w:r>
+      <w:r>
+        <w:rPr>
+          <w:rFonts w:ascii="微软雅黑" w:hAnsi="微软雅黑" w:eastAsia="微软雅黑"/>
+          <w:sz w:val="21"/>
+        </w:rPr>
+        <w:t>，推荐本项目参加 2026"直通乌镇"全球互联网大赛 OPC 特色赛</w:t>
+      </w:r>
+    </w:p>
+    <w:p>
+      <w:pPr>
+        <w:pStyle w:val="ListBullet"/>
+        <w:spacing w:after="60" w:line="360" w:lineRule="exact"/>
+        <w:ind w:left="567"/>
+      </w:pPr>
+      <w:r>
+        <w:rPr>
+          <w:rFonts w:ascii="微软雅黑" w:hAnsi="微软雅黑" w:eastAsia="微软雅黑"/>
+          <w:sz w:val="21"/>
+        </w:rPr>
+        <w:t>用途：已在</w:t>
+      </w:r>
+      <w:r>
+        <w:rPr>
+          <w:rFonts w:ascii="微软雅黑" w:hAnsi="微软雅黑" w:eastAsia="微软雅黑"/>
+          <w:b/>
+          <w:sz w:val="21"/>
+        </w:rPr>
+        <w:t>报名官网推荐人栏</w:t>
+      </w:r>
+      <w:r>
+        <w:rPr>
+          <w:rFonts w:ascii="微软雅黑" w:hAnsi="微软雅黑" w:eastAsia="微软雅黑"/>
+          <w:sz w:val="21"/>
+        </w:rPr>
+        <w:t>正式填报（官方渠道留痕）；评委若问及项目背景/可信度，可出示推荐函</w:t>
+      </w:r>
+    </w:p>
+    <w:p>
+      <w:pPr>
+        <w:pStyle w:val="ListBullet"/>
+        <w:spacing w:after="60" w:line="360" w:lineRule="exact"/>
+        <w:ind w:left="567"/>
+      </w:pPr>
+      <w:r>
+        <w:rPr>
+          <w:rFonts w:ascii="微软雅黑" w:hAnsi="微软雅黑" w:eastAsia="微软雅黑"/>
+          <w:sz w:val="21"/>
+        </w:rPr>
+        <w:t>分寸：</w:t>
+      </w:r>
+      <w:r>
+        <w:rPr>
+          <w:rFonts w:ascii="微软雅黑" w:hAnsi="微软雅黑" w:eastAsia="微软雅黑"/>
+          <w:b/>
+          <w:sz w:val="21"/>
+        </w:rPr>
+        <w:t>不在路演开场主动强调</w:t>
+      </w:r>
+      <w:r>
+        <w:rPr>
+          <w:rFonts w:ascii="微软雅黑" w:hAnsi="微软雅黑" w:eastAsia="微软雅黑"/>
+          <w:sz w:val="21"/>
+        </w:rPr>
+        <w:t>——对技术界/投资界评委，产品实力比政府关系更有说服力；此背书作为"被问再答"的可信度兜底</w:t>
+      </w:r>
+    </w:p>
+    <w:p>
+      <w:pPr>
+        <w:spacing w:after="120" w:line="400" w:lineRule="exact"/>
+      </w:pPr>
+      <w:r>
+        <w:rPr>
+          <w:rFonts w:ascii="微软雅黑" w:hAnsi="微软雅黑" w:eastAsia="微软雅黑"/>
+          <w:sz w:val="21"/>
+        </w:rPr>
+      </w:r>
+      <w:r>
+        <w:rPr>
+          <w:rFonts w:ascii="微软雅黑" w:hAnsi="微软雅黑" w:eastAsia="微软雅黑"/>
+          <w:b/>
+          <w:sz w:val="21"/>
+        </w:rPr>
+        <w:t>背书二：义乌商贸中心管委会数据合作（推进中的官方渠道）</w:t>
+      </w:r>
+      <w:r>
+        <w:rPr>
+          <w:rFonts w:ascii="微软雅黑" w:hAnsi="微软雅黑" w:eastAsia="微软雅黑"/>
+          <w:sz w:val="21"/>
+        </w:rPr>
+      </w:r>
+    </w:p>
+    <w:p>
+      <w:pPr>
+        <w:pStyle w:val="ListBullet"/>
+        <w:spacing w:after="60" w:line="360" w:lineRule="exact"/>
+        <w:ind w:left="567"/>
+      </w:pPr>
+      <w:r>
+        <w:rPr>
+          <w:rFonts w:ascii="微软雅黑" w:hAnsi="微软雅黑" w:eastAsia="微软雅黑"/>
+          <w:sz w:val="21"/>
+        </w:rPr>
+        <w:t>进展：已获</w:t>
+      </w:r>
+      <w:r>
+        <w:rPr>
+          <w:rFonts w:ascii="微软雅黑" w:hAnsi="微软雅黑" w:eastAsia="微软雅黑"/>
+          <w:b/>
+          <w:sz w:val="21"/>
+        </w:rPr>
+        <w:t>初步意向/会谈纪要</w:t>
+      </w:r>
+      <w:r>
+        <w:rPr>
+          <w:rFonts w:ascii="微软雅黑" w:hAnsi="微软雅黑" w:eastAsia="微软雅黑"/>
+          <w:sz w:val="21"/>
+        </w:rPr>
+        <w:t>，正式数据授权协议推进中（</w:t>
+      </w:r>
+      <w:r>
+        <w:rPr>
+          <w:rFonts w:ascii="微软雅黑" w:hAnsi="微软雅黑" w:eastAsia="微软雅黑"/>
+          <w:b/>
+          <w:sz w:val="21"/>
+        </w:rPr>
+        <w:t>尚未签约</w:t>
+      </w:r>
+      <w:r>
+        <w:rPr>
+          <w:rFonts w:ascii="微软雅黑" w:hAnsi="微软雅黑" w:eastAsia="微软雅黑"/>
+          <w:sz w:val="21"/>
+        </w:rPr>
+        <w:t>，如实说明）</w:t>
+      </w:r>
+    </w:p>
+    <w:p>
+      <w:pPr>
+        <w:pStyle w:val="ListBullet"/>
+        <w:spacing w:after="60" w:line="360" w:lineRule="exact"/>
+        <w:ind w:left="567"/>
+      </w:pPr>
+      <w:r>
+        <w:rPr>
+          <w:rFonts w:ascii="微软雅黑" w:hAnsi="微软雅黑" w:eastAsia="微软雅黑"/>
+          <w:sz w:val="21"/>
+        </w:rPr>
+        <w:t>价值：管委会是义乌国际商贸城的官方管理主体，通过它对接的商铺/SKU 数据是</w:t>
+      </w:r>
+      <w:r>
+        <w:rPr>
+          <w:rFonts w:ascii="微软雅黑" w:hAnsi="微软雅黑" w:eastAsia="微软雅黑"/>
+          <w:b/>
+          <w:sz w:val="21"/>
+        </w:rPr>
+        <w:t>官方授权口径</w:t>
+      </w:r>
+      <w:r>
+        <w:rPr>
+          <w:rFonts w:ascii="微软雅黑" w:hAnsi="微软雅黑" w:eastAsia="微软雅黑"/>
+          <w:sz w:val="21"/>
+        </w:rPr>
+        <w:t>，比商业采购或爬取更权威、更可持续</w:t>
+      </w:r>
+    </w:p>
+    <w:p>
+      <w:pPr>
+        <w:pStyle w:val="ListBullet"/>
+        <w:spacing w:after="60" w:line="360" w:lineRule="exact"/>
+        <w:ind w:left="567"/>
+      </w:pPr>
+      <w:r>
+        <w:rPr>
+          <w:rFonts w:ascii="微软雅黑" w:hAnsi="微软雅黑" w:eastAsia="微软雅黑"/>
+          <w:sz w:val="21"/>
+        </w:rPr>
+        <w:t>对核心竞争力的意义：当前 7.5 万商铺/210 万 SKU 为演示数据集（见 Q3），一旦管委会合作落地，即可升级为真实官方数据源——这是把"核心竞争力"从演示态做实的关键一步</w:t>
+      </w:r>
+    </w:p>
+    <w:p>
+      <w:pPr>
+        <w:pStyle w:val="ListBullet"/>
+        <w:spacing w:after="60" w:line="360" w:lineRule="exact"/>
+        <w:ind w:left="567"/>
+      </w:pPr>
+      <w:r>
+        <w:rPr>
+          <w:rFonts w:ascii="微软雅黑" w:hAnsi="微软雅黑" w:eastAsia="微软雅黑"/>
+          <w:sz w:val="21"/>
+        </w:rPr>
+        <w:t>分寸：未定稿前</w:t>
+      </w:r>
+      <w:r>
+        <w:rPr>
+          <w:rFonts w:ascii="微软雅黑" w:hAnsi="微软雅黑" w:eastAsia="微软雅黑"/>
+          <w:b/>
+          <w:sz w:val="21"/>
+        </w:rPr>
+        <w:t>不披露谈判细节</w:t>
+      </w:r>
+      <w:r>
+        <w:rPr>
+          <w:rFonts w:ascii="微软雅黑" w:hAnsi="微软雅黑" w:eastAsia="微软雅黑"/>
+          <w:sz w:val="21"/>
+        </w:rPr>
+        <w:t>；对外只说"初步意向、推进中"，绝不表述为"已签约/已授权"</w:t>
+      </w:r>
+    </w:p>
+    <w:p>
+      <w:pPr>
+        <w:spacing w:after="80" w:line="360" w:lineRule="exact"/>
+        <w:ind w:left="567"/>
+        <w:pBdr>
+          <w:left w:val="single" w:sz="12" w:space="4" w:color="D4272C"/>
+        </w:pBdr>
+      </w:pPr>
+      <w:r>
+        <w:rPr>
+          <w:rFonts w:ascii="微软雅黑" w:hAnsi="微软雅黑" w:eastAsia="微软雅黑"/>
+          <w:color w:val="555555"/>
+          <w:sz w:val="20"/>
+        </w:rPr>
+        <w:t xml:space="preserve">💡 </w:t>
+      </w:r>
+      <w:r>
+        <w:rPr>
+          <w:rFonts w:ascii="微软雅黑" w:hAnsi="微软雅黑" w:eastAsia="微软雅黑"/>
+          <w:b/>
+          <w:color w:val="555555"/>
+          <w:sz w:val="20"/>
+        </w:rPr>
+        <w:t>加分金句</w:t>
+      </w:r>
+      <w:r>
+        <w:rPr>
+          <w:rFonts w:ascii="微软雅黑" w:hAnsi="微软雅黑" w:eastAsia="微软雅黑"/>
+          <w:color w:val="555555"/>
+          <w:sz w:val="20"/>
+        </w:rPr>
+        <w:t>：我更愿意让产品替我说话，而不是让红头文件替我说话。但既然您问到——省经信厅的推荐函我可以当场出示，管委会的数据合作我也如实告诉您还在初步意向阶段。真的假不了，没到的我也不吹。</w:t>
       </w:r>
     </w:p>
     <w:sectPr>
